--- a/Documentation/Treca faza/Komunikacija.docx
+++ b/Documentation/Treca faza/Komunikacija.docx
@@ -1,6 +1,6 @@
 
 <file path=word/document.xml><?xml version="1.0" encoding="utf-8"?>
-<w:document xmlns:wpc="http://schemas.microsoft.com/office/word/2010/wordprocessingCanvas" xmlns:mc="http://schemas.openxmlformats.org/markup-compatibility/2006" xmlns:o="urn:schemas-microsoft-com:office:office" xmlns:r="http://schemas.openxmlformats.org/officeDocument/2006/relationships" xmlns:m="http://schemas.openxmlformats.org/officeDocument/2006/math" xmlns:v="urn:schemas-microsoft-com:vml" xmlns:wp14="http://schemas.microsoft.com/office/word/2010/wordprocessingDrawing" xmlns:wp="http://schemas.openxmlformats.org/drawingml/2006/wordprocessingDrawing" xmlns:w10="urn:schemas-microsoft-com:office:word" xmlns:w="http://schemas.openxmlformats.org/wordprocessingml/2006/main" xmlns:w14="http://schemas.microsoft.com/office/word/2010/wordml" xmlns:w15="http://schemas.microsoft.com/office/word/2012/wordml" xmlns:wpg="http://schemas.microsoft.com/office/word/2010/wordprocessingGroup" xmlns:wpi="http://schemas.microsoft.com/office/word/2010/wordprocessingInk" xmlns:wne="http://schemas.microsoft.com/office/word/2006/wordml" xmlns:wps="http://schemas.microsoft.com/office/word/2010/wordprocessingShape" mc:Ignorable="w14 w15 wp14">
+<w:document xmlns:wpc="http://schemas.microsoft.com/office/word/2010/wordprocessingCanvas" xmlns:mc="http://schemas.openxmlformats.org/markup-compatibility/2006" xmlns:o="urn:schemas-microsoft-com:office:office" xmlns:r="http://schemas.openxmlformats.org/officeDocument/2006/relationships" xmlns:m="http://schemas.openxmlformats.org/officeDocument/2006/math" xmlns:v="urn:schemas-microsoft-com:vml" xmlns:wp14="http://schemas.microsoft.com/office/word/2010/wordprocessingDrawing" xmlns:wp="http://schemas.openxmlformats.org/drawingml/2006/wordprocessingDrawing" xmlns:w10="urn:schemas-microsoft-com:office:word" xmlns:w="http://schemas.openxmlformats.org/wordprocessingml/2006/main" xmlns:w14="http://schemas.microsoft.com/office/word/2010/wordml" xmlns:wpg="http://schemas.microsoft.com/office/word/2010/wordprocessingGroup" xmlns:wpi="http://schemas.microsoft.com/office/word/2010/wordprocessingInk" xmlns:wne="http://schemas.microsoft.com/office/word/2006/wordml" xmlns:wps="http://schemas.microsoft.com/office/word/2010/wordprocessingShape" mc:Ignorable="w14 wp14">
   <w:body>
     <w:p>
       <w:pPr>
@@ -398,40 +398,825 @@
     </w:p>
     <w:p>
       <w:pPr>
-        <w:jc w:val="center"/>
-        <w:rPr>
-          <w:rFonts w:ascii="Times New Roman" w:hAnsi="Times New Roman" w:cs="Times New Roman"/>
-          <w:sz w:val="24"/>
-          <w:szCs w:val="24"/>
+        <w:pStyle w:val="Heading1"/>
+        <w:numPr>
+          <w:ilvl w:val="0"/>
+          <w:numId w:val="2"/>
+        </w:numPr>
+        <w:rPr>
+          <w:rFonts w:ascii="Times New Roman" w:hAnsi="Times New Roman" w:cs="Times New Roman"/>
+          <w:color w:val="auto"/>
+          <w:sz w:val="36"/>
+          <w:szCs w:val="36"/>
           <w:lang w:val="sr-Latn-RS"/>
         </w:rPr>
       </w:pPr>
+      <w:r>
+        <w:rPr>
+          <w:rFonts w:ascii="Times New Roman" w:hAnsi="Times New Roman" w:cs="Times New Roman"/>
+          <w:color w:val="auto"/>
+          <w:sz w:val="36"/>
+          <w:szCs w:val="36"/>
+          <w:lang w:val="sr-Latn-RS"/>
+        </w:rPr>
+        <w:lastRenderedPageBreak/>
+        <w:t>Uvod</w:t>
+      </w:r>
+    </w:p>
+    <w:p>
+      <w:pPr>
+        <w:ind w:left="360"/>
+        <w:jc w:val="both"/>
+        <w:rPr>
+          <w:rFonts w:ascii="Times New Roman" w:hAnsi="Times New Roman" w:cs="Times New Roman"/>
+          <w:sz w:val="24"/>
+          <w:szCs w:val="24"/>
+          <w:lang w:val="sr-Latn-RS"/>
+        </w:rPr>
+      </w:pPr>
+      <w:r>
+        <w:rPr>
+          <w:rFonts w:ascii="Times New Roman" w:hAnsi="Times New Roman" w:cs="Times New Roman"/>
+          <w:sz w:val="24"/>
+          <w:szCs w:val="24"/>
+          <w:lang w:val="sr-Latn-RS"/>
+        </w:rPr>
+        <w:t xml:space="preserve">Ovaj dokument opisuje implementaciju modela komunikacije u okviru TaskIT aplikacije. Za implementaciju asinhrone komunikacije između više radnika i radnika i poslodavca korišćena je SignalR biblioteka, koja omogućava dvosmernu real-time komunikaciju. </w:t>
+      </w:r>
+    </w:p>
+    <w:p>
+      <w:pPr>
+        <w:ind w:left="360"/>
+        <w:jc w:val="both"/>
+        <w:rPr>
+          <w:rFonts w:ascii="Times New Roman" w:hAnsi="Times New Roman" w:cs="Times New Roman"/>
+          <w:sz w:val="24"/>
+          <w:szCs w:val="24"/>
+          <w:lang w:val="sr-Latn-RS"/>
+        </w:rPr>
+      </w:pPr>
+      <w:r>
+        <w:rPr>
+          <w:rFonts w:ascii="Times New Roman" w:hAnsi="Times New Roman" w:cs="Times New Roman"/>
+          <w:sz w:val="24"/>
+          <w:szCs w:val="24"/>
+          <w:lang w:val="sr-Latn-RS"/>
+        </w:rPr>
+        <w:t>SignalR biblioteka je izabrana jer pruža jednostavan način obaveštavanja korisnika ili grupa korisnika o događajima, bez potrebe za kon</w:t>
+      </w:r>
+      <w:r>
+        <w:rPr>
+          <w:rFonts w:ascii="Times New Roman" w:hAnsi="Times New Roman" w:cs="Times New Roman"/>
+          <w:sz w:val="24"/>
+          <w:szCs w:val="24"/>
+          <w:lang w:val="sr-Latn-RS"/>
+        </w:rPr>
+        <w:t>stantnim osvežavanjem klijenta.</w:t>
+      </w:r>
+    </w:p>
+    <w:p>
+      <w:pPr>
+        <w:pStyle w:val="Heading1"/>
+        <w:numPr>
+          <w:ilvl w:val="0"/>
+          <w:numId w:val="2"/>
+        </w:numPr>
+        <w:rPr>
+          <w:rFonts w:ascii="Times New Roman" w:hAnsi="Times New Roman" w:cs="Times New Roman"/>
+          <w:color w:val="auto"/>
+          <w:sz w:val="36"/>
+          <w:szCs w:val="36"/>
+          <w:lang w:val="en-GB"/>
+        </w:rPr>
+      </w:pPr>
+      <w:proofErr w:type="spellStart"/>
+      <w:r>
+        <w:rPr>
+          <w:rFonts w:ascii="Times New Roman" w:hAnsi="Times New Roman" w:cs="Times New Roman"/>
+          <w:color w:val="auto"/>
+          <w:sz w:val="36"/>
+          <w:szCs w:val="36"/>
+          <w:lang w:val="en-GB"/>
+        </w:rPr>
+        <w:t>Arhitektura</w:t>
+      </w:r>
+      <w:proofErr w:type="spellEnd"/>
+      <w:r>
+        <w:rPr>
+          <w:rFonts w:ascii="Times New Roman" w:hAnsi="Times New Roman" w:cs="Times New Roman"/>
+          <w:color w:val="auto"/>
+          <w:sz w:val="36"/>
+          <w:szCs w:val="36"/>
+          <w:lang w:val="en-GB"/>
+        </w:rPr>
+        <w:t xml:space="preserve"> </w:t>
+      </w:r>
+      <w:proofErr w:type="spellStart"/>
+      <w:r>
+        <w:rPr>
+          <w:rFonts w:ascii="Times New Roman" w:hAnsi="Times New Roman" w:cs="Times New Roman"/>
+          <w:color w:val="auto"/>
+          <w:sz w:val="36"/>
+          <w:szCs w:val="36"/>
+          <w:lang w:val="en-GB"/>
+        </w:rPr>
+        <w:t>komunikacije</w:t>
+      </w:r>
+      <w:proofErr w:type="spellEnd"/>
+      <w:r>
+        <w:rPr>
+          <w:rFonts w:ascii="Times New Roman" w:hAnsi="Times New Roman" w:cs="Times New Roman"/>
+          <w:color w:val="auto"/>
+          <w:sz w:val="36"/>
+          <w:szCs w:val="36"/>
+          <w:lang w:val="en-GB"/>
+        </w:rPr>
+        <w:t xml:space="preserve"> </w:t>
+      </w:r>
+    </w:p>
+    <w:p>
+      <w:pPr>
+        <w:ind w:left="360"/>
+        <w:rPr>
+          <w:rFonts w:ascii="Times New Roman" w:hAnsi="Times New Roman" w:cs="Times New Roman"/>
+          <w:sz w:val="24"/>
+          <w:szCs w:val="24"/>
+          <w:lang w:val="en-GB"/>
+        </w:rPr>
+      </w:pPr>
+      <w:proofErr w:type="spellStart"/>
+      <w:r>
+        <w:rPr>
+          <w:rFonts w:ascii="Times New Roman" w:hAnsi="Times New Roman" w:cs="Times New Roman"/>
+          <w:sz w:val="24"/>
+          <w:szCs w:val="24"/>
+          <w:lang w:val="en-GB"/>
+        </w:rPr>
+        <w:t>Komunikacioni</w:t>
+      </w:r>
+      <w:proofErr w:type="spellEnd"/>
+      <w:r>
+        <w:rPr>
+          <w:rFonts w:ascii="Times New Roman" w:hAnsi="Times New Roman" w:cs="Times New Roman"/>
+          <w:sz w:val="24"/>
+          <w:szCs w:val="24"/>
+          <w:lang w:val="en-GB"/>
+        </w:rPr>
+        <w:t xml:space="preserve"> model se </w:t>
+      </w:r>
+      <w:proofErr w:type="spellStart"/>
+      <w:r>
+        <w:rPr>
+          <w:rFonts w:ascii="Times New Roman" w:hAnsi="Times New Roman" w:cs="Times New Roman"/>
+          <w:sz w:val="24"/>
+          <w:szCs w:val="24"/>
+          <w:lang w:val="en-GB"/>
+        </w:rPr>
+        <w:t>zasniva</w:t>
+      </w:r>
+      <w:proofErr w:type="spellEnd"/>
+      <w:r>
+        <w:rPr>
+          <w:rFonts w:ascii="Times New Roman" w:hAnsi="Times New Roman" w:cs="Times New Roman"/>
+          <w:sz w:val="24"/>
+          <w:szCs w:val="24"/>
+          <w:lang w:val="en-GB"/>
+        </w:rPr>
+        <w:t xml:space="preserve"> </w:t>
+      </w:r>
+      <w:proofErr w:type="spellStart"/>
+      <w:proofErr w:type="gramStart"/>
+      <w:r>
+        <w:rPr>
+          <w:rFonts w:ascii="Times New Roman" w:hAnsi="Times New Roman" w:cs="Times New Roman"/>
+          <w:sz w:val="24"/>
+          <w:szCs w:val="24"/>
+          <w:lang w:val="en-GB"/>
+        </w:rPr>
+        <w:t>na</w:t>
+      </w:r>
+      <w:proofErr w:type="spellEnd"/>
+      <w:proofErr w:type="gramEnd"/>
+      <w:r>
+        <w:rPr>
+          <w:rFonts w:ascii="Times New Roman" w:hAnsi="Times New Roman" w:cs="Times New Roman"/>
+          <w:sz w:val="24"/>
+          <w:szCs w:val="24"/>
+          <w:lang w:val="en-GB"/>
+        </w:rPr>
+        <w:t xml:space="preserve"> </w:t>
+      </w:r>
+      <w:proofErr w:type="spellStart"/>
+      <w:r>
+        <w:rPr>
+          <w:rFonts w:ascii="Times New Roman" w:hAnsi="Times New Roman" w:cs="Times New Roman"/>
+          <w:sz w:val="24"/>
+          <w:szCs w:val="24"/>
+          <w:lang w:val="en-GB"/>
+        </w:rPr>
+        <w:t>sledećim</w:t>
+      </w:r>
+      <w:proofErr w:type="spellEnd"/>
+      <w:r>
+        <w:rPr>
+          <w:rFonts w:ascii="Times New Roman" w:hAnsi="Times New Roman" w:cs="Times New Roman"/>
+          <w:sz w:val="24"/>
+          <w:szCs w:val="24"/>
+          <w:lang w:val="en-GB"/>
+        </w:rPr>
+        <w:t xml:space="preserve"> </w:t>
+      </w:r>
+      <w:proofErr w:type="spellStart"/>
+      <w:r>
+        <w:rPr>
+          <w:rFonts w:ascii="Times New Roman" w:hAnsi="Times New Roman" w:cs="Times New Roman"/>
+          <w:sz w:val="24"/>
+          <w:szCs w:val="24"/>
+          <w:lang w:val="en-GB"/>
+        </w:rPr>
+        <w:t>komponentama</w:t>
+      </w:r>
+      <w:proofErr w:type="spellEnd"/>
+      <w:r>
+        <w:rPr>
+          <w:rFonts w:ascii="Times New Roman" w:hAnsi="Times New Roman" w:cs="Times New Roman"/>
+          <w:sz w:val="24"/>
+          <w:szCs w:val="24"/>
+          <w:lang w:val="en-GB"/>
+        </w:rPr>
+        <w:t>:</w:t>
+      </w:r>
     </w:p>
     <w:p>
       <w:pPr>
         <w:pStyle w:val="ListParagraph"/>
         <w:numPr>
           <w:ilvl w:val="0"/>
-          <w:numId w:val="1"/>
+          <w:numId w:val="3"/>
         </w:numPr>
-        <w:jc w:val="both"/>
-        <w:rPr>
-          <w:rFonts w:ascii="Times New Roman" w:hAnsi="Times New Roman" w:cs="Times New Roman"/>
-          <w:i/>
-          <w:sz w:val="24"/>
-          <w:szCs w:val="24"/>
-          <w:lang w:val="sr-Latn-RS"/>
-        </w:rPr>
-      </w:pPr>
-      <w:r>
-        <w:rPr>
-          <w:rFonts w:ascii="Times New Roman" w:hAnsi="Times New Roman" w:cs="Times New Roman"/>
-          <w:i/>
-          <w:sz w:val="24"/>
-          <w:szCs w:val="24"/>
-          <w:lang w:val="sr-Latn-RS"/>
-        </w:rPr>
-        <w:t>Model komunikacije</w:t>
+        <w:rPr>
+          <w:rFonts w:ascii="Times New Roman" w:hAnsi="Times New Roman" w:cs="Times New Roman"/>
+          <w:sz w:val="24"/>
+          <w:szCs w:val="24"/>
+          <w:lang w:val="en-GB"/>
+        </w:rPr>
+      </w:pPr>
+      <w:proofErr w:type="spellStart"/>
+      <w:proofErr w:type="gramStart"/>
+      <w:r>
+        <w:rPr>
+          <w:rFonts w:ascii="Times New Roman" w:hAnsi="Times New Roman" w:cs="Times New Roman"/>
+          <w:sz w:val="24"/>
+          <w:szCs w:val="24"/>
+          <w:u w:val="single"/>
+          <w:lang w:val="en-GB"/>
+        </w:rPr>
+        <w:t>TaskItHub</w:t>
+      </w:r>
+      <w:proofErr w:type="spellEnd"/>
+      <w:r>
+        <w:rPr>
+          <w:rFonts w:ascii="Times New Roman" w:hAnsi="Times New Roman" w:cs="Times New Roman"/>
+          <w:sz w:val="24"/>
+          <w:szCs w:val="24"/>
+          <w:u w:val="single"/>
+          <w:lang w:val="en-GB"/>
+        </w:rPr>
+        <w:t>(</w:t>
+      </w:r>
+      <w:proofErr w:type="spellStart"/>
+      <w:proofErr w:type="gramEnd"/>
+      <w:r>
+        <w:rPr>
+          <w:rFonts w:ascii="Times New Roman" w:hAnsi="Times New Roman" w:cs="Times New Roman"/>
+          <w:sz w:val="24"/>
+          <w:szCs w:val="24"/>
+          <w:u w:val="single"/>
+          <w:lang w:val="en-GB"/>
+        </w:rPr>
+        <w:t>SignalR</w:t>
+      </w:r>
+      <w:proofErr w:type="spellEnd"/>
+      <w:r>
+        <w:rPr>
+          <w:rFonts w:ascii="Times New Roman" w:hAnsi="Times New Roman" w:cs="Times New Roman"/>
+          <w:sz w:val="24"/>
+          <w:szCs w:val="24"/>
+          <w:u w:val="single"/>
+          <w:lang w:val="en-GB"/>
+        </w:rPr>
+        <w:t xml:space="preserve"> Hub)</w:t>
+      </w:r>
+      <w:r>
+        <w:rPr>
+          <w:rFonts w:ascii="Times New Roman" w:hAnsi="Times New Roman" w:cs="Times New Roman"/>
+          <w:sz w:val="24"/>
+          <w:szCs w:val="24"/>
+          <w:lang w:val="en-GB"/>
+        </w:rPr>
+        <w:t xml:space="preserve"> je </w:t>
+      </w:r>
+      <w:proofErr w:type="spellStart"/>
+      <w:r>
+        <w:rPr>
+          <w:rFonts w:ascii="Times New Roman" w:hAnsi="Times New Roman" w:cs="Times New Roman"/>
+          <w:sz w:val="24"/>
+          <w:szCs w:val="24"/>
+          <w:lang w:val="en-GB"/>
+        </w:rPr>
+        <w:t>centralna</w:t>
+      </w:r>
+      <w:proofErr w:type="spellEnd"/>
+      <w:r>
+        <w:rPr>
+          <w:rFonts w:ascii="Times New Roman" w:hAnsi="Times New Roman" w:cs="Times New Roman"/>
+          <w:sz w:val="24"/>
+          <w:szCs w:val="24"/>
+          <w:lang w:val="en-GB"/>
+        </w:rPr>
+        <w:t xml:space="preserve"> </w:t>
+      </w:r>
+      <w:proofErr w:type="spellStart"/>
+      <w:r>
+        <w:rPr>
+          <w:rFonts w:ascii="Times New Roman" w:hAnsi="Times New Roman" w:cs="Times New Roman"/>
+          <w:sz w:val="24"/>
+          <w:szCs w:val="24"/>
+          <w:lang w:val="en-GB"/>
+        </w:rPr>
+        <w:t>tačka</w:t>
+      </w:r>
+      <w:proofErr w:type="spellEnd"/>
+      <w:r>
+        <w:rPr>
+          <w:rFonts w:ascii="Times New Roman" w:hAnsi="Times New Roman" w:cs="Times New Roman"/>
+          <w:sz w:val="24"/>
+          <w:szCs w:val="24"/>
+          <w:lang w:val="en-GB"/>
+        </w:rPr>
+        <w:t xml:space="preserve"> </w:t>
+      </w:r>
+      <w:proofErr w:type="spellStart"/>
+      <w:r>
+        <w:rPr>
+          <w:rFonts w:ascii="Times New Roman" w:hAnsi="Times New Roman" w:cs="Times New Roman"/>
+          <w:sz w:val="24"/>
+          <w:szCs w:val="24"/>
+          <w:lang w:val="en-GB"/>
+        </w:rPr>
+        <w:t>komunikacije</w:t>
+      </w:r>
+      <w:proofErr w:type="spellEnd"/>
+      <w:r>
+        <w:rPr>
+          <w:rFonts w:ascii="Times New Roman" w:hAnsi="Times New Roman" w:cs="Times New Roman"/>
+          <w:sz w:val="24"/>
+          <w:szCs w:val="24"/>
+          <w:lang w:val="en-GB"/>
+        </w:rPr>
+        <w:t xml:space="preserve"> </w:t>
+      </w:r>
+      <w:proofErr w:type="spellStart"/>
+      <w:r>
+        <w:rPr>
+          <w:rFonts w:ascii="Times New Roman" w:hAnsi="Times New Roman" w:cs="Times New Roman"/>
+          <w:sz w:val="24"/>
+          <w:szCs w:val="24"/>
+          <w:lang w:val="en-GB"/>
+        </w:rPr>
+        <w:t>između</w:t>
+      </w:r>
+      <w:proofErr w:type="spellEnd"/>
+      <w:r>
+        <w:rPr>
+          <w:rFonts w:ascii="Times New Roman" w:hAnsi="Times New Roman" w:cs="Times New Roman"/>
+          <w:sz w:val="24"/>
+          <w:szCs w:val="24"/>
+          <w:lang w:val="en-GB"/>
+        </w:rPr>
+        <w:t xml:space="preserve"> </w:t>
+      </w:r>
+      <w:proofErr w:type="spellStart"/>
+      <w:r>
+        <w:rPr>
+          <w:rFonts w:ascii="Times New Roman" w:hAnsi="Times New Roman" w:cs="Times New Roman"/>
+          <w:sz w:val="24"/>
+          <w:szCs w:val="24"/>
+          <w:lang w:val="en-GB"/>
+        </w:rPr>
+        <w:t>servera</w:t>
+      </w:r>
+      <w:proofErr w:type="spellEnd"/>
+      <w:r>
+        <w:rPr>
+          <w:rFonts w:ascii="Times New Roman" w:hAnsi="Times New Roman" w:cs="Times New Roman"/>
+          <w:sz w:val="24"/>
+          <w:szCs w:val="24"/>
+          <w:lang w:val="en-GB"/>
+        </w:rPr>
+        <w:t xml:space="preserve"> </w:t>
+      </w:r>
+      <w:proofErr w:type="spellStart"/>
+      <w:r>
+        <w:rPr>
+          <w:rFonts w:ascii="Times New Roman" w:hAnsi="Times New Roman" w:cs="Times New Roman"/>
+          <w:sz w:val="24"/>
+          <w:szCs w:val="24"/>
+          <w:lang w:val="en-GB"/>
+        </w:rPr>
+        <w:t>i</w:t>
+      </w:r>
+      <w:proofErr w:type="spellEnd"/>
+      <w:r>
+        <w:rPr>
+          <w:rFonts w:ascii="Times New Roman" w:hAnsi="Times New Roman" w:cs="Times New Roman"/>
+          <w:sz w:val="24"/>
+          <w:szCs w:val="24"/>
+          <w:lang w:val="en-GB"/>
+        </w:rPr>
+        <w:t xml:space="preserve"> </w:t>
+      </w:r>
+      <w:proofErr w:type="spellStart"/>
+      <w:r>
+        <w:rPr>
+          <w:rFonts w:ascii="Times New Roman" w:hAnsi="Times New Roman" w:cs="Times New Roman"/>
+          <w:sz w:val="24"/>
+          <w:szCs w:val="24"/>
+          <w:lang w:val="en-GB"/>
+        </w:rPr>
+        <w:t>klijenta</w:t>
+      </w:r>
+      <w:proofErr w:type="spellEnd"/>
+      <w:r>
+        <w:rPr>
+          <w:rFonts w:ascii="Times New Roman" w:hAnsi="Times New Roman" w:cs="Times New Roman"/>
+          <w:sz w:val="24"/>
+          <w:szCs w:val="24"/>
+          <w:lang w:val="en-GB"/>
+        </w:rPr>
+        <w:t xml:space="preserve">. </w:t>
+      </w:r>
+      <w:proofErr w:type="spellStart"/>
+      <w:r>
+        <w:rPr>
+          <w:rFonts w:ascii="Times New Roman" w:hAnsi="Times New Roman" w:cs="Times New Roman"/>
+          <w:sz w:val="24"/>
+          <w:szCs w:val="24"/>
+          <w:lang w:val="en-GB"/>
+        </w:rPr>
+        <w:t>Svaki</w:t>
+      </w:r>
+      <w:proofErr w:type="spellEnd"/>
+      <w:r>
+        <w:rPr>
+          <w:rFonts w:ascii="Times New Roman" w:hAnsi="Times New Roman" w:cs="Times New Roman"/>
+          <w:sz w:val="24"/>
+          <w:szCs w:val="24"/>
+          <w:lang w:val="en-GB"/>
+        </w:rPr>
+        <w:t xml:space="preserve"> </w:t>
+      </w:r>
+      <w:proofErr w:type="spellStart"/>
+      <w:r>
+        <w:rPr>
+          <w:rFonts w:ascii="Times New Roman" w:hAnsi="Times New Roman" w:cs="Times New Roman"/>
+          <w:sz w:val="24"/>
+          <w:szCs w:val="24"/>
+          <w:lang w:val="en-GB"/>
+        </w:rPr>
+        <w:t>korisnik</w:t>
+      </w:r>
+      <w:proofErr w:type="spellEnd"/>
+      <w:r>
+        <w:rPr>
+          <w:rFonts w:ascii="Times New Roman" w:hAnsi="Times New Roman" w:cs="Times New Roman"/>
+          <w:sz w:val="24"/>
+          <w:szCs w:val="24"/>
+          <w:lang w:val="en-GB"/>
+        </w:rPr>
+        <w:t xml:space="preserve"> se </w:t>
+      </w:r>
+      <w:proofErr w:type="spellStart"/>
+      <w:r>
+        <w:rPr>
+          <w:rFonts w:ascii="Times New Roman" w:hAnsi="Times New Roman" w:cs="Times New Roman"/>
+          <w:sz w:val="24"/>
+          <w:szCs w:val="24"/>
+          <w:lang w:val="en-GB"/>
+        </w:rPr>
+        <w:t>povezuje</w:t>
+      </w:r>
+      <w:proofErr w:type="spellEnd"/>
+      <w:r>
+        <w:rPr>
+          <w:rFonts w:ascii="Times New Roman" w:hAnsi="Times New Roman" w:cs="Times New Roman"/>
+          <w:sz w:val="24"/>
+          <w:szCs w:val="24"/>
+          <w:lang w:val="en-GB"/>
+        </w:rPr>
+        <w:t xml:space="preserve"> </w:t>
+      </w:r>
+      <w:proofErr w:type="spellStart"/>
+      <w:proofErr w:type="gramStart"/>
+      <w:r>
+        <w:rPr>
+          <w:rFonts w:ascii="Times New Roman" w:hAnsi="Times New Roman" w:cs="Times New Roman"/>
+          <w:sz w:val="24"/>
+          <w:szCs w:val="24"/>
+          <w:lang w:val="en-GB"/>
+        </w:rPr>
+        <w:t>na</w:t>
+      </w:r>
+      <w:proofErr w:type="spellEnd"/>
+      <w:proofErr w:type="gramEnd"/>
+      <w:r>
+        <w:rPr>
+          <w:rFonts w:ascii="Times New Roman" w:hAnsi="Times New Roman" w:cs="Times New Roman"/>
+          <w:sz w:val="24"/>
+          <w:szCs w:val="24"/>
+          <w:lang w:val="en-GB"/>
+        </w:rPr>
+        <w:t xml:space="preserve"> Hub </w:t>
+      </w:r>
+      <w:proofErr w:type="spellStart"/>
+      <w:r>
+        <w:rPr>
+          <w:rFonts w:ascii="Times New Roman" w:hAnsi="Times New Roman" w:cs="Times New Roman"/>
+          <w:sz w:val="24"/>
+          <w:szCs w:val="24"/>
+          <w:lang w:val="en-GB"/>
+        </w:rPr>
+        <w:t>koristeći</w:t>
+      </w:r>
+      <w:proofErr w:type="spellEnd"/>
+      <w:r>
+        <w:rPr>
+          <w:rFonts w:ascii="Times New Roman" w:hAnsi="Times New Roman" w:cs="Times New Roman"/>
+          <w:sz w:val="24"/>
+          <w:szCs w:val="24"/>
+          <w:lang w:val="en-GB"/>
+        </w:rPr>
+        <w:t xml:space="preserve"> </w:t>
+      </w:r>
+      <w:proofErr w:type="spellStart"/>
+      <w:r>
+        <w:rPr>
+          <w:rFonts w:ascii="Times New Roman" w:hAnsi="Times New Roman" w:cs="Times New Roman"/>
+          <w:sz w:val="24"/>
+          <w:szCs w:val="24"/>
+          <w:lang w:val="en-GB"/>
+        </w:rPr>
+        <w:t>SignalR</w:t>
+      </w:r>
+      <w:proofErr w:type="spellEnd"/>
+      <w:r>
+        <w:rPr>
+          <w:rFonts w:ascii="Times New Roman" w:hAnsi="Times New Roman" w:cs="Times New Roman"/>
+          <w:sz w:val="24"/>
+          <w:szCs w:val="24"/>
+          <w:lang w:val="en-GB"/>
+        </w:rPr>
+        <w:t xml:space="preserve"> </w:t>
+      </w:r>
+      <w:proofErr w:type="spellStart"/>
+      <w:r>
+        <w:rPr>
+          <w:rFonts w:ascii="Times New Roman" w:hAnsi="Times New Roman" w:cs="Times New Roman"/>
+          <w:sz w:val="24"/>
+          <w:szCs w:val="24"/>
+          <w:lang w:val="en-GB"/>
+        </w:rPr>
+        <w:t>konekciju</w:t>
+      </w:r>
+      <w:proofErr w:type="spellEnd"/>
+      <w:r>
+        <w:rPr>
+          <w:rFonts w:ascii="Times New Roman" w:hAnsi="Times New Roman" w:cs="Times New Roman"/>
+          <w:sz w:val="24"/>
+          <w:szCs w:val="24"/>
+          <w:lang w:val="en-GB"/>
+        </w:rPr>
+        <w:t xml:space="preserve">. </w:t>
+      </w:r>
+      <w:proofErr w:type="spellStart"/>
+      <w:r>
+        <w:rPr>
+          <w:rFonts w:ascii="Times New Roman" w:hAnsi="Times New Roman" w:cs="Times New Roman"/>
+          <w:sz w:val="24"/>
+          <w:szCs w:val="24"/>
+          <w:lang w:val="en-GB"/>
+        </w:rPr>
+        <w:t>Upravljanje</w:t>
+      </w:r>
+      <w:proofErr w:type="spellEnd"/>
+      <w:r>
+        <w:rPr>
+          <w:rFonts w:ascii="Times New Roman" w:hAnsi="Times New Roman" w:cs="Times New Roman"/>
+          <w:sz w:val="24"/>
+          <w:szCs w:val="24"/>
+          <w:lang w:val="en-GB"/>
+        </w:rPr>
+        <w:t xml:space="preserve"> </w:t>
+      </w:r>
+      <w:proofErr w:type="spellStart"/>
+      <w:r>
+        <w:rPr>
+          <w:rFonts w:ascii="Times New Roman" w:hAnsi="Times New Roman" w:cs="Times New Roman"/>
+          <w:sz w:val="24"/>
+          <w:szCs w:val="24"/>
+          <w:lang w:val="en-GB"/>
+        </w:rPr>
+        <w:t>grupama</w:t>
+      </w:r>
+      <w:proofErr w:type="spellEnd"/>
+      <w:r>
+        <w:rPr>
+          <w:rFonts w:ascii="Times New Roman" w:hAnsi="Times New Roman" w:cs="Times New Roman"/>
+          <w:sz w:val="24"/>
+          <w:szCs w:val="24"/>
+          <w:lang w:val="en-GB"/>
+        </w:rPr>
+        <w:t xml:space="preserve"> </w:t>
+      </w:r>
+      <w:proofErr w:type="spellStart"/>
+      <w:r>
+        <w:rPr>
+          <w:rFonts w:ascii="Times New Roman" w:hAnsi="Times New Roman" w:cs="Times New Roman"/>
+          <w:sz w:val="24"/>
+          <w:szCs w:val="24"/>
+          <w:lang w:val="en-GB"/>
+        </w:rPr>
+        <w:t>korisnika</w:t>
+      </w:r>
+      <w:proofErr w:type="spellEnd"/>
+      <w:r>
+        <w:rPr>
+          <w:rFonts w:ascii="Times New Roman" w:hAnsi="Times New Roman" w:cs="Times New Roman"/>
+          <w:sz w:val="24"/>
+          <w:szCs w:val="24"/>
+          <w:lang w:val="en-GB"/>
+        </w:rPr>
+        <w:t>(</w:t>
+      </w:r>
+      <w:proofErr w:type="spellStart"/>
+      <w:r>
+        <w:rPr>
+          <w:rFonts w:ascii="Times New Roman" w:hAnsi="Times New Roman" w:cs="Times New Roman"/>
+          <w:sz w:val="24"/>
+          <w:szCs w:val="24"/>
+          <w:lang w:val="en-GB"/>
+        </w:rPr>
+        <w:t>po</w:t>
+      </w:r>
+      <w:proofErr w:type="spellEnd"/>
+      <w:r>
+        <w:rPr>
+          <w:rFonts w:ascii="Times New Roman" w:hAnsi="Times New Roman" w:cs="Times New Roman"/>
+          <w:sz w:val="24"/>
+          <w:szCs w:val="24"/>
+          <w:lang w:val="en-GB"/>
+        </w:rPr>
+        <w:t xml:space="preserve"> </w:t>
+      </w:r>
+      <w:proofErr w:type="spellStart"/>
+      <w:r>
+        <w:rPr>
+          <w:rFonts w:ascii="Times New Roman" w:hAnsi="Times New Roman" w:cs="Times New Roman"/>
+          <w:sz w:val="24"/>
+          <w:szCs w:val="24"/>
+          <w:lang w:val="en-GB"/>
+        </w:rPr>
+        <w:t>tipu</w:t>
+      </w:r>
+      <w:proofErr w:type="spellEnd"/>
+      <w:r>
+        <w:rPr>
+          <w:rFonts w:ascii="Times New Roman" w:hAnsi="Times New Roman" w:cs="Times New Roman"/>
+          <w:sz w:val="24"/>
+          <w:szCs w:val="24"/>
+          <w:lang w:val="en-GB"/>
+        </w:rPr>
+        <w:t xml:space="preserve"> </w:t>
+      </w:r>
+      <w:proofErr w:type="spellStart"/>
+      <w:r>
+        <w:rPr>
+          <w:rFonts w:ascii="Times New Roman" w:hAnsi="Times New Roman" w:cs="Times New Roman"/>
+          <w:sz w:val="24"/>
+          <w:szCs w:val="24"/>
+          <w:lang w:val="en-GB"/>
+        </w:rPr>
+        <w:t>posla</w:t>
+      </w:r>
+      <w:proofErr w:type="spellEnd"/>
+      <w:r>
+        <w:rPr>
+          <w:rFonts w:ascii="Times New Roman" w:hAnsi="Times New Roman" w:cs="Times New Roman"/>
+          <w:sz w:val="24"/>
+          <w:szCs w:val="24"/>
+          <w:lang w:val="en-GB"/>
+        </w:rPr>
+        <w:t xml:space="preserve"> </w:t>
+      </w:r>
+      <w:proofErr w:type="spellStart"/>
+      <w:r>
+        <w:rPr>
+          <w:rFonts w:ascii="Times New Roman" w:hAnsi="Times New Roman" w:cs="Times New Roman"/>
+          <w:sz w:val="24"/>
+          <w:szCs w:val="24"/>
+          <w:lang w:val="en-GB"/>
+        </w:rPr>
+        <w:t>ili</w:t>
+      </w:r>
+      <w:proofErr w:type="spellEnd"/>
+      <w:r>
+        <w:rPr>
+          <w:rFonts w:ascii="Times New Roman" w:hAnsi="Times New Roman" w:cs="Times New Roman"/>
+          <w:sz w:val="24"/>
+          <w:szCs w:val="24"/>
+          <w:lang w:val="en-GB"/>
+        </w:rPr>
+        <w:t xml:space="preserve"> </w:t>
+      </w:r>
+      <w:proofErr w:type="spellStart"/>
+      <w:r>
+        <w:rPr>
+          <w:rFonts w:ascii="Times New Roman" w:hAnsi="Times New Roman" w:cs="Times New Roman"/>
+          <w:sz w:val="24"/>
+          <w:szCs w:val="24"/>
+          <w:lang w:val="en-GB"/>
+        </w:rPr>
+        <w:t>po</w:t>
+      </w:r>
+      <w:proofErr w:type="spellEnd"/>
+      <w:r>
+        <w:rPr>
+          <w:rFonts w:ascii="Times New Roman" w:hAnsi="Times New Roman" w:cs="Times New Roman"/>
+          <w:sz w:val="24"/>
+          <w:szCs w:val="24"/>
+          <w:lang w:val="en-GB"/>
+        </w:rPr>
+        <w:t xml:space="preserve"> </w:t>
+      </w:r>
+      <w:proofErr w:type="spellStart"/>
+      <w:r>
+        <w:rPr>
+          <w:rFonts w:ascii="Times New Roman" w:hAnsi="Times New Roman" w:cs="Times New Roman"/>
+          <w:sz w:val="24"/>
+          <w:szCs w:val="24"/>
+          <w:lang w:val="en-GB"/>
+        </w:rPr>
+        <w:t>poslodavcu</w:t>
+      </w:r>
+      <w:proofErr w:type="spellEnd"/>
+      <w:r>
+        <w:rPr>
+          <w:rFonts w:ascii="Times New Roman" w:hAnsi="Times New Roman" w:cs="Times New Roman"/>
+          <w:sz w:val="24"/>
+          <w:szCs w:val="24"/>
+          <w:lang w:val="en-GB"/>
+        </w:rPr>
+        <w:t xml:space="preserve">) se </w:t>
+      </w:r>
+      <w:proofErr w:type="spellStart"/>
+      <w:r>
+        <w:rPr>
+          <w:rFonts w:ascii="Times New Roman" w:hAnsi="Times New Roman" w:cs="Times New Roman"/>
+          <w:sz w:val="24"/>
+          <w:szCs w:val="24"/>
+          <w:lang w:val="en-GB"/>
+        </w:rPr>
+        <w:t>vrši</w:t>
+      </w:r>
+      <w:proofErr w:type="spellEnd"/>
+      <w:r>
+        <w:rPr>
+          <w:rFonts w:ascii="Times New Roman" w:hAnsi="Times New Roman" w:cs="Times New Roman"/>
+          <w:sz w:val="24"/>
+          <w:szCs w:val="24"/>
+          <w:lang w:val="en-GB"/>
+        </w:rPr>
+        <w:t xml:space="preserve"> </w:t>
+      </w:r>
+      <w:proofErr w:type="spellStart"/>
+      <w:r>
+        <w:rPr>
+          <w:rFonts w:ascii="Times New Roman" w:hAnsi="Times New Roman" w:cs="Times New Roman"/>
+          <w:sz w:val="24"/>
+          <w:szCs w:val="24"/>
+          <w:lang w:val="en-GB"/>
+        </w:rPr>
+        <w:t>unutra</w:t>
+      </w:r>
+      <w:proofErr w:type="spellEnd"/>
+      <w:r>
+        <w:rPr>
+          <w:rFonts w:ascii="Times New Roman" w:hAnsi="Times New Roman" w:cs="Times New Roman"/>
+          <w:sz w:val="24"/>
+          <w:szCs w:val="24"/>
+          <w:lang w:val="en-GB"/>
+        </w:rPr>
+        <w:t xml:space="preserve"> Hub-a</w:t>
       </w:r>
     </w:p>
     <w:p>
@@ -439,19 +1224,5355 @@
         <w:pStyle w:val="ListParagraph"/>
         <w:numPr>
           <w:ilvl w:val="0"/>
-          <w:numId w:val="1"/>
+          <w:numId w:val="3"/>
         </w:numPr>
-        <w:jc w:val="both"/>
-        <w:rPr>
-          <w:rFonts w:ascii="Times New Roman" w:hAnsi="Times New Roman" w:cs="Times New Roman"/>
-          <w:i/>
-          <w:sz w:val="24"/>
-          <w:szCs w:val="24"/>
-          <w:lang w:val="sr-Latn-RS"/>
-        </w:rPr>
-      </w:pPr>
+        <w:rPr>
+          <w:rFonts w:ascii="Times New Roman" w:hAnsi="Times New Roman" w:cs="Times New Roman"/>
+          <w:sz w:val="24"/>
+          <w:szCs w:val="24"/>
+          <w:u w:val="single"/>
+          <w:lang w:val="en-GB"/>
+        </w:rPr>
+      </w:pPr>
+      <w:proofErr w:type="spellStart"/>
+      <w:r>
+        <w:rPr>
+          <w:rFonts w:ascii="Times New Roman" w:hAnsi="Times New Roman" w:cs="Times New Roman"/>
+          <w:sz w:val="24"/>
+          <w:szCs w:val="24"/>
+          <w:u w:val="single"/>
+          <w:lang w:val="en-GB"/>
+        </w:rPr>
+        <w:t>SignalRGroupManager</w:t>
+      </w:r>
+      <w:proofErr w:type="spellEnd"/>
+      <w:r>
+        <w:rPr>
+          <w:rFonts w:ascii="Times New Roman" w:hAnsi="Times New Roman" w:cs="Times New Roman"/>
+          <w:sz w:val="24"/>
+          <w:szCs w:val="24"/>
+          <w:u w:val="single"/>
+          <w:lang w:val="en-GB"/>
+        </w:rPr>
+        <w:t xml:space="preserve"> </w:t>
+      </w:r>
+      <w:r>
+        <w:rPr>
+          <w:rFonts w:ascii="Times New Roman" w:hAnsi="Times New Roman" w:cs="Times New Roman"/>
+          <w:sz w:val="24"/>
+          <w:szCs w:val="24"/>
+          <w:lang w:val="en-GB"/>
+        </w:rPr>
+        <w:t xml:space="preserve">je </w:t>
+      </w:r>
+      <w:proofErr w:type="spellStart"/>
+      <w:r>
+        <w:rPr>
+          <w:rFonts w:ascii="Times New Roman" w:hAnsi="Times New Roman" w:cs="Times New Roman"/>
+          <w:sz w:val="24"/>
+          <w:szCs w:val="24"/>
+          <w:lang w:val="en-GB"/>
+        </w:rPr>
+        <w:t>odgovoran</w:t>
+      </w:r>
+      <w:proofErr w:type="spellEnd"/>
+      <w:r>
+        <w:rPr>
+          <w:rFonts w:ascii="Times New Roman" w:hAnsi="Times New Roman" w:cs="Times New Roman"/>
+          <w:sz w:val="24"/>
+          <w:szCs w:val="24"/>
+          <w:lang w:val="en-GB"/>
+        </w:rPr>
+        <w:t xml:space="preserve"> </w:t>
+      </w:r>
+      <w:proofErr w:type="spellStart"/>
+      <w:r>
+        <w:rPr>
+          <w:rFonts w:ascii="Times New Roman" w:hAnsi="Times New Roman" w:cs="Times New Roman"/>
+          <w:sz w:val="24"/>
+          <w:szCs w:val="24"/>
+          <w:lang w:val="en-GB"/>
+        </w:rPr>
+        <w:t>za</w:t>
+      </w:r>
+      <w:proofErr w:type="spellEnd"/>
+      <w:r>
+        <w:rPr>
+          <w:rFonts w:ascii="Times New Roman" w:hAnsi="Times New Roman" w:cs="Times New Roman"/>
+          <w:sz w:val="24"/>
+          <w:szCs w:val="24"/>
+          <w:lang w:val="en-GB"/>
+        </w:rPr>
+        <w:t xml:space="preserve"> </w:t>
+      </w:r>
+      <w:proofErr w:type="spellStart"/>
+      <w:r>
+        <w:rPr>
+          <w:rFonts w:ascii="Times New Roman" w:hAnsi="Times New Roman" w:cs="Times New Roman"/>
+          <w:sz w:val="24"/>
+          <w:szCs w:val="24"/>
+          <w:lang w:val="en-GB"/>
+        </w:rPr>
+        <w:t>upravljanje</w:t>
+      </w:r>
+      <w:proofErr w:type="spellEnd"/>
+      <w:r>
+        <w:rPr>
+          <w:rFonts w:ascii="Times New Roman" w:hAnsi="Times New Roman" w:cs="Times New Roman"/>
+          <w:sz w:val="24"/>
+          <w:szCs w:val="24"/>
+          <w:lang w:val="en-GB"/>
+        </w:rPr>
+        <w:t xml:space="preserve"> </w:t>
+      </w:r>
+      <w:proofErr w:type="spellStart"/>
+      <w:r>
+        <w:rPr>
+          <w:rFonts w:ascii="Times New Roman" w:hAnsi="Times New Roman" w:cs="Times New Roman"/>
+          <w:sz w:val="24"/>
+          <w:szCs w:val="24"/>
+          <w:lang w:val="en-GB"/>
+        </w:rPr>
+        <w:t>SignalR</w:t>
+      </w:r>
+      <w:proofErr w:type="spellEnd"/>
+      <w:r>
+        <w:rPr>
+          <w:rFonts w:ascii="Times New Roman" w:hAnsi="Times New Roman" w:cs="Times New Roman"/>
+          <w:sz w:val="24"/>
+          <w:szCs w:val="24"/>
+          <w:lang w:val="en-GB"/>
+        </w:rPr>
+        <w:t xml:space="preserve"> </w:t>
+      </w:r>
+      <w:proofErr w:type="spellStart"/>
+      <w:r>
+        <w:rPr>
+          <w:rFonts w:ascii="Times New Roman" w:hAnsi="Times New Roman" w:cs="Times New Roman"/>
+          <w:sz w:val="24"/>
+          <w:szCs w:val="24"/>
+          <w:lang w:val="en-GB"/>
+        </w:rPr>
+        <w:t>grupama</w:t>
+      </w:r>
+      <w:proofErr w:type="spellEnd"/>
+      <w:r>
+        <w:rPr>
+          <w:rFonts w:ascii="Times New Roman" w:hAnsi="Times New Roman" w:cs="Times New Roman"/>
+          <w:sz w:val="24"/>
+          <w:szCs w:val="24"/>
+          <w:lang w:val="en-GB"/>
+        </w:rPr>
+        <w:t xml:space="preserve">. </w:t>
+      </w:r>
+      <w:proofErr w:type="spellStart"/>
+      <w:r>
+        <w:rPr>
+          <w:rFonts w:ascii="Times New Roman" w:hAnsi="Times New Roman" w:cs="Times New Roman"/>
+          <w:sz w:val="24"/>
+          <w:szCs w:val="24"/>
+          <w:lang w:val="en-GB"/>
+        </w:rPr>
+        <w:t>Korisnici</w:t>
+      </w:r>
+      <w:proofErr w:type="spellEnd"/>
+      <w:r>
+        <w:rPr>
+          <w:rFonts w:ascii="Times New Roman" w:hAnsi="Times New Roman" w:cs="Times New Roman"/>
+          <w:sz w:val="24"/>
+          <w:szCs w:val="24"/>
+          <w:lang w:val="en-GB"/>
+        </w:rPr>
+        <w:t xml:space="preserve"> se </w:t>
+      </w:r>
+      <w:proofErr w:type="spellStart"/>
+      <w:r>
+        <w:rPr>
+          <w:rFonts w:ascii="Times New Roman" w:hAnsi="Times New Roman" w:cs="Times New Roman"/>
+          <w:sz w:val="24"/>
+          <w:szCs w:val="24"/>
+          <w:lang w:val="en-GB"/>
+        </w:rPr>
+        <w:t>dodaju</w:t>
+      </w:r>
+      <w:proofErr w:type="spellEnd"/>
+      <w:r>
+        <w:rPr>
+          <w:rFonts w:ascii="Times New Roman" w:hAnsi="Times New Roman" w:cs="Times New Roman"/>
+          <w:sz w:val="24"/>
+          <w:szCs w:val="24"/>
+          <w:lang w:val="en-GB"/>
+        </w:rPr>
+        <w:t xml:space="preserve"> u </w:t>
+      </w:r>
+      <w:proofErr w:type="spellStart"/>
+      <w:r>
+        <w:rPr>
+          <w:rFonts w:ascii="Times New Roman" w:hAnsi="Times New Roman" w:cs="Times New Roman"/>
+          <w:sz w:val="24"/>
+          <w:szCs w:val="24"/>
+          <w:lang w:val="en-GB"/>
+        </w:rPr>
+        <w:t>odgovarajuće</w:t>
+      </w:r>
       <w:bookmarkStart w:id="0" w:name="_GoBack"/>
       <w:bookmarkEnd w:id="0"/>
+      <w:proofErr w:type="spellEnd"/>
+      <w:r>
+        <w:rPr>
+          <w:rFonts w:ascii="Times New Roman" w:hAnsi="Times New Roman" w:cs="Times New Roman"/>
+          <w:sz w:val="24"/>
+          <w:szCs w:val="24"/>
+          <w:lang w:val="en-GB"/>
+        </w:rPr>
+        <w:t xml:space="preserve"> </w:t>
+      </w:r>
+      <w:proofErr w:type="spellStart"/>
+      <w:r>
+        <w:rPr>
+          <w:rFonts w:ascii="Times New Roman" w:hAnsi="Times New Roman" w:cs="Times New Roman"/>
+          <w:sz w:val="24"/>
+          <w:szCs w:val="24"/>
+          <w:lang w:val="en-GB"/>
+        </w:rPr>
+        <w:t>grupe</w:t>
+      </w:r>
+      <w:proofErr w:type="spellEnd"/>
+      <w:r>
+        <w:rPr>
+          <w:rFonts w:ascii="Times New Roman" w:hAnsi="Times New Roman" w:cs="Times New Roman"/>
+          <w:sz w:val="24"/>
+          <w:szCs w:val="24"/>
+          <w:lang w:val="en-GB"/>
+        </w:rPr>
+        <w:t xml:space="preserve"> </w:t>
+      </w:r>
+      <w:proofErr w:type="spellStart"/>
+      <w:r>
+        <w:rPr>
+          <w:rFonts w:ascii="Times New Roman" w:hAnsi="Times New Roman" w:cs="Times New Roman"/>
+          <w:sz w:val="24"/>
+          <w:szCs w:val="24"/>
+          <w:lang w:val="en-GB"/>
+        </w:rPr>
+        <w:t>na</w:t>
+      </w:r>
+      <w:proofErr w:type="spellEnd"/>
+      <w:r>
+        <w:rPr>
+          <w:rFonts w:ascii="Times New Roman" w:hAnsi="Times New Roman" w:cs="Times New Roman"/>
+          <w:sz w:val="24"/>
+          <w:szCs w:val="24"/>
+          <w:lang w:val="en-GB"/>
+        </w:rPr>
+        <w:t xml:space="preserve"> </w:t>
+      </w:r>
+      <w:proofErr w:type="spellStart"/>
+      <w:r>
+        <w:rPr>
+          <w:rFonts w:ascii="Times New Roman" w:hAnsi="Times New Roman" w:cs="Times New Roman"/>
+          <w:sz w:val="24"/>
+          <w:szCs w:val="24"/>
+          <w:lang w:val="en-GB"/>
+        </w:rPr>
+        <w:t>osnovu</w:t>
+      </w:r>
+      <w:proofErr w:type="spellEnd"/>
+      <w:r>
+        <w:rPr>
+          <w:rFonts w:ascii="Times New Roman" w:hAnsi="Times New Roman" w:cs="Times New Roman"/>
+          <w:sz w:val="24"/>
+          <w:szCs w:val="24"/>
+          <w:lang w:val="en-GB"/>
+        </w:rPr>
+        <w:t xml:space="preserve"> </w:t>
+      </w:r>
+      <w:proofErr w:type="spellStart"/>
+      <w:r>
+        <w:rPr>
+          <w:rFonts w:ascii="Times New Roman" w:hAnsi="Times New Roman" w:cs="Times New Roman"/>
+          <w:sz w:val="24"/>
+          <w:szCs w:val="24"/>
+          <w:lang w:val="en-GB"/>
+        </w:rPr>
+        <w:t>tipova</w:t>
+      </w:r>
+      <w:proofErr w:type="spellEnd"/>
+      <w:r>
+        <w:rPr>
+          <w:rFonts w:ascii="Times New Roman" w:hAnsi="Times New Roman" w:cs="Times New Roman"/>
+          <w:sz w:val="24"/>
+          <w:szCs w:val="24"/>
+          <w:lang w:val="en-GB"/>
+        </w:rPr>
+        <w:t xml:space="preserve"> </w:t>
+      </w:r>
+      <w:proofErr w:type="spellStart"/>
+      <w:r>
+        <w:rPr>
+          <w:rFonts w:ascii="Times New Roman" w:hAnsi="Times New Roman" w:cs="Times New Roman"/>
+          <w:sz w:val="24"/>
+          <w:szCs w:val="24"/>
+          <w:lang w:val="en-GB"/>
+        </w:rPr>
+        <w:t>poslova</w:t>
+      </w:r>
+      <w:proofErr w:type="spellEnd"/>
+      <w:r>
+        <w:rPr>
+          <w:rFonts w:ascii="Times New Roman" w:hAnsi="Times New Roman" w:cs="Times New Roman"/>
+          <w:sz w:val="24"/>
+          <w:szCs w:val="24"/>
+          <w:lang w:val="en-GB"/>
+        </w:rPr>
+        <w:t xml:space="preserve"> </w:t>
+      </w:r>
+      <w:proofErr w:type="spellStart"/>
+      <w:r>
+        <w:rPr>
+          <w:rFonts w:ascii="Times New Roman" w:hAnsi="Times New Roman" w:cs="Times New Roman"/>
+          <w:sz w:val="24"/>
+          <w:szCs w:val="24"/>
+          <w:lang w:val="en-GB"/>
+        </w:rPr>
+        <w:t>koje</w:t>
+      </w:r>
+      <w:proofErr w:type="spellEnd"/>
+      <w:r>
+        <w:rPr>
+          <w:rFonts w:ascii="Times New Roman" w:hAnsi="Times New Roman" w:cs="Times New Roman"/>
+          <w:sz w:val="24"/>
+          <w:szCs w:val="24"/>
+          <w:lang w:val="en-GB"/>
+        </w:rPr>
+        <w:t xml:space="preserve"> prate </w:t>
+      </w:r>
+      <w:proofErr w:type="spellStart"/>
+      <w:proofErr w:type="gramStart"/>
+      <w:r>
+        <w:rPr>
+          <w:rFonts w:ascii="Times New Roman" w:hAnsi="Times New Roman" w:cs="Times New Roman"/>
+          <w:sz w:val="24"/>
+          <w:szCs w:val="24"/>
+          <w:lang w:val="en-GB"/>
+        </w:rPr>
+        <w:t>ili</w:t>
+      </w:r>
+      <w:proofErr w:type="spellEnd"/>
+      <w:r>
+        <w:rPr>
+          <w:rFonts w:ascii="Times New Roman" w:hAnsi="Times New Roman" w:cs="Times New Roman"/>
+          <w:sz w:val="24"/>
+          <w:szCs w:val="24"/>
+          <w:lang w:val="en-GB"/>
+        </w:rPr>
+        <w:t xml:space="preserve">  </w:t>
+      </w:r>
+      <w:proofErr w:type="spellStart"/>
+      <w:r>
+        <w:rPr>
+          <w:rFonts w:ascii="Times New Roman" w:hAnsi="Times New Roman" w:cs="Times New Roman"/>
+          <w:sz w:val="24"/>
+          <w:szCs w:val="24"/>
+          <w:lang w:val="en-GB"/>
+        </w:rPr>
+        <w:t>poslodavaca</w:t>
+      </w:r>
+      <w:proofErr w:type="spellEnd"/>
+      <w:proofErr w:type="gramEnd"/>
+      <w:r>
+        <w:rPr>
+          <w:rFonts w:ascii="Times New Roman" w:hAnsi="Times New Roman" w:cs="Times New Roman"/>
+          <w:sz w:val="24"/>
+          <w:szCs w:val="24"/>
+          <w:lang w:val="en-GB"/>
+        </w:rPr>
+        <w:t xml:space="preserve"> </w:t>
+      </w:r>
+      <w:proofErr w:type="spellStart"/>
+      <w:r>
+        <w:rPr>
+          <w:rFonts w:ascii="Times New Roman" w:hAnsi="Times New Roman" w:cs="Times New Roman"/>
+          <w:sz w:val="24"/>
+          <w:szCs w:val="24"/>
+          <w:lang w:val="en-GB"/>
+        </w:rPr>
+        <w:t>koje</w:t>
+      </w:r>
+      <w:proofErr w:type="spellEnd"/>
+      <w:r>
+        <w:rPr>
+          <w:rFonts w:ascii="Times New Roman" w:hAnsi="Times New Roman" w:cs="Times New Roman"/>
+          <w:sz w:val="24"/>
+          <w:szCs w:val="24"/>
+          <w:lang w:val="en-GB"/>
+        </w:rPr>
+        <w:t xml:space="preserve"> prate. </w:t>
+      </w:r>
+      <w:proofErr w:type="spellStart"/>
+      <w:r>
+        <w:rPr>
+          <w:rFonts w:ascii="Times New Roman" w:hAnsi="Times New Roman" w:cs="Times New Roman"/>
+          <w:sz w:val="24"/>
+          <w:szCs w:val="24"/>
+          <w:lang w:val="en-GB"/>
+        </w:rPr>
+        <w:t>Takođe</w:t>
+      </w:r>
+      <w:proofErr w:type="spellEnd"/>
+      <w:r>
+        <w:rPr>
+          <w:rFonts w:ascii="Times New Roman" w:hAnsi="Times New Roman" w:cs="Times New Roman"/>
+          <w:sz w:val="24"/>
+          <w:szCs w:val="24"/>
+          <w:lang w:val="en-GB"/>
+        </w:rPr>
+        <w:t xml:space="preserve">, </w:t>
+      </w:r>
+      <w:proofErr w:type="spellStart"/>
+      <w:r>
+        <w:rPr>
+          <w:rFonts w:ascii="Times New Roman" w:hAnsi="Times New Roman" w:cs="Times New Roman"/>
+          <w:sz w:val="24"/>
+          <w:szCs w:val="24"/>
+          <w:lang w:val="en-GB"/>
+        </w:rPr>
+        <w:t>omogućava</w:t>
+      </w:r>
+      <w:proofErr w:type="spellEnd"/>
+      <w:r>
+        <w:rPr>
+          <w:rFonts w:ascii="Times New Roman" w:hAnsi="Times New Roman" w:cs="Times New Roman"/>
+          <w:sz w:val="24"/>
+          <w:szCs w:val="24"/>
+          <w:lang w:val="en-GB"/>
+        </w:rPr>
+        <w:t xml:space="preserve"> </w:t>
+      </w:r>
+      <w:proofErr w:type="spellStart"/>
+      <w:r>
+        <w:rPr>
+          <w:rFonts w:ascii="Times New Roman" w:hAnsi="Times New Roman" w:cs="Times New Roman"/>
+          <w:sz w:val="24"/>
+          <w:szCs w:val="24"/>
+          <w:lang w:val="en-GB"/>
+        </w:rPr>
+        <w:t>i</w:t>
+      </w:r>
+      <w:proofErr w:type="spellEnd"/>
+      <w:r>
+        <w:rPr>
+          <w:rFonts w:ascii="Times New Roman" w:hAnsi="Times New Roman" w:cs="Times New Roman"/>
+          <w:sz w:val="24"/>
+          <w:szCs w:val="24"/>
+          <w:lang w:val="en-GB"/>
+        </w:rPr>
+        <w:t xml:space="preserve"> </w:t>
+      </w:r>
+      <w:proofErr w:type="spellStart"/>
+      <w:r>
+        <w:rPr>
+          <w:rFonts w:ascii="Times New Roman" w:hAnsi="Times New Roman" w:cs="Times New Roman"/>
+          <w:sz w:val="24"/>
+          <w:szCs w:val="24"/>
+          <w:lang w:val="en-GB"/>
+        </w:rPr>
+        <w:t>pronalaženje</w:t>
+      </w:r>
+      <w:proofErr w:type="spellEnd"/>
+      <w:r>
+        <w:rPr>
+          <w:rFonts w:ascii="Times New Roman" w:hAnsi="Times New Roman" w:cs="Times New Roman"/>
+          <w:sz w:val="24"/>
+          <w:szCs w:val="24"/>
+          <w:lang w:val="en-GB"/>
+        </w:rPr>
+        <w:t xml:space="preserve"> </w:t>
+      </w:r>
+      <w:proofErr w:type="spellStart"/>
+      <w:r>
+        <w:rPr>
+          <w:rFonts w:ascii="Times New Roman" w:hAnsi="Times New Roman" w:cs="Times New Roman"/>
+          <w:sz w:val="24"/>
+          <w:szCs w:val="24"/>
+          <w:lang w:val="en-GB"/>
+        </w:rPr>
+        <w:t>grupa</w:t>
+      </w:r>
+      <w:proofErr w:type="spellEnd"/>
+      <w:r>
+        <w:rPr>
+          <w:rFonts w:ascii="Times New Roman" w:hAnsi="Times New Roman" w:cs="Times New Roman"/>
+          <w:sz w:val="24"/>
+          <w:szCs w:val="24"/>
+          <w:lang w:val="en-GB"/>
+        </w:rPr>
+        <w:t xml:space="preserve"> </w:t>
+      </w:r>
+      <w:proofErr w:type="spellStart"/>
+      <w:r>
+        <w:rPr>
+          <w:rFonts w:ascii="Times New Roman" w:hAnsi="Times New Roman" w:cs="Times New Roman"/>
+          <w:sz w:val="24"/>
+          <w:szCs w:val="24"/>
+          <w:lang w:val="en-GB"/>
+        </w:rPr>
+        <w:t>kojima</w:t>
+      </w:r>
+      <w:proofErr w:type="spellEnd"/>
+      <w:r>
+        <w:rPr>
+          <w:rFonts w:ascii="Times New Roman" w:hAnsi="Times New Roman" w:cs="Times New Roman"/>
+          <w:sz w:val="24"/>
+          <w:szCs w:val="24"/>
+          <w:lang w:val="en-GB"/>
+        </w:rPr>
+        <w:t xml:space="preserve"> </w:t>
+      </w:r>
+      <w:proofErr w:type="spellStart"/>
+      <w:r>
+        <w:rPr>
+          <w:rFonts w:ascii="Times New Roman" w:hAnsi="Times New Roman" w:cs="Times New Roman"/>
+          <w:sz w:val="24"/>
+          <w:szCs w:val="24"/>
+          <w:lang w:val="en-GB"/>
+        </w:rPr>
+        <w:t>pripada</w:t>
+      </w:r>
+      <w:proofErr w:type="spellEnd"/>
+      <w:r>
+        <w:rPr>
+          <w:rFonts w:ascii="Times New Roman" w:hAnsi="Times New Roman" w:cs="Times New Roman"/>
+          <w:sz w:val="24"/>
+          <w:szCs w:val="24"/>
+          <w:lang w:val="en-GB"/>
+        </w:rPr>
+        <w:t xml:space="preserve"> </w:t>
+      </w:r>
+      <w:proofErr w:type="spellStart"/>
+      <w:r>
+        <w:rPr>
+          <w:rFonts w:ascii="Times New Roman" w:hAnsi="Times New Roman" w:cs="Times New Roman"/>
+          <w:sz w:val="24"/>
+          <w:szCs w:val="24"/>
+          <w:lang w:val="en-GB"/>
+        </w:rPr>
+        <w:t>korisnik</w:t>
+      </w:r>
+      <w:proofErr w:type="spellEnd"/>
+      <w:r>
+        <w:rPr>
+          <w:rFonts w:ascii="Times New Roman" w:hAnsi="Times New Roman" w:cs="Times New Roman"/>
+          <w:sz w:val="24"/>
+          <w:szCs w:val="24"/>
+          <w:lang w:val="en-GB"/>
+        </w:rPr>
+        <w:t xml:space="preserve">, </w:t>
+      </w:r>
+      <w:proofErr w:type="spellStart"/>
+      <w:r>
+        <w:rPr>
+          <w:rFonts w:ascii="Times New Roman" w:hAnsi="Times New Roman" w:cs="Times New Roman"/>
+          <w:sz w:val="24"/>
+          <w:szCs w:val="24"/>
+          <w:lang w:val="en-GB"/>
+        </w:rPr>
+        <w:t>kako</w:t>
+      </w:r>
+      <w:proofErr w:type="spellEnd"/>
+      <w:r>
+        <w:rPr>
+          <w:rFonts w:ascii="Times New Roman" w:hAnsi="Times New Roman" w:cs="Times New Roman"/>
+          <w:sz w:val="24"/>
+          <w:szCs w:val="24"/>
+          <w:lang w:val="en-GB"/>
+        </w:rPr>
+        <w:t xml:space="preserve"> bi se </w:t>
+      </w:r>
+      <w:proofErr w:type="spellStart"/>
+      <w:r>
+        <w:rPr>
+          <w:rFonts w:ascii="Times New Roman" w:hAnsi="Times New Roman" w:cs="Times New Roman"/>
+          <w:sz w:val="24"/>
+          <w:szCs w:val="24"/>
+          <w:lang w:val="en-GB"/>
+        </w:rPr>
+        <w:t>osiguralo</w:t>
+      </w:r>
+      <w:proofErr w:type="spellEnd"/>
+      <w:r>
+        <w:rPr>
+          <w:rFonts w:ascii="Times New Roman" w:hAnsi="Times New Roman" w:cs="Times New Roman"/>
+          <w:sz w:val="24"/>
+          <w:szCs w:val="24"/>
+          <w:lang w:val="en-GB"/>
+        </w:rPr>
+        <w:t xml:space="preserve"> da </w:t>
+      </w:r>
+      <w:proofErr w:type="spellStart"/>
+      <w:r>
+        <w:rPr>
+          <w:rFonts w:ascii="Times New Roman" w:hAnsi="Times New Roman" w:cs="Times New Roman"/>
+          <w:sz w:val="24"/>
+          <w:szCs w:val="24"/>
+          <w:lang w:val="en-GB"/>
+        </w:rPr>
+        <w:t>korisnik</w:t>
+      </w:r>
+      <w:proofErr w:type="spellEnd"/>
+      <w:r>
+        <w:rPr>
+          <w:rFonts w:ascii="Times New Roman" w:hAnsi="Times New Roman" w:cs="Times New Roman"/>
+          <w:sz w:val="24"/>
+          <w:szCs w:val="24"/>
+          <w:lang w:val="en-GB"/>
+        </w:rPr>
+        <w:t xml:space="preserve"> </w:t>
+      </w:r>
+      <w:proofErr w:type="spellStart"/>
+      <w:r>
+        <w:rPr>
+          <w:rFonts w:ascii="Times New Roman" w:hAnsi="Times New Roman" w:cs="Times New Roman"/>
+          <w:sz w:val="24"/>
+          <w:szCs w:val="24"/>
+          <w:lang w:val="en-GB"/>
+        </w:rPr>
+        <w:t>primi</w:t>
+      </w:r>
+      <w:proofErr w:type="spellEnd"/>
+      <w:r>
+        <w:rPr>
+          <w:rFonts w:ascii="Times New Roman" w:hAnsi="Times New Roman" w:cs="Times New Roman"/>
+          <w:sz w:val="24"/>
+          <w:szCs w:val="24"/>
+          <w:lang w:val="en-GB"/>
+        </w:rPr>
+        <w:t xml:space="preserve"> </w:t>
+      </w:r>
+      <w:proofErr w:type="spellStart"/>
+      <w:r>
+        <w:rPr>
+          <w:rFonts w:ascii="Times New Roman" w:hAnsi="Times New Roman" w:cs="Times New Roman"/>
+          <w:sz w:val="24"/>
+          <w:szCs w:val="24"/>
+          <w:lang w:val="en-GB"/>
+        </w:rPr>
+        <w:t>poruke</w:t>
+      </w:r>
+      <w:proofErr w:type="spellEnd"/>
+      <w:r>
+        <w:rPr>
+          <w:rFonts w:ascii="Times New Roman" w:hAnsi="Times New Roman" w:cs="Times New Roman"/>
+          <w:sz w:val="24"/>
+          <w:szCs w:val="24"/>
+          <w:lang w:val="en-GB"/>
+        </w:rPr>
+        <w:t xml:space="preserve"> </w:t>
+      </w:r>
+      <w:proofErr w:type="spellStart"/>
+      <w:r>
+        <w:rPr>
+          <w:rFonts w:ascii="Times New Roman" w:hAnsi="Times New Roman" w:cs="Times New Roman"/>
+          <w:sz w:val="24"/>
+          <w:szCs w:val="24"/>
+          <w:lang w:val="en-GB"/>
+        </w:rPr>
+        <w:t>koje</w:t>
+      </w:r>
+      <w:proofErr w:type="spellEnd"/>
+      <w:r>
+        <w:rPr>
+          <w:rFonts w:ascii="Times New Roman" w:hAnsi="Times New Roman" w:cs="Times New Roman"/>
+          <w:sz w:val="24"/>
+          <w:szCs w:val="24"/>
+          <w:lang w:val="en-GB"/>
+        </w:rPr>
+        <w:t xml:space="preserve"> </w:t>
+      </w:r>
+      <w:proofErr w:type="spellStart"/>
+      <w:r>
+        <w:rPr>
+          <w:rFonts w:ascii="Times New Roman" w:hAnsi="Times New Roman" w:cs="Times New Roman"/>
+          <w:sz w:val="24"/>
+          <w:szCs w:val="24"/>
+          <w:lang w:val="en-GB"/>
+        </w:rPr>
+        <w:t>su</w:t>
+      </w:r>
+      <w:proofErr w:type="spellEnd"/>
+      <w:r>
+        <w:rPr>
+          <w:rFonts w:ascii="Times New Roman" w:hAnsi="Times New Roman" w:cs="Times New Roman"/>
+          <w:sz w:val="24"/>
+          <w:szCs w:val="24"/>
+          <w:lang w:val="en-GB"/>
+        </w:rPr>
+        <w:t xml:space="preserve"> mu </w:t>
+      </w:r>
+      <w:proofErr w:type="spellStart"/>
+      <w:r>
+        <w:rPr>
+          <w:rFonts w:ascii="Times New Roman" w:hAnsi="Times New Roman" w:cs="Times New Roman"/>
+          <w:sz w:val="24"/>
+          <w:szCs w:val="24"/>
+          <w:lang w:val="en-GB"/>
+        </w:rPr>
+        <w:t>poslate</w:t>
+      </w:r>
+      <w:proofErr w:type="spellEnd"/>
+      <w:r>
+        <w:rPr>
+          <w:rFonts w:ascii="Times New Roman" w:hAnsi="Times New Roman" w:cs="Times New Roman"/>
+          <w:sz w:val="24"/>
+          <w:szCs w:val="24"/>
+          <w:lang w:val="en-GB"/>
+        </w:rPr>
+        <w:t xml:space="preserve"> </w:t>
+      </w:r>
+      <w:proofErr w:type="spellStart"/>
+      <w:r>
+        <w:rPr>
+          <w:rFonts w:ascii="Times New Roman" w:hAnsi="Times New Roman" w:cs="Times New Roman"/>
+          <w:sz w:val="24"/>
+          <w:szCs w:val="24"/>
+          <w:lang w:val="en-GB"/>
+        </w:rPr>
+        <w:t>dok</w:t>
+      </w:r>
+      <w:proofErr w:type="spellEnd"/>
+      <w:r>
+        <w:rPr>
+          <w:rFonts w:ascii="Times New Roman" w:hAnsi="Times New Roman" w:cs="Times New Roman"/>
+          <w:sz w:val="24"/>
+          <w:szCs w:val="24"/>
+          <w:lang w:val="en-GB"/>
+        </w:rPr>
+        <w:t xml:space="preserve"> </w:t>
+      </w:r>
+      <w:proofErr w:type="spellStart"/>
+      <w:r>
+        <w:rPr>
+          <w:rFonts w:ascii="Times New Roman" w:hAnsi="Times New Roman" w:cs="Times New Roman"/>
+          <w:sz w:val="24"/>
+          <w:szCs w:val="24"/>
+          <w:lang w:val="en-GB"/>
+        </w:rPr>
+        <w:t>nije</w:t>
+      </w:r>
+      <w:proofErr w:type="spellEnd"/>
+      <w:r>
+        <w:rPr>
+          <w:rFonts w:ascii="Times New Roman" w:hAnsi="Times New Roman" w:cs="Times New Roman"/>
+          <w:sz w:val="24"/>
+          <w:szCs w:val="24"/>
+          <w:lang w:val="en-GB"/>
+        </w:rPr>
+        <w:t xml:space="preserve"> bio </w:t>
+      </w:r>
+      <w:proofErr w:type="spellStart"/>
+      <w:r>
+        <w:rPr>
+          <w:rFonts w:ascii="Times New Roman" w:hAnsi="Times New Roman" w:cs="Times New Roman"/>
+          <w:sz w:val="24"/>
+          <w:szCs w:val="24"/>
+          <w:lang w:val="en-GB"/>
+        </w:rPr>
+        <w:t>povezan</w:t>
+      </w:r>
+      <w:proofErr w:type="spellEnd"/>
+      <w:r>
+        <w:rPr>
+          <w:rFonts w:ascii="Times New Roman" w:hAnsi="Times New Roman" w:cs="Times New Roman"/>
+          <w:sz w:val="24"/>
+          <w:szCs w:val="24"/>
+          <w:lang w:val="en-GB"/>
+        </w:rPr>
+        <w:t>.</w:t>
+      </w:r>
+    </w:p>
+    <w:p>
+      <w:pPr>
+        <w:pStyle w:val="ListParagraph"/>
+        <w:numPr>
+          <w:ilvl w:val="0"/>
+          <w:numId w:val="3"/>
+        </w:numPr>
+        <w:rPr>
+          <w:rFonts w:ascii="Times New Roman" w:hAnsi="Times New Roman" w:cs="Times New Roman"/>
+          <w:sz w:val="24"/>
+          <w:szCs w:val="24"/>
+          <w:u w:val="single"/>
+          <w:lang w:val="en-GB"/>
+        </w:rPr>
+      </w:pPr>
+      <w:proofErr w:type="spellStart"/>
+      <w:r>
+        <w:rPr>
+          <w:rFonts w:ascii="Times New Roman" w:hAnsi="Times New Roman" w:cs="Times New Roman"/>
+          <w:sz w:val="24"/>
+          <w:szCs w:val="24"/>
+          <w:u w:val="single"/>
+          <w:lang w:val="en-GB"/>
+        </w:rPr>
+        <w:t>NotificationService</w:t>
+      </w:r>
+      <w:proofErr w:type="spellEnd"/>
+      <w:r>
+        <w:rPr>
+          <w:rFonts w:ascii="Times New Roman" w:hAnsi="Times New Roman" w:cs="Times New Roman"/>
+          <w:sz w:val="24"/>
+          <w:szCs w:val="24"/>
+          <w:u w:val="single"/>
+          <w:lang w:val="en-GB"/>
+        </w:rPr>
+        <w:t xml:space="preserve"> </w:t>
+      </w:r>
+      <w:proofErr w:type="spellStart"/>
+      <w:r>
+        <w:rPr>
+          <w:rFonts w:ascii="Times New Roman" w:hAnsi="Times New Roman" w:cs="Times New Roman"/>
+          <w:sz w:val="24"/>
+          <w:szCs w:val="24"/>
+          <w:u w:val="single"/>
+          <w:lang w:val="en-GB"/>
+        </w:rPr>
+        <w:t>i</w:t>
+      </w:r>
+      <w:proofErr w:type="spellEnd"/>
+      <w:r>
+        <w:rPr>
+          <w:rFonts w:ascii="Times New Roman" w:hAnsi="Times New Roman" w:cs="Times New Roman"/>
+          <w:sz w:val="24"/>
+          <w:szCs w:val="24"/>
+          <w:u w:val="single"/>
+          <w:lang w:val="en-GB"/>
+        </w:rPr>
+        <w:t xml:space="preserve"> </w:t>
+      </w:r>
+      <w:proofErr w:type="spellStart"/>
+      <w:r>
+        <w:rPr>
+          <w:rFonts w:ascii="Times New Roman" w:hAnsi="Times New Roman" w:cs="Times New Roman"/>
+          <w:sz w:val="24"/>
+          <w:szCs w:val="24"/>
+          <w:u w:val="single"/>
+          <w:lang w:val="en-GB"/>
+        </w:rPr>
+        <w:t>NotiicationServiceImpl</w:t>
+      </w:r>
+      <w:proofErr w:type="spellEnd"/>
+      <w:r>
+        <w:rPr>
+          <w:rFonts w:ascii="Times New Roman" w:hAnsi="Times New Roman" w:cs="Times New Roman"/>
+          <w:sz w:val="24"/>
+          <w:szCs w:val="24"/>
+          <w:lang w:val="en-GB"/>
+        </w:rPr>
+        <w:t xml:space="preserve"> – </w:t>
+      </w:r>
+      <w:proofErr w:type="spellStart"/>
+      <w:r>
+        <w:rPr>
+          <w:rFonts w:ascii="Times New Roman" w:hAnsi="Times New Roman" w:cs="Times New Roman"/>
+          <w:sz w:val="24"/>
+          <w:szCs w:val="24"/>
+          <w:lang w:val="en-GB"/>
+        </w:rPr>
+        <w:t>interfejs</w:t>
+      </w:r>
+      <w:proofErr w:type="spellEnd"/>
+      <w:r>
+        <w:rPr>
+          <w:rFonts w:ascii="Times New Roman" w:hAnsi="Times New Roman" w:cs="Times New Roman"/>
+          <w:sz w:val="24"/>
+          <w:szCs w:val="24"/>
+          <w:lang w:val="en-GB"/>
+        </w:rPr>
+        <w:t xml:space="preserve"> </w:t>
+      </w:r>
+      <w:proofErr w:type="spellStart"/>
+      <w:r>
+        <w:rPr>
+          <w:rFonts w:ascii="Times New Roman" w:hAnsi="Times New Roman" w:cs="Times New Roman"/>
+          <w:sz w:val="24"/>
+          <w:szCs w:val="24"/>
+          <w:lang w:val="en-GB"/>
+        </w:rPr>
+        <w:t>i</w:t>
+      </w:r>
+      <w:proofErr w:type="spellEnd"/>
+      <w:r>
+        <w:rPr>
+          <w:rFonts w:ascii="Times New Roman" w:hAnsi="Times New Roman" w:cs="Times New Roman"/>
+          <w:sz w:val="24"/>
+          <w:szCs w:val="24"/>
+          <w:lang w:val="en-GB"/>
+        </w:rPr>
+        <w:t xml:space="preserve"> </w:t>
+      </w:r>
+      <w:proofErr w:type="spellStart"/>
+      <w:r>
+        <w:rPr>
+          <w:rFonts w:ascii="Times New Roman" w:hAnsi="Times New Roman" w:cs="Times New Roman"/>
+          <w:sz w:val="24"/>
+          <w:szCs w:val="24"/>
+          <w:lang w:val="en-GB"/>
+        </w:rPr>
+        <w:t>njegova</w:t>
+      </w:r>
+      <w:proofErr w:type="spellEnd"/>
+      <w:r>
+        <w:rPr>
+          <w:rFonts w:ascii="Times New Roman" w:hAnsi="Times New Roman" w:cs="Times New Roman"/>
+          <w:sz w:val="24"/>
+          <w:szCs w:val="24"/>
+          <w:lang w:val="en-GB"/>
+        </w:rPr>
+        <w:t xml:space="preserve"> </w:t>
+      </w:r>
+      <w:proofErr w:type="spellStart"/>
+      <w:r>
+        <w:rPr>
+          <w:rFonts w:ascii="Times New Roman" w:hAnsi="Times New Roman" w:cs="Times New Roman"/>
+          <w:sz w:val="24"/>
+          <w:szCs w:val="24"/>
+          <w:lang w:val="en-GB"/>
+        </w:rPr>
+        <w:t>implementacija</w:t>
+      </w:r>
+      <w:proofErr w:type="spellEnd"/>
+      <w:r>
+        <w:rPr>
+          <w:rFonts w:ascii="Times New Roman" w:hAnsi="Times New Roman" w:cs="Times New Roman"/>
+          <w:sz w:val="24"/>
+          <w:szCs w:val="24"/>
+          <w:lang w:val="en-GB"/>
+        </w:rPr>
+        <w:t xml:space="preserve"> </w:t>
+      </w:r>
+      <w:proofErr w:type="spellStart"/>
+      <w:r>
+        <w:rPr>
+          <w:rFonts w:ascii="Times New Roman" w:hAnsi="Times New Roman" w:cs="Times New Roman"/>
+          <w:sz w:val="24"/>
+          <w:szCs w:val="24"/>
+          <w:lang w:val="en-GB"/>
+        </w:rPr>
+        <w:t>za</w:t>
+      </w:r>
+      <w:proofErr w:type="spellEnd"/>
+      <w:r>
+        <w:rPr>
+          <w:rFonts w:ascii="Times New Roman" w:hAnsi="Times New Roman" w:cs="Times New Roman"/>
+          <w:sz w:val="24"/>
+          <w:szCs w:val="24"/>
+          <w:lang w:val="en-GB"/>
+        </w:rPr>
+        <w:t xml:space="preserve"> </w:t>
+      </w:r>
+      <w:proofErr w:type="spellStart"/>
+      <w:r>
+        <w:rPr>
+          <w:rFonts w:ascii="Times New Roman" w:hAnsi="Times New Roman" w:cs="Times New Roman"/>
+          <w:sz w:val="24"/>
+          <w:szCs w:val="24"/>
+          <w:lang w:val="en-GB"/>
+        </w:rPr>
+        <w:t>obaveštavanje</w:t>
+      </w:r>
+      <w:proofErr w:type="spellEnd"/>
+      <w:r>
+        <w:rPr>
+          <w:rFonts w:ascii="Times New Roman" w:hAnsi="Times New Roman" w:cs="Times New Roman"/>
+          <w:sz w:val="24"/>
+          <w:szCs w:val="24"/>
+          <w:lang w:val="en-GB"/>
+        </w:rPr>
+        <w:t xml:space="preserve"> </w:t>
+      </w:r>
+      <w:proofErr w:type="spellStart"/>
+      <w:r>
+        <w:rPr>
+          <w:rFonts w:ascii="Times New Roman" w:hAnsi="Times New Roman" w:cs="Times New Roman"/>
+          <w:sz w:val="24"/>
+          <w:szCs w:val="24"/>
+          <w:lang w:val="en-GB"/>
+        </w:rPr>
+        <w:t>korisnika</w:t>
+      </w:r>
+      <w:proofErr w:type="spellEnd"/>
+      <w:r>
+        <w:rPr>
+          <w:rFonts w:ascii="Times New Roman" w:hAnsi="Times New Roman" w:cs="Times New Roman"/>
+          <w:sz w:val="24"/>
+          <w:szCs w:val="24"/>
+          <w:lang w:val="en-GB"/>
+        </w:rPr>
+        <w:t xml:space="preserve"> </w:t>
+      </w:r>
+      <w:proofErr w:type="spellStart"/>
+      <w:r>
+        <w:rPr>
+          <w:rFonts w:ascii="Times New Roman" w:hAnsi="Times New Roman" w:cs="Times New Roman"/>
+          <w:sz w:val="24"/>
+          <w:szCs w:val="24"/>
+          <w:lang w:val="en-GB"/>
+        </w:rPr>
+        <w:t>i</w:t>
+      </w:r>
+      <w:proofErr w:type="spellEnd"/>
+      <w:r>
+        <w:rPr>
+          <w:rFonts w:ascii="Times New Roman" w:hAnsi="Times New Roman" w:cs="Times New Roman"/>
+          <w:sz w:val="24"/>
+          <w:szCs w:val="24"/>
+          <w:lang w:val="en-GB"/>
+        </w:rPr>
+        <w:t xml:space="preserve"> </w:t>
+      </w:r>
+      <w:proofErr w:type="spellStart"/>
+      <w:r>
+        <w:rPr>
+          <w:rFonts w:ascii="Times New Roman" w:hAnsi="Times New Roman" w:cs="Times New Roman"/>
+          <w:sz w:val="24"/>
+          <w:szCs w:val="24"/>
+          <w:lang w:val="en-GB"/>
+        </w:rPr>
+        <w:t>grupa</w:t>
+      </w:r>
+      <w:proofErr w:type="spellEnd"/>
+      <w:r>
+        <w:rPr>
+          <w:rFonts w:ascii="Times New Roman" w:hAnsi="Times New Roman" w:cs="Times New Roman"/>
+          <w:sz w:val="24"/>
+          <w:szCs w:val="24"/>
+          <w:lang w:val="en-GB"/>
+        </w:rPr>
+        <w:t xml:space="preserve">. </w:t>
+      </w:r>
+      <w:proofErr w:type="spellStart"/>
+      <w:r>
+        <w:rPr>
+          <w:rFonts w:ascii="Times New Roman" w:hAnsi="Times New Roman" w:cs="Times New Roman"/>
+          <w:sz w:val="24"/>
+          <w:szCs w:val="24"/>
+          <w:lang w:val="en-GB"/>
+        </w:rPr>
+        <w:t>Omogućavaju</w:t>
+      </w:r>
+      <w:proofErr w:type="spellEnd"/>
+      <w:r>
+        <w:rPr>
+          <w:rFonts w:ascii="Times New Roman" w:hAnsi="Times New Roman" w:cs="Times New Roman"/>
+          <w:sz w:val="24"/>
+          <w:szCs w:val="24"/>
+          <w:lang w:val="en-GB"/>
+        </w:rPr>
+        <w:t xml:space="preserve"> </w:t>
+      </w:r>
+      <w:proofErr w:type="spellStart"/>
+      <w:r>
+        <w:rPr>
+          <w:rFonts w:ascii="Times New Roman" w:hAnsi="Times New Roman" w:cs="Times New Roman"/>
+          <w:sz w:val="24"/>
+          <w:szCs w:val="24"/>
+          <w:lang w:val="en-GB"/>
+        </w:rPr>
+        <w:t>slanje</w:t>
+      </w:r>
+      <w:proofErr w:type="spellEnd"/>
+      <w:r>
+        <w:rPr>
+          <w:rFonts w:ascii="Times New Roman" w:hAnsi="Times New Roman" w:cs="Times New Roman"/>
+          <w:sz w:val="24"/>
+          <w:szCs w:val="24"/>
+          <w:lang w:val="en-GB"/>
+        </w:rPr>
+        <w:t xml:space="preserve"> </w:t>
+      </w:r>
+      <w:proofErr w:type="spellStart"/>
+      <w:r>
+        <w:rPr>
+          <w:rFonts w:ascii="Times New Roman" w:hAnsi="Times New Roman" w:cs="Times New Roman"/>
+          <w:sz w:val="24"/>
+          <w:szCs w:val="24"/>
+          <w:lang w:val="en-GB"/>
+        </w:rPr>
+        <w:t>poruka</w:t>
+      </w:r>
+      <w:proofErr w:type="spellEnd"/>
+      <w:r>
+        <w:rPr>
+          <w:rFonts w:ascii="Times New Roman" w:hAnsi="Times New Roman" w:cs="Times New Roman"/>
+          <w:sz w:val="24"/>
+          <w:szCs w:val="24"/>
+          <w:lang w:val="en-GB"/>
+        </w:rPr>
+        <w:t xml:space="preserve"> </w:t>
+      </w:r>
+      <w:proofErr w:type="spellStart"/>
+      <w:r>
+        <w:rPr>
+          <w:rFonts w:ascii="Times New Roman" w:hAnsi="Times New Roman" w:cs="Times New Roman"/>
+          <w:sz w:val="24"/>
+          <w:szCs w:val="24"/>
+          <w:lang w:val="en-GB"/>
+        </w:rPr>
+        <w:t>korisnicima</w:t>
+      </w:r>
+      <w:proofErr w:type="spellEnd"/>
+      <w:r>
+        <w:rPr>
+          <w:rFonts w:ascii="Times New Roman" w:hAnsi="Times New Roman" w:cs="Times New Roman"/>
+          <w:sz w:val="24"/>
+          <w:szCs w:val="24"/>
+          <w:lang w:val="en-GB"/>
+        </w:rPr>
+        <w:t xml:space="preserve"> </w:t>
+      </w:r>
+      <w:proofErr w:type="spellStart"/>
+      <w:proofErr w:type="gramStart"/>
+      <w:r>
+        <w:rPr>
+          <w:rFonts w:ascii="Times New Roman" w:hAnsi="Times New Roman" w:cs="Times New Roman"/>
+          <w:sz w:val="24"/>
+          <w:szCs w:val="24"/>
+          <w:lang w:val="en-GB"/>
+        </w:rPr>
+        <w:t>ili</w:t>
+      </w:r>
+      <w:proofErr w:type="spellEnd"/>
+      <w:proofErr w:type="gramEnd"/>
+      <w:r>
+        <w:rPr>
+          <w:rFonts w:ascii="Times New Roman" w:hAnsi="Times New Roman" w:cs="Times New Roman"/>
+          <w:sz w:val="24"/>
+          <w:szCs w:val="24"/>
+          <w:lang w:val="en-GB"/>
+        </w:rPr>
+        <w:t xml:space="preserve"> </w:t>
+      </w:r>
+      <w:proofErr w:type="spellStart"/>
+      <w:r>
+        <w:rPr>
+          <w:rFonts w:ascii="Times New Roman" w:hAnsi="Times New Roman" w:cs="Times New Roman"/>
+          <w:sz w:val="24"/>
+          <w:szCs w:val="24"/>
+          <w:lang w:val="en-GB"/>
+        </w:rPr>
+        <w:t>grupama</w:t>
+      </w:r>
+      <w:proofErr w:type="spellEnd"/>
+      <w:r>
+        <w:rPr>
+          <w:rFonts w:ascii="Times New Roman" w:hAnsi="Times New Roman" w:cs="Times New Roman"/>
+          <w:sz w:val="24"/>
+          <w:szCs w:val="24"/>
+          <w:lang w:val="en-GB"/>
+        </w:rPr>
+        <w:t xml:space="preserve"> </w:t>
+      </w:r>
+      <w:proofErr w:type="spellStart"/>
+      <w:r>
+        <w:rPr>
+          <w:rFonts w:ascii="Times New Roman" w:hAnsi="Times New Roman" w:cs="Times New Roman"/>
+          <w:sz w:val="24"/>
+          <w:szCs w:val="24"/>
+          <w:lang w:val="en-GB"/>
+        </w:rPr>
+        <w:t>kroz</w:t>
+      </w:r>
+      <w:proofErr w:type="spellEnd"/>
+      <w:r>
+        <w:rPr>
+          <w:rFonts w:ascii="Times New Roman" w:hAnsi="Times New Roman" w:cs="Times New Roman"/>
+          <w:sz w:val="24"/>
+          <w:szCs w:val="24"/>
+          <w:lang w:val="en-GB"/>
+        </w:rPr>
+        <w:t xml:space="preserve"> </w:t>
+      </w:r>
+      <w:proofErr w:type="spellStart"/>
+      <w:r>
+        <w:rPr>
+          <w:rFonts w:ascii="Times New Roman" w:hAnsi="Times New Roman" w:cs="Times New Roman"/>
+          <w:sz w:val="24"/>
+          <w:szCs w:val="24"/>
+          <w:lang w:val="en-GB"/>
+        </w:rPr>
+        <w:t>SignalR</w:t>
+      </w:r>
+      <w:proofErr w:type="spellEnd"/>
+      <w:r>
+        <w:rPr>
+          <w:rFonts w:ascii="Times New Roman" w:hAnsi="Times New Roman" w:cs="Times New Roman"/>
+          <w:sz w:val="24"/>
+          <w:szCs w:val="24"/>
+          <w:lang w:val="en-GB"/>
+        </w:rPr>
+        <w:t xml:space="preserve"> Hub. </w:t>
+      </w:r>
+      <w:proofErr w:type="spellStart"/>
+      <w:r>
+        <w:rPr>
+          <w:rFonts w:ascii="Times New Roman" w:hAnsi="Times New Roman" w:cs="Times New Roman"/>
+          <w:sz w:val="24"/>
+          <w:szCs w:val="24"/>
+          <w:lang w:val="en-GB"/>
+        </w:rPr>
+        <w:t>Poruke</w:t>
+      </w:r>
+      <w:proofErr w:type="spellEnd"/>
+      <w:r>
+        <w:rPr>
+          <w:rFonts w:ascii="Times New Roman" w:hAnsi="Times New Roman" w:cs="Times New Roman"/>
+          <w:sz w:val="24"/>
+          <w:szCs w:val="24"/>
+          <w:lang w:val="en-GB"/>
+        </w:rPr>
+        <w:t xml:space="preserve"> se pre </w:t>
+      </w:r>
+      <w:proofErr w:type="spellStart"/>
+      <w:r>
+        <w:rPr>
+          <w:rFonts w:ascii="Times New Roman" w:hAnsi="Times New Roman" w:cs="Times New Roman"/>
+          <w:sz w:val="24"/>
+          <w:szCs w:val="24"/>
+          <w:lang w:val="en-GB"/>
+        </w:rPr>
+        <w:t>slanja</w:t>
+      </w:r>
+      <w:proofErr w:type="spellEnd"/>
+      <w:r>
+        <w:rPr>
+          <w:rFonts w:ascii="Times New Roman" w:hAnsi="Times New Roman" w:cs="Times New Roman"/>
+          <w:sz w:val="24"/>
+          <w:szCs w:val="24"/>
+          <w:lang w:val="en-GB"/>
+        </w:rPr>
+        <w:t xml:space="preserve"> </w:t>
+      </w:r>
+      <w:proofErr w:type="spellStart"/>
+      <w:r>
+        <w:rPr>
+          <w:rFonts w:ascii="Times New Roman" w:hAnsi="Times New Roman" w:cs="Times New Roman"/>
+          <w:sz w:val="24"/>
+          <w:szCs w:val="24"/>
+          <w:lang w:val="en-GB"/>
+        </w:rPr>
+        <w:t>čuvaju</w:t>
+      </w:r>
+      <w:proofErr w:type="spellEnd"/>
+      <w:r>
+        <w:rPr>
+          <w:rFonts w:ascii="Times New Roman" w:hAnsi="Times New Roman" w:cs="Times New Roman"/>
+          <w:sz w:val="24"/>
+          <w:szCs w:val="24"/>
+          <w:lang w:val="en-GB"/>
+        </w:rPr>
+        <w:t xml:space="preserve"> u </w:t>
+      </w:r>
+      <w:proofErr w:type="spellStart"/>
+      <w:r>
+        <w:rPr>
+          <w:rFonts w:ascii="Times New Roman" w:hAnsi="Times New Roman" w:cs="Times New Roman"/>
+          <w:sz w:val="24"/>
+          <w:szCs w:val="24"/>
+          <w:lang w:val="en-GB"/>
+        </w:rPr>
+        <w:t>bazi</w:t>
+      </w:r>
+      <w:proofErr w:type="spellEnd"/>
+      <w:r>
+        <w:rPr>
+          <w:rFonts w:ascii="Times New Roman" w:hAnsi="Times New Roman" w:cs="Times New Roman"/>
+          <w:sz w:val="24"/>
+          <w:szCs w:val="24"/>
+          <w:lang w:val="en-GB"/>
+        </w:rPr>
+        <w:t xml:space="preserve"> </w:t>
+      </w:r>
+      <w:proofErr w:type="spellStart"/>
+      <w:r>
+        <w:rPr>
+          <w:rFonts w:ascii="Times New Roman" w:hAnsi="Times New Roman" w:cs="Times New Roman"/>
+          <w:sz w:val="24"/>
+          <w:szCs w:val="24"/>
+          <w:lang w:val="en-GB"/>
+        </w:rPr>
+        <w:t>kroz</w:t>
+      </w:r>
+      <w:proofErr w:type="spellEnd"/>
+      <w:r>
+        <w:rPr>
+          <w:rFonts w:ascii="Times New Roman" w:hAnsi="Times New Roman" w:cs="Times New Roman"/>
+          <w:sz w:val="24"/>
+          <w:szCs w:val="24"/>
+          <w:lang w:val="en-GB"/>
+        </w:rPr>
+        <w:t xml:space="preserve"> </w:t>
+      </w:r>
+      <w:proofErr w:type="spellStart"/>
+      <w:r>
+        <w:rPr>
+          <w:rFonts w:ascii="Times New Roman" w:hAnsi="Times New Roman" w:cs="Times New Roman"/>
+          <w:sz w:val="24"/>
+          <w:szCs w:val="24"/>
+          <w:lang w:val="en-GB"/>
+        </w:rPr>
+        <w:t>NotificationRepository</w:t>
+      </w:r>
+      <w:proofErr w:type="spellEnd"/>
+      <w:r>
+        <w:rPr>
+          <w:rFonts w:ascii="Times New Roman" w:hAnsi="Times New Roman" w:cs="Times New Roman"/>
+          <w:sz w:val="24"/>
+          <w:szCs w:val="24"/>
+          <w:lang w:val="en-GB"/>
+        </w:rPr>
+        <w:t xml:space="preserve"> </w:t>
+      </w:r>
+      <w:proofErr w:type="spellStart"/>
+      <w:r>
+        <w:rPr>
+          <w:rFonts w:ascii="Times New Roman" w:hAnsi="Times New Roman" w:cs="Times New Roman"/>
+          <w:sz w:val="24"/>
+          <w:szCs w:val="24"/>
+          <w:lang w:val="en-GB"/>
+        </w:rPr>
+        <w:t>kako</w:t>
+      </w:r>
+      <w:proofErr w:type="spellEnd"/>
+      <w:r>
+        <w:rPr>
+          <w:rFonts w:ascii="Times New Roman" w:hAnsi="Times New Roman" w:cs="Times New Roman"/>
+          <w:sz w:val="24"/>
+          <w:szCs w:val="24"/>
+          <w:lang w:val="en-GB"/>
+        </w:rPr>
+        <w:t xml:space="preserve"> bi se </w:t>
+      </w:r>
+      <w:proofErr w:type="spellStart"/>
+      <w:r>
+        <w:rPr>
+          <w:rFonts w:ascii="Times New Roman" w:hAnsi="Times New Roman" w:cs="Times New Roman"/>
+          <w:sz w:val="24"/>
+          <w:szCs w:val="24"/>
+          <w:lang w:val="en-GB"/>
+        </w:rPr>
+        <w:t>omogućilo</w:t>
+      </w:r>
+      <w:proofErr w:type="spellEnd"/>
+      <w:r>
+        <w:rPr>
+          <w:rFonts w:ascii="Times New Roman" w:hAnsi="Times New Roman" w:cs="Times New Roman"/>
+          <w:sz w:val="24"/>
+          <w:szCs w:val="24"/>
+          <w:lang w:val="en-GB"/>
+        </w:rPr>
+        <w:t xml:space="preserve"> </w:t>
+      </w:r>
+      <w:proofErr w:type="spellStart"/>
+      <w:r>
+        <w:rPr>
+          <w:rFonts w:ascii="Times New Roman" w:hAnsi="Times New Roman" w:cs="Times New Roman"/>
+          <w:sz w:val="24"/>
+          <w:szCs w:val="24"/>
+          <w:lang w:val="en-GB"/>
+        </w:rPr>
+        <w:t>učitavanje</w:t>
+      </w:r>
+      <w:proofErr w:type="spellEnd"/>
+      <w:r>
+        <w:rPr>
+          <w:rFonts w:ascii="Times New Roman" w:hAnsi="Times New Roman" w:cs="Times New Roman"/>
+          <w:sz w:val="24"/>
+          <w:szCs w:val="24"/>
+          <w:lang w:val="en-GB"/>
+        </w:rPr>
+        <w:t xml:space="preserve"> </w:t>
+      </w:r>
+      <w:proofErr w:type="spellStart"/>
+      <w:r>
+        <w:rPr>
+          <w:rFonts w:ascii="Times New Roman" w:hAnsi="Times New Roman" w:cs="Times New Roman"/>
+          <w:sz w:val="24"/>
+          <w:szCs w:val="24"/>
+          <w:lang w:val="en-GB"/>
+        </w:rPr>
+        <w:t>poruka</w:t>
+      </w:r>
+      <w:proofErr w:type="spellEnd"/>
+      <w:r>
+        <w:rPr>
+          <w:rFonts w:ascii="Times New Roman" w:hAnsi="Times New Roman" w:cs="Times New Roman"/>
+          <w:sz w:val="24"/>
+          <w:szCs w:val="24"/>
+          <w:lang w:val="en-GB"/>
+        </w:rPr>
+        <w:t xml:space="preserve"> </w:t>
+      </w:r>
+      <w:proofErr w:type="spellStart"/>
+      <w:r>
+        <w:rPr>
+          <w:rFonts w:ascii="Times New Roman" w:hAnsi="Times New Roman" w:cs="Times New Roman"/>
+          <w:sz w:val="24"/>
+          <w:szCs w:val="24"/>
+          <w:lang w:val="en-GB"/>
+        </w:rPr>
+        <w:t>kada</w:t>
+      </w:r>
+      <w:proofErr w:type="spellEnd"/>
+      <w:r>
+        <w:rPr>
+          <w:rFonts w:ascii="Times New Roman" w:hAnsi="Times New Roman" w:cs="Times New Roman"/>
+          <w:sz w:val="24"/>
+          <w:szCs w:val="24"/>
+          <w:lang w:val="en-GB"/>
+        </w:rPr>
+        <w:t xml:space="preserve"> se </w:t>
+      </w:r>
+      <w:proofErr w:type="spellStart"/>
+      <w:r>
+        <w:rPr>
+          <w:rFonts w:ascii="Times New Roman" w:hAnsi="Times New Roman" w:cs="Times New Roman"/>
+          <w:sz w:val="24"/>
+          <w:szCs w:val="24"/>
+          <w:lang w:val="en-GB"/>
+        </w:rPr>
+        <w:t>korisnik</w:t>
+      </w:r>
+      <w:proofErr w:type="spellEnd"/>
+      <w:r>
+        <w:rPr>
+          <w:rFonts w:ascii="Times New Roman" w:hAnsi="Times New Roman" w:cs="Times New Roman"/>
+          <w:sz w:val="24"/>
+          <w:szCs w:val="24"/>
+          <w:lang w:val="en-GB"/>
+        </w:rPr>
+        <w:t xml:space="preserve"> </w:t>
+      </w:r>
+      <w:proofErr w:type="spellStart"/>
+      <w:r>
+        <w:rPr>
+          <w:rFonts w:ascii="Times New Roman" w:hAnsi="Times New Roman" w:cs="Times New Roman"/>
+          <w:sz w:val="24"/>
+          <w:szCs w:val="24"/>
+          <w:lang w:val="en-GB"/>
+        </w:rPr>
+        <w:t>ponovo</w:t>
+      </w:r>
+      <w:proofErr w:type="spellEnd"/>
+      <w:r>
+        <w:rPr>
+          <w:rFonts w:ascii="Times New Roman" w:hAnsi="Times New Roman" w:cs="Times New Roman"/>
+          <w:sz w:val="24"/>
+          <w:szCs w:val="24"/>
+          <w:lang w:val="en-GB"/>
+        </w:rPr>
+        <w:t xml:space="preserve"> </w:t>
+      </w:r>
+      <w:proofErr w:type="spellStart"/>
+      <w:r>
+        <w:rPr>
+          <w:rFonts w:ascii="Times New Roman" w:hAnsi="Times New Roman" w:cs="Times New Roman"/>
+          <w:sz w:val="24"/>
+          <w:szCs w:val="24"/>
+          <w:lang w:val="en-GB"/>
+        </w:rPr>
+        <w:t>konektuje</w:t>
+      </w:r>
+      <w:proofErr w:type="spellEnd"/>
+      <w:r>
+        <w:rPr>
+          <w:rFonts w:ascii="Times New Roman" w:hAnsi="Times New Roman" w:cs="Times New Roman"/>
+          <w:sz w:val="24"/>
+          <w:szCs w:val="24"/>
+          <w:lang w:val="en-GB"/>
+        </w:rPr>
+        <w:t>.</w:t>
+      </w:r>
+    </w:p>
+    <w:p>
+      <w:pPr>
+        <w:pStyle w:val="ListParagraph"/>
+        <w:numPr>
+          <w:ilvl w:val="0"/>
+          <w:numId w:val="3"/>
+        </w:numPr>
+        <w:rPr>
+          <w:rFonts w:ascii="Times New Roman" w:hAnsi="Times New Roman" w:cs="Times New Roman"/>
+          <w:sz w:val="24"/>
+          <w:szCs w:val="24"/>
+          <w:u w:val="single"/>
+          <w:lang w:val="en-GB"/>
+        </w:rPr>
+      </w:pPr>
+      <w:proofErr w:type="spellStart"/>
+      <w:r>
+        <w:rPr>
+          <w:rFonts w:ascii="Times New Roman" w:hAnsi="Times New Roman" w:cs="Times New Roman"/>
+          <w:sz w:val="24"/>
+          <w:szCs w:val="24"/>
+          <w:u w:val="single"/>
+          <w:lang w:val="en-GB"/>
+        </w:rPr>
+        <w:t>NotificationEvents</w:t>
+      </w:r>
+      <w:proofErr w:type="spellEnd"/>
+      <w:r>
+        <w:rPr>
+          <w:rFonts w:ascii="Times New Roman" w:hAnsi="Times New Roman" w:cs="Times New Roman"/>
+          <w:sz w:val="24"/>
+          <w:szCs w:val="24"/>
+          <w:lang w:val="en-GB"/>
+        </w:rPr>
+        <w:t xml:space="preserve"> je </w:t>
+      </w:r>
+      <w:proofErr w:type="spellStart"/>
+      <w:r>
+        <w:rPr>
+          <w:rFonts w:ascii="Times New Roman" w:hAnsi="Times New Roman" w:cs="Times New Roman"/>
+          <w:sz w:val="24"/>
+          <w:szCs w:val="24"/>
+          <w:lang w:val="en-GB"/>
+        </w:rPr>
+        <w:t>kreiran</w:t>
+      </w:r>
+      <w:proofErr w:type="spellEnd"/>
+      <w:r>
+        <w:rPr>
+          <w:rFonts w:ascii="Times New Roman" w:hAnsi="Times New Roman" w:cs="Times New Roman"/>
+          <w:sz w:val="24"/>
+          <w:szCs w:val="24"/>
+          <w:lang w:val="en-GB"/>
+        </w:rPr>
+        <w:t xml:space="preserve"> s </w:t>
+      </w:r>
+      <w:proofErr w:type="spellStart"/>
+      <w:r>
+        <w:rPr>
+          <w:rFonts w:ascii="Times New Roman" w:hAnsi="Times New Roman" w:cs="Times New Roman"/>
+          <w:sz w:val="24"/>
+          <w:szCs w:val="24"/>
+          <w:lang w:val="en-GB"/>
+        </w:rPr>
+        <w:t>ciljem</w:t>
+      </w:r>
+      <w:proofErr w:type="spellEnd"/>
+      <w:r>
+        <w:rPr>
+          <w:rFonts w:ascii="Times New Roman" w:hAnsi="Times New Roman" w:cs="Times New Roman"/>
+          <w:sz w:val="24"/>
+          <w:szCs w:val="24"/>
+          <w:lang w:val="en-GB"/>
+        </w:rPr>
+        <w:t xml:space="preserve"> da se </w:t>
+      </w:r>
+      <w:proofErr w:type="spellStart"/>
+      <w:proofErr w:type="gramStart"/>
+      <w:r>
+        <w:rPr>
+          <w:rFonts w:ascii="Times New Roman" w:hAnsi="Times New Roman" w:cs="Times New Roman"/>
+          <w:sz w:val="24"/>
+          <w:szCs w:val="24"/>
+          <w:lang w:val="en-GB"/>
+        </w:rPr>
+        <w:t>na</w:t>
+      </w:r>
+      <w:proofErr w:type="spellEnd"/>
+      <w:proofErr w:type="gramEnd"/>
+      <w:r>
+        <w:rPr>
+          <w:rFonts w:ascii="Times New Roman" w:hAnsi="Times New Roman" w:cs="Times New Roman"/>
+          <w:sz w:val="24"/>
+          <w:szCs w:val="24"/>
+          <w:lang w:val="en-GB"/>
+        </w:rPr>
+        <w:t xml:space="preserve"> </w:t>
+      </w:r>
+      <w:proofErr w:type="spellStart"/>
+      <w:r>
+        <w:rPr>
+          <w:rFonts w:ascii="Times New Roman" w:hAnsi="Times New Roman" w:cs="Times New Roman"/>
+          <w:sz w:val="24"/>
+          <w:szCs w:val="24"/>
+          <w:lang w:val="en-GB"/>
+        </w:rPr>
+        <w:t>jednom</w:t>
+      </w:r>
+      <w:proofErr w:type="spellEnd"/>
+      <w:r>
+        <w:rPr>
+          <w:rFonts w:ascii="Times New Roman" w:hAnsi="Times New Roman" w:cs="Times New Roman"/>
+          <w:sz w:val="24"/>
+          <w:szCs w:val="24"/>
+          <w:lang w:val="en-GB"/>
+        </w:rPr>
+        <w:t xml:space="preserve"> </w:t>
+      </w:r>
+      <w:proofErr w:type="spellStart"/>
+      <w:r>
+        <w:rPr>
+          <w:rFonts w:ascii="Times New Roman" w:hAnsi="Times New Roman" w:cs="Times New Roman"/>
+          <w:sz w:val="24"/>
+          <w:szCs w:val="24"/>
+          <w:lang w:val="en-GB"/>
+        </w:rPr>
+        <w:t>mestu</w:t>
+      </w:r>
+      <w:proofErr w:type="spellEnd"/>
+      <w:r>
+        <w:rPr>
+          <w:rFonts w:ascii="Times New Roman" w:hAnsi="Times New Roman" w:cs="Times New Roman"/>
+          <w:sz w:val="24"/>
+          <w:szCs w:val="24"/>
+          <w:lang w:val="en-GB"/>
+        </w:rPr>
+        <w:t xml:space="preserve"> </w:t>
+      </w:r>
+      <w:proofErr w:type="spellStart"/>
+      <w:r>
+        <w:rPr>
+          <w:rFonts w:ascii="Times New Roman" w:hAnsi="Times New Roman" w:cs="Times New Roman"/>
+          <w:sz w:val="24"/>
+          <w:szCs w:val="24"/>
+          <w:lang w:val="en-GB"/>
+        </w:rPr>
+        <w:t>lokalizuju</w:t>
+      </w:r>
+      <w:proofErr w:type="spellEnd"/>
+      <w:r>
+        <w:rPr>
+          <w:rFonts w:ascii="Times New Roman" w:hAnsi="Times New Roman" w:cs="Times New Roman"/>
+          <w:sz w:val="24"/>
+          <w:szCs w:val="24"/>
+          <w:lang w:val="en-GB"/>
+        </w:rPr>
+        <w:t xml:space="preserve"> </w:t>
+      </w:r>
+      <w:proofErr w:type="spellStart"/>
+      <w:r>
+        <w:rPr>
+          <w:rFonts w:ascii="Times New Roman" w:hAnsi="Times New Roman" w:cs="Times New Roman"/>
+          <w:sz w:val="24"/>
+          <w:szCs w:val="24"/>
+          <w:lang w:val="en-GB"/>
+        </w:rPr>
+        <w:t>definicije</w:t>
+      </w:r>
+      <w:proofErr w:type="spellEnd"/>
+      <w:r>
+        <w:rPr>
+          <w:rFonts w:ascii="Times New Roman" w:hAnsi="Times New Roman" w:cs="Times New Roman"/>
+          <w:sz w:val="24"/>
+          <w:szCs w:val="24"/>
+          <w:lang w:val="en-GB"/>
+        </w:rPr>
+        <w:t xml:space="preserve"> </w:t>
+      </w:r>
+      <w:proofErr w:type="spellStart"/>
+      <w:r>
+        <w:rPr>
+          <w:rFonts w:ascii="Times New Roman" w:hAnsi="Times New Roman" w:cs="Times New Roman"/>
+          <w:sz w:val="24"/>
+          <w:szCs w:val="24"/>
+          <w:lang w:val="en-GB"/>
+        </w:rPr>
+        <w:t>svih</w:t>
+      </w:r>
+      <w:proofErr w:type="spellEnd"/>
+      <w:r>
+        <w:rPr>
+          <w:rFonts w:ascii="Times New Roman" w:hAnsi="Times New Roman" w:cs="Times New Roman"/>
+          <w:sz w:val="24"/>
+          <w:szCs w:val="24"/>
+          <w:lang w:val="en-GB"/>
+        </w:rPr>
+        <w:t xml:space="preserve"> </w:t>
+      </w:r>
+      <w:proofErr w:type="spellStart"/>
+      <w:r>
+        <w:rPr>
+          <w:rFonts w:ascii="Times New Roman" w:hAnsi="Times New Roman" w:cs="Times New Roman"/>
+          <w:sz w:val="24"/>
+          <w:szCs w:val="24"/>
+          <w:lang w:val="en-GB"/>
+        </w:rPr>
+        <w:t>mogućih</w:t>
+      </w:r>
+      <w:proofErr w:type="spellEnd"/>
+      <w:r>
+        <w:rPr>
+          <w:rFonts w:ascii="Times New Roman" w:hAnsi="Times New Roman" w:cs="Times New Roman"/>
+          <w:sz w:val="24"/>
+          <w:szCs w:val="24"/>
+          <w:lang w:val="en-GB"/>
+        </w:rPr>
+        <w:t xml:space="preserve"> </w:t>
+      </w:r>
+      <w:proofErr w:type="spellStart"/>
+      <w:r>
+        <w:rPr>
+          <w:rFonts w:ascii="Times New Roman" w:hAnsi="Times New Roman" w:cs="Times New Roman"/>
+          <w:sz w:val="24"/>
+          <w:szCs w:val="24"/>
+          <w:lang w:val="en-GB"/>
+        </w:rPr>
+        <w:t>tipova</w:t>
+      </w:r>
+      <w:proofErr w:type="spellEnd"/>
+      <w:r>
+        <w:rPr>
+          <w:rFonts w:ascii="Times New Roman" w:hAnsi="Times New Roman" w:cs="Times New Roman"/>
+          <w:sz w:val="24"/>
+          <w:szCs w:val="24"/>
+          <w:lang w:val="en-GB"/>
+        </w:rPr>
+        <w:t xml:space="preserve"> </w:t>
+      </w:r>
+      <w:proofErr w:type="spellStart"/>
+      <w:r>
+        <w:rPr>
+          <w:rFonts w:ascii="Times New Roman" w:hAnsi="Times New Roman" w:cs="Times New Roman"/>
+          <w:sz w:val="24"/>
+          <w:szCs w:val="24"/>
+          <w:lang w:val="en-GB"/>
+        </w:rPr>
+        <w:t>događaja</w:t>
+      </w:r>
+      <w:proofErr w:type="spellEnd"/>
+      <w:r>
+        <w:rPr>
+          <w:rFonts w:ascii="Times New Roman" w:hAnsi="Times New Roman" w:cs="Times New Roman"/>
+          <w:sz w:val="24"/>
+          <w:szCs w:val="24"/>
+          <w:lang w:val="en-GB"/>
+        </w:rPr>
+        <w:t xml:space="preserve"> </w:t>
+      </w:r>
+      <w:proofErr w:type="spellStart"/>
+      <w:r>
+        <w:rPr>
+          <w:rFonts w:ascii="Times New Roman" w:hAnsi="Times New Roman" w:cs="Times New Roman"/>
+          <w:sz w:val="24"/>
+          <w:szCs w:val="24"/>
+          <w:lang w:val="en-GB"/>
+        </w:rPr>
+        <w:t>koji</w:t>
+      </w:r>
+      <w:proofErr w:type="spellEnd"/>
+      <w:r>
+        <w:rPr>
+          <w:rFonts w:ascii="Times New Roman" w:hAnsi="Times New Roman" w:cs="Times New Roman"/>
+          <w:sz w:val="24"/>
+          <w:szCs w:val="24"/>
+          <w:lang w:val="en-GB"/>
+        </w:rPr>
+        <w:t xml:space="preserve"> se </w:t>
+      </w:r>
+      <w:proofErr w:type="spellStart"/>
+      <w:r>
+        <w:rPr>
+          <w:rFonts w:ascii="Times New Roman" w:hAnsi="Times New Roman" w:cs="Times New Roman"/>
+          <w:sz w:val="24"/>
+          <w:szCs w:val="24"/>
+          <w:lang w:val="en-GB"/>
+        </w:rPr>
+        <w:t>mogu</w:t>
+      </w:r>
+      <w:proofErr w:type="spellEnd"/>
+      <w:r>
+        <w:rPr>
+          <w:rFonts w:ascii="Times New Roman" w:hAnsi="Times New Roman" w:cs="Times New Roman"/>
+          <w:sz w:val="24"/>
+          <w:szCs w:val="24"/>
+          <w:lang w:val="en-GB"/>
+        </w:rPr>
+        <w:t xml:space="preserve"> </w:t>
+      </w:r>
+      <w:proofErr w:type="spellStart"/>
+      <w:r>
+        <w:rPr>
+          <w:rFonts w:ascii="Times New Roman" w:hAnsi="Times New Roman" w:cs="Times New Roman"/>
+          <w:sz w:val="24"/>
+          <w:szCs w:val="24"/>
+          <w:lang w:val="en-GB"/>
+        </w:rPr>
+        <w:t>emitovati</w:t>
+      </w:r>
+      <w:proofErr w:type="spellEnd"/>
+      <w:r>
+        <w:rPr>
+          <w:rFonts w:ascii="Times New Roman" w:hAnsi="Times New Roman" w:cs="Times New Roman"/>
+          <w:sz w:val="24"/>
+          <w:szCs w:val="24"/>
+          <w:lang w:val="en-GB"/>
+        </w:rPr>
+        <w:t xml:space="preserve"> </w:t>
+      </w:r>
+      <w:proofErr w:type="spellStart"/>
+      <w:r>
+        <w:rPr>
+          <w:rFonts w:ascii="Times New Roman" w:hAnsi="Times New Roman" w:cs="Times New Roman"/>
+          <w:sz w:val="24"/>
+          <w:szCs w:val="24"/>
+          <w:lang w:val="en-GB"/>
+        </w:rPr>
+        <w:t>prema</w:t>
+      </w:r>
+      <w:proofErr w:type="spellEnd"/>
+      <w:r>
+        <w:rPr>
+          <w:rFonts w:ascii="Times New Roman" w:hAnsi="Times New Roman" w:cs="Times New Roman"/>
+          <w:sz w:val="24"/>
+          <w:szCs w:val="24"/>
+          <w:lang w:val="en-GB"/>
+        </w:rPr>
+        <w:t xml:space="preserve"> </w:t>
+      </w:r>
+      <w:proofErr w:type="spellStart"/>
+      <w:r>
+        <w:rPr>
+          <w:rFonts w:ascii="Times New Roman" w:hAnsi="Times New Roman" w:cs="Times New Roman"/>
+          <w:sz w:val="24"/>
+          <w:szCs w:val="24"/>
+          <w:lang w:val="en-GB"/>
+        </w:rPr>
+        <w:t>klijentima</w:t>
+      </w:r>
+      <w:proofErr w:type="spellEnd"/>
+      <w:r>
+        <w:rPr>
+          <w:rFonts w:ascii="Times New Roman" w:hAnsi="Times New Roman" w:cs="Times New Roman"/>
+          <w:sz w:val="24"/>
+          <w:szCs w:val="24"/>
+          <w:lang w:val="en-GB"/>
+        </w:rPr>
+        <w:t xml:space="preserve">. </w:t>
+      </w:r>
+    </w:p>
+    <w:p>
+      <w:pPr>
+        <w:pStyle w:val="Heading1"/>
+        <w:numPr>
+          <w:ilvl w:val="0"/>
+          <w:numId w:val="2"/>
+        </w:numPr>
+        <w:rPr>
+          <w:rFonts w:ascii="Times New Roman" w:hAnsi="Times New Roman" w:cs="Times New Roman"/>
+          <w:color w:val="auto"/>
+          <w:sz w:val="36"/>
+          <w:szCs w:val="36"/>
+          <w:lang w:val="en-GB"/>
+        </w:rPr>
+      </w:pPr>
+      <w:r>
+        <w:rPr>
+          <w:rFonts w:ascii="Times New Roman" w:hAnsi="Times New Roman" w:cs="Times New Roman"/>
+          <w:color w:val="auto"/>
+          <w:sz w:val="36"/>
+          <w:szCs w:val="36"/>
+          <w:lang w:val="en-GB"/>
+        </w:rPr>
+        <w:t xml:space="preserve">Model </w:t>
+      </w:r>
+      <w:proofErr w:type="spellStart"/>
+      <w:r>
+        <w:rPr>
+          <w:rFonts w:ascii="Times New Roman" w:hAnsi="Times New Roman" w:cs="Times New Roman"/>
+          <w:color w:val="auto"/>
+          <w:sz w:val="36"/>
+          <w:szCs w:val="36"/>
+          <w:lang w:val="en-GB"/>
+        </w:rPr>
+        <w:t>komunikacije</w:t>
+      </w:r>
+      <w:proofErr w:type="spellEnd"/>
+    </w:p>
+    <w:p>
+      <w:pPr>
+        <w:pStyle w:val="ListParagraph"/>
+        <w:numPr>
+          <w:ilvl w:val="1"/>
+          <w:numId w:val="2"/>
+        </w:numPr>
+        <w:rPr>
+          <w:rFonts w:ascii="Times New Roman" w:hAnsi="Times New Roman" w:cs="Times New Roman"/>
+          <w:sz w:val="24"/>
+          <w:szCs w:val="24"/>
+          <w:lang w:val="en-GB"/>
+        </w:rPr>
+      </w:pPr>
+      <w:proofErr w:type="spellStart"/>
+      <w:r>
+        <w:rPr>
+          <w:rFonts w:ascii="Times New Roman" w:hAnsi="Times New Roman" w:cs="Times New Roman"/>
+          <w:sz w:val="24"/>
+          <w:szCs w:val="24"/>
+          <w:lang w:val="en-GB"/>
+        </w:rPr>
+        <w:t>Povezivanje</w:t>
+      </w:r>
+      <w:proofErr w:type="spellEnd"/>
+      <w:r>
+        <w:rPr>
+          <w:rFonts w:ascii="Times New Roman" w:hAnsi="Times New Roman" w:cs="Times New Roman"/>
+          <w:sz w:val="24"/>
+          <w:szCs w:val="24"/>
+          <w:lang w:val="en-GB"/>
+        </w:rPr>
+        <w:t xml:space="preserve"> </w:t>
+      </w:r>
+      <w:proofErr w:type="spellStart"/>
+      <w:r>
+        <w:rPr>
+          <w:rFonts w:ascii="Times New Roman" w:hAnsi="Times New Roman" w:cs="Times New Roman"/>
+          <w:sz w:val="24"/>
+          <w:szCs w:val="24"/>
+          <w:lang w:val="en-GB"/>
+        </w:rPr>
+        <w:t>korisnika</w:t>
+      </w:r>
+      <w:proofErr w:type="spellEnd"/>
+      <w:r>
+        <w:rPr>
+          <w:rFonts w:ascii="Times New Roman" w:hAnsi="Times New Roman" w:cs="Times New Roman"/>
+          <w:sz w:val="24"/>
+          <w:szCs w:val="24"/>
+          <w:lang w:val="en-GB"/>
+        </w:rPr>
+        <w:t xml:space="preserve"> </w:t>
+      </w:r>
+    </w:p>
+    <w:p>
+      <w:pPr>
+        <w:pStyle w:val="ListParagraph"/>
+        <w:rPr>
+          <w:rFonts w:ascii="Times New Roman" w:hAnsi="Times New Roman" w:cs="Times New Roman"/>
+          <w:sz w:val="24"/>
+          <w:szCs w:val="24"/>
+          <w:lang w:val="en-GB"/>
+        </w:rPr>
+      </w:pPr>
+      <w:proofErr w:type="spellStart"/>
+      <w:proofErr w:type="gramStart"/>
+      <w:r>
+        <w:rPr>
+          <w:rFonts w:ascii="Times New Roman" w:hAnsi="Times New Roman" w:cs="Times New Roman"/>
+          <w:sz w:val="24"/>
+          <w:szCs w:val="24"/>
+          <w:lang w:val="en-GB"/>
+        </w:rPr>
+        <w:t>Kada</w:t>
+      </w:r>
+      <w:proofErr w:type="spellEnd"/>
+      <w:r>
+        <w:rPr>
+          <w:rFonts w:ascii="Times New Roman" w:hAnsi="Times New Roman" w:cs="Times New Roman"/>
+          <w:sz w:val="24"/>
+          <w:szCs w:val="24"/>
+          <w:lang w:val="en-GB"/>
+        </w:rPr>
+        <w:t xml:space="preserve"> </w:t>
+      </w:r>
+      <w:proofErr w:type="spellStart"/>
+      <w:r>
+        <w:rPr>
+          <w:rFonts w:ascii="Times New Roman" w:hAnsi="Times New Roman" w:cs="Times New Roman"/>
+          <w:sz w:val="24"/>
+          <w:szCs w:val="24"/>
+          <w:lang w:val="en-GB"/>
+        </w:rPr>
+        <w:t>korisnik</w:t>
+      </w:r>
+      <w:proofErr w:type="spellEnd"/>
+      <w:r>
+        <w:rPr>
+          <w:rFonts w:ascii="Times New Roman" w:hAnsi="Times New Roman" w:cs="Times New Roman"/>
+          <w:sz w:val="24"/>
+          <w:szCs w:val="24"/>
+          <w:lang w:val="en-GB"/>
+        </w:rPr>
+        <w:t xml:space="preserve"> </w:t>
+      </w:r>
+      <w:proofErr w:type="spellStart"/>
+      <w:r>
+        <w:rPr>
+          <w:rFonts w:ascii="Times New Roman" w:hAnsi="Times New Roman" w:cs="Times New Roman"/>
+          <w:sz w:val="24"/>
+          <w:szCs w:val="24"/>
+          <w:lang w:val="en-GB"/>
+        </w:rPr>
+        <w:t>uspostavi</w:t>
+      </w:r>
+      <w:proofErr w:type="spellEnd"/>
+      <w:r>
+        <w:rPr>
+          <w:rFonts w:ascii="Times New Roman" w:hAnsi="Times New Roman" w:cs="Times New Roman"/>
+          <w:sz w:val="24"/>
+          <w:szCs w:val="24"/>
+          <w:lang w:val="en-GB"/>
+        </w:rPr>
+        <w:t xml:space="preserve"> </w:t>
+      </w:r>
+      <w:proofErr w:type="spellStart"/>
+      <w:r>
+        <w:rPr>
+          <w:rFonts w:ascii="Times New Roman" w:hAnsi="Times New Roman" w:cs="Times New Roman"/>
+          <w:sz w:val="24"/>
+          <w:szCs w:val="24"/>
+          <w:lang w:val="en-GB"/>
+        </w:rPr>
+        <w:t>konekciju</w:t>
+      </w:r>
+      <w:proofErr w:type="spellEnd"/>
+      <w:r>
+        <w:rPr>
+          <w:rFonts w:ascii="Times New Roman" w:hAnsi="Times New Roman" w:cs="Times New Roman"/>
+          <w:sz w:val="24"/>
+          <w:szCs w:val="24"/>
+          <w:lang w:val="en-GB"/>
+        </w:rPr>
+        <w:t xml:space="preserve">, </w:t>
+      </w:r>
+      <w:proofErr w:type="spellStart"/>
+      <w:r>
+        <w:rPr>
+          <w:rFonts w:ascii="Times New Roman" w:hAnsi="Times New Roman" w:cs="Times New Roman"/>
+          <w:sz w:val="24"/>
+          <w:szCs w:val="24"/>
+          <w:lang w:val="en-GB"/>
+        </w:rPr>
+        <w:t>dohvata</w:t>
+      </w:r>
+      <w:proofErr w:type="spellEnd"/>
+      <w:r>
+        <w:rPr>
+          <w:rFonts w:ascii="Times New Roman" w:hAnsi="Times New Roman" w:cs="Times New Roman"/>
+          <w:sz w:val="24"/>
+          <w:szCs w:val="24"/>
+          <w:lang w:val="en-GB"/>
+        </w:rPr>
+        <w:t xml:space="preserve"> se </w:t>
+      </w:r>
+      <w:proofErr w:type="spellStart"/>
+      <w:r>
+        <w:rPr>
+          <w:rFonts w:ascii="Times New Roman" w:hAnsi="Times New Roman" w:cs="Times New Roman"/>
+          <w:sz w:val="24"/>
+          <w:szCs w:val="24"/>
+          <w:lang w:val="en-GB"/>
+        </w:rPr>
+        <w:t>njegov</w:t>
+      </w:r>
+      <w:proofErr w:type="spellEnd"/>
+      <w:r>
+        <w:rPr>
+          <w:rFonts w:ascii="Times New Roman" w:hAnsi="Times New Roman" w:cs="Times New Roman"/>
+          <w:sz w:val="24"/>
+          <w:szCs w:val="24"/>
+          <w:lang w:val="en-GB"/>
+        </w:rPr>
+        <w:t xml:space="preserve"> id </w:t>
+      </w:r>
+      <w:proofErr w:type="spellStart"/>
+      <w:r>
+        <w:rPr>
+          <w:rFonts w:ascii="Times New Roman" w:hAnsi="Times New Roman" w:cs="Times New Roman"/>
+          <w:sz w:val="24"/>
+          <w:szCs w:val="24"/>
+          <w:lang w:val="en-GB"/>
+        </w:rPr>
+        <w:t>iz</w:t>
+      </w:r>
+      <w:proofErr w:type="spellEnd"/>
+      <w:r>
+        <w:rPr>
+          <w:rFonts w:ascii="Times New Roman" w:hAnsi="Times New Roman" w:cs="Times New Roman"/>
+          <w:sz w:val="24"/>
+          <w:szCs w:val="24"/>
+          <w:lang w:val="en-GB"/>
+        </w:rPr>
+        <w:t xml:space="preserve"> </w:t>
+      </w:r>
+      <w:proofErr w:type="spellStart"/>
+      <w:r>
+        <w:rPr>
+          <w:rFonts w:ascii="Times New Roman" w:hAnsi="Times New Roman" w:cs="Times New Roman"/>
+          <w:sz w:val="24"/>
+          <w:szCs w:val="24"/>
+          <w:lang w:val="en-GB"/>
+        </w:rPr>
+        <w:t>konteksta</w:t>
+      </w:r>
+      <w:proofErr w:type="spellEnd"/>
+      <w:r>
+        <w:rPr>
+          <w:rFonts w:ascii="Times New Roman" w:hAnsi="Times New Roman" w:cs="Times New Roman"/>
+          <w:sz w:val="24"/>
+          <w:szCs w:val="24"/>
+          <w:lang w:val="en-GB"/>
+        </w:rPr>
+        <w:t xml:space="preserve"> </w:t>
+      </w:r>
+      <w:proofErr w:type="spellStart"/>
+      <w:r>
+        <w:rPr>
+          <w:rFonts w:ascii="Times New Roman" w:hAnsi="Times New Roman" w:cs="Times New Roman"/>
+          <w:sz w:val="24"/>
+          <w:szCs w:val="24"/>
+          <w:lang w:val="en-GB"/>
+        </w:rPr>
+        <w:t>konekcije</w:t>
+      </w:r>
+      <w:proofErr w:type="spellEnd"/>
+      <w:r>
+        <w:rPr>
+          <w:rFonts w:ascii="Times New Roman" w:hAnsi="Times New Roman" w:cs="Times New Roman"/>
+          <w:sz w:val="24"/>
+          <w:szCs w:val="24"/>
+          <w:lang w:val="en-GB"/>
+        </w:rPr>
+        <w:t xml:space="preserve">, </w:t>
+      </w:r>
+      <w:proofErr w:type="spellStart"/>
+      <w:r>
+        <w:rPr>
+          <w:rFonts w:ascii="Times New Roman" w:hAnsi="Times New Roman" w:cs="Times New Roman"/>
+          <w:sz w:val="24"/>
+          <w:szCs w:val="24"/>
+          <w:lang w:val="en-GB"/>
+        </w:rPr>
+        <w:t>zatim</w:t>
+      </w:r>
+      <w:proofErr w:type="spellEnd"/>
+      <w:r>
+        <w:rPr>
+          <w:rFonts w:ascii="Times New Roman" w:hAnsi="Times New Roman" w:cs="Times New Roman"/>
+          <w:sz w:val="24"/>
+          <w:szCs w:val="24"/>
+          <w:lang w:val="en-GB"/>
+        </w:rPr>
+        <w:t xml:space="preserve"> se </w:t>
+      </w:r>
+      <w:proofErr w:type="spellStart"/>
+      <w:r>
+        <w:rPr>
+          <w:rFonts w:ascii="Times New Roman" w:hAnsi="Times New Roman" w:cs="Times New Roman"/>
+          <w:sz w:val="24"/>
+          <w:szCs w:val="24"/>
+          <w:lang w:val="en-GB"/>
+        </w:rPr>
+        <w:t>korisnik</w:t>
+      </w:r>
+      <w:proofErr w:type="spellEnd"/>
+      <w:r>
+        <w:rPr>
+          <w:rFonts w:ascii="Times New Roman" w:hAnsi="Times New Roman" w:cs="Times New Roman"/>
+          <w:sz w:val="24"/>
+          <w:szCs w:val="24"/>
+          <w:lang w:val="en-GB"/>
+        </w:rPr>
+        <w:t xml:space="preserve"> </w:t>
+      </w:r>
+      <w:proofErr w:type="spellStart"/>
+      <w:r>
+        <w:rPr>
+          <w:rFonts w:ascii="Times New Roman" w:hAnsi="Times New Roman" w:cs="Times New Roman"/>
+          <w:sz w:val="24"/>
+          <w:szCs w:val="24"/>
+          <w:lang w:val="en-GB"/>
+        </w:rPr>
+        <w:t>dodaje</w:t>
+      </w:r>
+      <w:proofErr w:type="spellEnd"/>
+      <w:r>
+        <w:rPr>
+          <w:rFonts w:ascii="Times New Roman" w:hAnsi="Times New Roman" w:cs="Times New Roman"/>
+          <w:sz w:val="24"/>
+          <w:szCs w:val="24"/>
+          <w:lang w:val="en-GB"/>
+        </w:rPr>
+        <w:t xml:space="preserve"> u </w:t>
+      </w:r>
+      <w:proofErr w:type="spellStart"/>
+      <w:r>
+        <w:rPr>
+          <w:rFonts w:ascii="Times New Roman" w:hAnsi="Times New Roman" w:cs="Times New Roman"/>
+          <w:sz w:val="24"/>
+          <w:szCs w:val="24"/>
+          <w:lang w:val="en-GB"/>
+        </w:rPr>
+        <w:t>grupe</w:t>
+      </w:r>
+      <w:proofErr w:type="spellEnd"/>
+      <w:r>
+        <w:rPr>
+          <w:rFonts w:ascii="Times New Roman" w:hAnsi="Times New Roman" w:cs="Times New Roman"/>
+          <w:sz w:val="24"/>
+          <w:szCs w:val="24"/>
+          <w:lang w:val="en-GB"/>
+        </w:rPr>
+        <w:t xml:space="preserve"> </w:t>
+      </w:r>
+      <w:proofErr w:type="spellStart"/>
+      <w:r>
+        <w:rPr>
+          <w:rFonts w:ascii="Times New Roman" w:hAnsi="Times New Roman" w:cs="Times New Roman"/>
+          <w:sz w:val="24"/>
+          <w:szCs w:val="24"/>
+          <w:lang w:val="en-GB"/>
+        </w:rPr>
+        <w:t>kojima</w:t>
+      </w:r>
+      <w:proofErr w:type="spellEnd"/>
+      <w:r>
+        <w:rPr>
+          <w:rFonts w:ascii="Times New Roman" w:hAnsi="Times New Roman" w:cs="Times New Roman"/>
+          <w:sz w:val="24"/>
+          <w:szCs w:val="24"/>
+          <w:lang w:val="en-GB"/>
+        </w:rPr>
+        <w:t xml:space="preserve"> </w:t>
+      </w:r>
+      <w:proofErr w:type="spellStart"/>
+      <w:r>
+        <w:rPr>
+          <w:rFonts w:ascii="Times New Roman" w:hAnsi="Times New Roman" w:cs="Times New Roman"/>
+          <w:sz w:val="24"/>
+          <w:szCs w:val="24"/>
+          <w:lang w:val="en-GB"/>
+        </w:rPr>
+        <w:t>pripada</w:t>
+      </w:r>
+      <w:proofErr w:type="spellEnd"/>
+      <w:r>
+        <w:rPr>
+          <w:rFonts w:ascii="Times New Roman" w:hAnsi="Times New Roman" w:cs="Times New Roman"/>
+          <w:sz w:val="24"/>
+          <w:szCs w:val="24"/>
+          <w:lang w:val="en-GB"/>
+        </w:rPr>
+        <w:t>.</w:t>
+      </w:r>
+      <w:proofErr w:type="gramEnd"/>
+      <w:r>
+        <w:rPr>
+          <w:rFonts w:ascii="Times New Roman" w:hAnsi="Times New Roman" w:cs="Times New Roman"/>
+          <w:sz w:val="24"/>
+          <w:szCs w:val="24"/>
+          <w:lang w:val="en-GB"/>
+        </w:rPr>
+        <w:t xml:space="preserve"> </w:t>
+      </w:r>
+      <w:proofErr w:type="spellStart"/>
+      <w:proofErr w:type="gramStart"/>
+      <w:r>
+        <w:rPr>
+          <w:rFonts w:ascii="Times New Roman" w:hAnsi="Times New Roman" w:cs="Times New Roman"/>
+          <w:sz w:val="24"/>
+          <w:szCs w:val="24"/>
+          <w:lang w:val="en-GB"/>
+        </w:rPr>
+        <w:t>Kada</w:t>
+      </w:r>
+      <w:proofErr w:type="spellEnd"/>
+      <w:r>
+        <w:rPr>
+          <w:rFonts w:ascii="Times New Roman" w:hAnsi="Times New Roman" w:cs="Times New Roman"/>
+          <w:sz w:val="24"/>
+          <w:szCs w:val="24"/>
+          <w:lang w:val="en-GB"/>
+        </w:rPr>
+        <w:t xml:space="preserve"> se </w:t>
+      </w:r>
+      <w:proofErr w:type="spellStart"/>
+      <w:r>
+        <w:rPr>
+          <w:rFonts w:ascii="Times New Roman" w:hAnsi="Times New Roman" w:cs="Times New Roman"/>
+          <w:sz w:val="24"/>
+          <w:szCs w:val="24"/>
+          <w:lang w:val="en-GB"/>
+        </w:rPr>
+        <w:t>dohvate</w:t>
+      </w:r>
+      <w:proofErr w:type="spellEnd"/>
+      <w:r>
+        <w:rPr>
+          <w:rFonts w:ascii="Times New Roman" w:hAnsi="Times New Roman" w:cs="Times New Roman"/>
+          <w:sz w:val="24"/>
+          <w:szCs w:val="24"/>
+          <w:lang w:val="en-GB"/>
+        </w:rPr>
+        <w:t xml:space="preserve"> </w:t>
+      </w:r>
+      <w:proofErr w:type="spellStart"/>
+      <w:r>
+        <w:rPr>
+          <w:rFonts w:ascii="Times New Roman" w:hAnsi="Times New Roman" w:cs="Times New Roman"/>
+          <w:sz w:val="24"/>
+          <w:szCs w:val="24"/>
+          <w:lang w:val="en-GB"/>
+        </w:rPr>
+        <w:t>korisnikove</w:t>
+      </w:r>
+      <w:proofErr w:type="spellEnd"/>
+      <w:r>
+        <w:rPr>
+          <w:rFonts w:ascii="Times New Roman" w:hAnsi="Times New Roman" w:cs="Times New Roman"/>
+          <w:sz w:val="24"/>
+          <w:szCs w:val="24"/>
+          <w:lang w:val="en-GB"/>
+        </w:rPr>
+        <w:t xml:space="preserve"> </w:t>
+      </w:r>
+      <w:proofErr w:type="spellStart"/>
+      <w:r>
+        <w:rPr>
+          <w:rFonts w:ascii="Times New Roman" w:hAnsi="Times New Roman" w:cs="Times New Roman"/>
+          <w:sz w:val="24"/>
+          <w:szCs w:val="24"/>
+          <w:lang w:val="en-GB"/>
+        </w:rPr>
+        <w:t>grupe</w:t>
+      </w:r>
+      <w:proofErr w:type="spellEnd"/>
+      <w:r>
+        <w:rPr>
+          <w:rFonts w:ascii="Times New Roman" w:hAnsi="Times New Roman" w:cs="Times New Roman"/>
+          <w:sz w:val="24"/>
+          <w:szCs w:val="24"/>
+          <w:lang w:val="en-GB"/>
+        </w:rPr>
+        <w:t xml:space="preserve"> </w:t>
+      </w:r>
+      <w:proofErr w:type="spellStart"/>
+      <w:r>
+        <w:rPr>
+          <w:rFonts w:ascii="Times New Roman" w:hAnsi="Times New Roman" w:cs="Times New Roman"/>
+          <w:sz w:val="24"/>
+          <w:szCs w:val="24"/>
+          <w:lang w:val="en-GB"/>
+        </w:rPr>
+        <w:t>pronalaze</w:t>
+      </w:r>
+      <w:proofErr w:type="spellEnd"/>
+      <w:r>
+        <w:rPr>
+          <w:rFonts w:ascii="Times New Roman" w:hAnsi="Times New Roman" w:cs="Times New Roman"/>
+          <w:sz w:val="24"/>
+          <w:szCs w:val="24"/>
+          <w:lang w:val="en-GB"/>
+        </w:rPr>
+        <w:t xml:space="preserve"> se </w:t>
+      </w:r>
+      <w:proofErr w:type="spellStart"/>
+      <w:r>
+        <w:rPr>
+          <w:rFonts w:ascii="Times New Roman" w:hAnsi="Times New Roman" w:cs="Times New Roman"/>
+          <w:sz w:val="24"/>
+          <w:szCs w:val="24"/>
+          <w:lang w:val="en-GB"/>
+        </w:rPr>
+        <w:t>i</w:t>
+      </w:r>
+      <w:proofErr w:type="spellEnd"/>
+      <w:r>
+        <w:rPr>
+          <w:rFonts w:ascii="Times New Roman" w:hAnsi="Times New Roman" w:cs="Times New Roman"/>
+          <w:sz w:val="24"/>
+          <w:szCs w:val="24"/>
+          <w:lang w:val="en-GB"/>
+        </w:rPr>
+        <w:t xml:space="preserve"> </w:t>
+      </w:r>
+      <w:proofErr w:type="spellStart"/>
+      <w:r>
+        <w:rPr>
+          <w:rFonts w:ascii="Times New Roman" w:hAnsi="Times New Roman" w:cs="Times New Roman"/>
+          <w:sz w:val="24"/>
+          <w:szCs w:val="24"/>
+          <w:lang w:val="en-GB"/>
+        </w:rPr>
+        <w:t>prosleđuju</w:t>
+      </w:r>
+      <w:proofErr w:type="spellEnd"/>
+      <w:r>
+        <w:rPr>
+          <w:rFonts w:ascii="Times New Roman" w:hAnsi="Times New Roman" w:cs="Times New Roman"/>
+          <w:sz w:val="24"/>
+          <w:szCs w:val="24"/>
+          <w:lang w:val="en-GB"/>
+        </w:rPr>
+        <w:t xml:space="preserve"> mu se </w:t>
+      </w:r>
+      <w:proofErr w:type="spellStart"/>
+      <w:r>
+        <w:rPr>
+          <w:rFonts w:ascii="Times New Roman" w:hAnsi="Times New Roman" w:cs="Times New Roman"/>
+          <w:sz w:val="24"/>
+          <w:szCs w:val="24"/>
+          <w:lang w:val="en-GB"/>
+        </w:rPr>
+        <w:t>poruke</w:t>
+      </w:r>
+      <w:proofErr w:type="spellEnd"/>
+      <w:r>
+        <w:rPr>
+          <w:rFonts w:ascii="Times New Roman" w:hAnsi="Times New Roman" w:cs="Times New Roman"/>
+          <w:sz w:val="24"/>
+          <w:szCs w:val="24"/>
+          <w:lang w:val="en-GB"/>
+        </w:rPr>
+        <w:t xml:space="preserve"> </w:t>
+      </w:r>
+      <w:proofErr w:type="spellStart"/>
+      <w:r>
+        <w:rPr>
+          <w:rFonts w:ascii="Times New Roman" w:hAnsi="Times New Roman" w:cs="Times New Roman"/>
+          <w:sz w:val="24"/>
+          <w:szCs w:val="24"/>
+          <w:lang w:val="en-GB"/>
+        </w:rPr>
+        <w:t>koje</w:t>
+      </w:r>
+      <w:proofErr w:type="spellEnd"/>
+      <w:r>
+        <w:rPr>
+          <w:rFonts w:ascii="Times New Roman" w:hAnsi="Times New Roman" w:cs="Times New Roman"/>
+          <w:sz w:val="24"/>
+          <w:szCs w:val="24"/>
+          <w:lang w:val="en-GB"/>
+        </w:rPr>
+        <w:t xml:space="preserve"> je </w:t>
+      </w:r>
+      <w:proofErr w:type="spellStart"/>
+      <w:r>
+        <w:rPr>
+          <w:rFonts w:ascii="Times New Roman" w:hAnsi="Times New Roman" w:cs="Times New Roman"/>
+          <w:sz w:val="24"/>
+          <w:szCs w:val="24"/>
+          <w:lang w:val="en-GB"/>
+        </w:rPr>
+        <w:t>primio</w:t>
+      </w:r>
+      <w:proofErr w:type="spellEnd"/>
+      <w:r>
+        <w:rPr>
+          <w:rFonts w:ascii="Times New Roman" w:hAnsi="Times New Roman" w:cs="Times New Roman"/>
+          <w:sz w:val="24"/>
+          <w:szCs w:val="24"/>
+          <w:lang w:val="en-GB"/>
+        </w:rPr>
+        <w:t xml:space="preserve"> </w:t>
+      </w:r>
+      <w:proofErr w:type="spellStart"/>
+      <w:r>
+        <w:rPr>
+          <w:rFonts w:ascii="Times New Roman" w:hAnsi="Times New Roman" w:cs="Times New Roman"/>
+          <w:sz w:val="24"/>
+          <w:szCs w:val="24"/>
+          <w:lang w:val="en-GB"/>
+        </w:rPr>
+        <w:t>dok</w:t>
+      </w:r>
+      <w:proofErr w:type="spellEnd"/>
+      <w:r>
+        <w:rPr>
+          <w:rFonts w:ascii="Times New Roman" w:hAnsi="Times New Roman" w:cs="Times New Roman"/>
+          <w:sz w:val="24"/>
+          <w:szCs w:val="24"/>
+          <w:lang w:val="en-GB"/>
+        </w:rPr>
+        <w:t xml:space="preserve"> </w:t>
+      </w:r>
+      <w:proofErr w:type="spellStart"/>
+      <w:r>
+        <w:rPr>
+          <w:rFonts w:ascii="Times New Roman" w:hAnsi="Times New Roman" w:cs="Times New Roman"/>
+          <w:sz w:val="24"/>
+          <w:szCs w:val="24"/>
+          <w:lang w:val="en-GB"/>
+        </w:rPr>
+        <w:t>nije</w:t>
+      </w:r>
+      <w:proofErr w:type="spellEnd"/>
+      <w:r>
+        <w:rPr>
+          <w:rFonts w:ascii="Times New Roman" w:hAnsi="Times New Roman" w:cs="Times New Roman"/>
+          <w:sz w:val="24"/>
+          <w:szCs w:val="24"/>
+          <w:lang w:val="en-GB"/>
+        </w:rPr>
+        <w:t xml:space="preserve"> bio </w:t>
+      </w:r>
+      <w:proofErr w:type="spellStart"/>
+      <w:r>
+        <w:rPr>
+          <w:rFonts w:ascii="Times New Roman" w:hAnsi="Times New Roman" w:cs="Times New Roman"/>
+          <w:sz w:val="24"/>
+          <w:szCs w:val="24"/>
+          <w:lang w:val="en-GB"/>
+        </w:rPr>
+        <w:t>povezan</w:t>
+      </w:r>
+      <w:proofErr w:type="spellEnd"/>
+      <w:r>
+        <w:rPr>
+          <w:rFonts w:ascii="Times New Roman" w:hAnsi="Times New Roman" w:cs="Times New Roman"/>
+          <w:sz w:val="24"/>
+          <w:szCs w:val="24"/>
+          <w:lang w:val="en-GB"/>
+        </w:rPr>
+        <w:t>.</w:t>
+      </w:r>
+      <w:proofErr w:type="gramEnd"/>
+    </w:p>
+    <w:p>
+      <w:pPr>
+        <w:pStyle w:val="ListParagraph"/>
+        <w:numPr>
+          <w:ilvl w:val="1"/>
+          <w:numId w:val="2"/>
+        </w:numPr>
+        <w:rPr>
+          <w:rFonts w:ascii="Times New Roman" w:hAnsi="Times New Roman" w:cs="Times New Roman"/>
+          <w:sz w:val="24"/>
+          <w:szCs w:val="24"/>
+          <w:lang w:val="en-GB"/>
+        </w:rPr>
+      </w:pPr>
+      <w:proofErr w:type="spellStart"/>
+      <w:r>
+        <w:rPr>
+          <w:rFonts w:ascii="Times New Roman" w:hAnsi="Times New Roman" w:cs="Times New Roman"/>
+          <w:sz w:val="24"/>
+          <w:szCs w:val="24"/>
+          <w:lang w:val="en-GB"/>
+        </w:rPr>
+        <w:t>Upravljanje</w:t>
+      </w:r>
+      <w:proofErr w:type="spellEnd"/>
+      <w:r>
+        <w:rPr>
+          <w:rFonts w:ascii="Times New Roman" w:hAnsi="Times New Roman" w:cs="Times New Roman"/>
+          <w:sz w:val="24"/>
+          <w:szCs w:val="24"/>
+          <w:lang w:val="en-GB"/>
+        </w:rPr>
+        <w:t xml:space="preserve"> </w:t>
+      </w:r>
+      <w:proofErr w:type="spellStart"/>
+      <w:r>
+        <w:rPr>
+          <w:rFonts w:ascii="Times New Roman" w:hAnsi="Times New Roman" w:cs="Times New Roman"/>
+          <w:sz w:val="24"/>
+          <w:szCs w:val="24"/>
+          <w:lang w:val="en-GB"/>
+        </w:rPr>
+        <w:t>grupama</w:t>
+      </w:r>
+      <w:proofErr w:type="spellEnd"/>
+    </w:p>
+    <w:p>
+      <w:pPr>
+        <w:pStyle w:val="ListParagraph"/>
+        <w:rPr>
+          <w:rFonts w:ascii="Times New Roman" w:hAnsi="Times New Roman" w:cs="Times New Roman"/>
+          <w:sz w:val="24"/>
+          <w:szCs w:val="24"/>
+          <w:lang w:val="en-GB"/>
+        </w:rPr>
+      </w:pPr>
+      <w:proofErr w:type="spellStart"/>
+      <w:r>
+        <w:rPr>
+          <w:rFonts w:ascii="Times New Roman" w:hAnsi="Times New Roman" w:cs="Times New Roman"/>
+          <w:sz w:val="24"/>
+          <w:szCs w:val="24"/>
+          <w:lang w:val="en-GB"/>
+        </w:rPr>
+        <w:t>Korisnici</w:t>
+      </w:r>
+      <w:proofErr w:type="spellEnd"/>
+      <w:r>
+        <w:rPr>
+          <w:rFonts w:ascii="Times New Roman" w:hAnsi="Times New Roman" w:cs="Times New Roman"/>
+          <w:sz w:val="24"/>
+          <w:szCs w:val="24"/>
+          <w:lang w:val="en-GB"/>
+        </w:rPr>
+        <w:t xml:space="preserve"> se </w:t>
+      </w:r>
+      <w:proofErr w:type="spellStart"/>
+      <w:r>
+        <w:rPr>
+          <w:rFonts w:ascii="Times New Roman" w:hAnsi="Times New Roman" w:cs="Times New Roman"/>
+          <w:sz w:val="24"/>
+          <w:szCs w:val="24"/>
+          <w:lang w:val="en-GB"/>
+        </w:rPr>
+        <w:t>mogu</w:t>
+      </w:r>
+      <w:proofErr w:type="spellEnd"/>
+      <w:r>
+        <w:rPr>
+          <w:rFonts w:ascii="Times New Roman" w:hAnsi="Times New Roman" w:cs="Times New Roman"/>
+          <w:sz w:val="24"/>
+          <w:szCs w:val="24"/>
+          <w:lang w:val="en-GB"/>
+        </w:rPr>
+        <w:t xml:space="preserve"> u </w:t>
+      </w:r>
+      <w:proofErr w:type="spellStart"/>
+      <w:r>
+        <w:rPr>
+          <w:rFonts w:ascii="Times New Roman" w:hAnsi="Times New Roman" w:cs="Times New Roman"/>
+          <w:sz w:val="24"/>
+          <w:szCs w:val="24"/>
+          <w:lang w:val="en-GB"/>
+        </w:rPr>
+        <w:t>toku</w:t>
+      </w:r>
+      <w:proofErr w:type="spellEnd"/>
+      <w:r>
+        <w:rPr>
+          <w:rFonts w:ascii="Times New Roman" w:hAnsi="Times New Roman" w:cs="Times New Roman"/>
+          <w:sz w:val="24"/>
+          <w:szCs w:val="24"/>
+          <w:lang w:val="en-GB"/>
+        </w:rPr>
+        <w:t xml:space="preserve"> </w:t>
+      </w:r>
+      <w:proofErr w:type="spellStart"/>
+      <w:r>
+        <w:rPr>
+          <w:rFonts w:ascii="Times New Roman" w:hAnsi="Times New Roman" w:cs="Times New Roman"/>
+          <w:sz w:val="24"/>
+          <w:szCs w:val="24"/>
+          <w:lang w:val="en-GB"/>
+        </w:rPr>
+        <w:t>izvršenja</w:t>
+      </w:r>
+      <w:proofErr w:type="spellEnd"/>
+      <w:r>
+        <w:rPr>
+          <w:rFonts w:ascii="Times New Roman" w:hAnsi="Times New Roman" w:cs="Times New Roman"/>
+          <w:sz w:val="24"/>
+          <w:szCs w:val="24"/>
+          <w:lang w:val="en-GB"/>
+        </w:rPr>
+        <w:t xml:space="preserve"> </w:t>
+      </w:r>
+      <w:proofErr w:type="spellStart"/>
+      <w:r>
+        <w:rPr>
+          <w:rFonts w:ascii="Times New Roman" w:hAnsi="Times New Roman" w:cs="Times New Roman"/>
+          <w:sz w:val="24"/>
+          <w:szCs w:val="24"/>
+          <w:lang w:val="en-GB"/>
+        </w:rPr>
+        <w:t>pridružiti</w:t>
+      </w:r>
+      <w:proofErr w:type="spellEnd"/>
+      <w:r>
+        <w:rPr>
+          <w:rFonts w:ascii="Times New Roman" w:hAnsi="Times New Roman" w:cs="Times New Roman"/>
+          <w:sz w:val="24"/>
+          <w:szCs w:val="24"/>
+          <w:lang w:val="en-GB"/>
+        </w:rPr>
+        <w:t xml:space="preserve"> </w:t>
+      </w:r>
+      <w:proofErr w:type="spellStart"/>
+      <w:proofErr w:type="gramStart"/>
+      <w:r>
+        <w:rPr>
+          <w:rFonts w:ascii="Times New Roman" w:hAnsi="Times New Roman" w:cs="Times New Roman"/>
+          <w:sz w:val="24"/>
+          <w:szCs w:val="24"/>
+          <w:lang w:val="en-GB"/>
+        </w:rPr>
+        <w:t>ili</w:t>
+      </w:r>
+      <w:proofErr w:type="spellEnd"/>
+      <w:proofErr w:type="gramEnd"/>
+      <w:r>
+        <w:rPr>
+          <w:rFonts w:ascii="Times New Roman" w:hAnsi="Times New Roman" w:cs="Times New Roman"/>
+          <w:sz w:val="24"/>
+          <w:szCs w:val="24"/>
+          <w:lang w:val="en-GB"/>
+        </w:rPr>
+        <w:t xml:space="preserve"> </w:t>
+      </w:r>
+      <w:proofErr w:type="spellStart"/>
+      <w:r>
+        <w:rPr>
+          <w:rFonts w:ascii="Times New Roman" w:hAnsi="Times New Roman" w:cs="Times New Roman"/>
+          <w:sz w:val="24"/>
+          <w:szCs w:val="24"/>
+          <w:lang w:val="en-GB"/>
+        </w:rPr>
+        <w:t>napustiti</w:t>
+      </w:r>
+      <w:proofErr w:type="spellEnd"/>
+      <w:r>
+        <w:rPr>
+          <w:rFonts w:ascii="Times New Roman" w:hAnsi="Times New Roman" w:cs="Times New Roman"/>
+          <w:sz w:val="24"/>
+          <w:szCs w:val="24"/>
+          <w:lang w:val="en-GB"/>
+        </w:rPr>
+        <w:t xml:space="preserve"> </w:t>
+      </w:r>
+      <w:proofErr w:type="spellStart"/>
+      <w:r>
+        <w:rPr>
+          <w:rFonts w:ascii="Times New Roman" w:hAnsi="Times New Roman" w:cs="Times New Roman"/>
+          <w:sz w:val="24"/>
+          <w:szCs w:val="24"/>
+          <w:lang w:val="en-GB"/>
+        </w:rPr>
+        <w:t>grupe</w:t>
+      </w:r>
+      <w:proofErr w:type="spellEnd"/>
+      <w:r>
+        <w:rPr>
+          <w:rFonts w:ascii="Times New Roman" w:hAnsi="Times New Roman" w:cs="Times New Roman"/>
+          <w:sz w:val="24"/>
+          <w:szCs w:val="24"/>
+          <w:lang w:val="en-GB"/>
+        </w:rPr>
+        <w:t xml:space="preserve"> </w:t>
+      </w:r>
+      <w:proofErr w:type="spellStart"/>
+      <w:r>
+        <w:rPr>
+          <w:rFonts w:ascii="Times New Roman" w:hAnsi="Times New Roman" w:cs="Times New Roman"/>
+          <w:sz w:val="24"/>
+          <w:szCs w:val="24"/>
+          <w:lang w:val="en-GB"/>
+        </w:rPr>
+        <w:t>dinamički</w:t>
+      </w:r>
+      <w:proofErr w:type="spellEnd"/>
+      <w:r>
+        <w:rPr>
+          <w:rFonts w:ascii="Times New Roman" w:hAnsi="Times New Roman" w:cs="Times New Roman"/>
+          <w:sz w:val="24"/>
+          <w:szCs w:val="24"/>
+          <w:lang w:val="en-GB"/>
+        </w:rPr>
+        <w:t xml:space="preserve"> </w:t>
+      </w:r>
+      <w:proofErr w:type="spellStart"/>
+      <w:r>
+        <w:rPr>
+          <w:rFonts w:ascii="Times New Roman" w:hAnsi="Times New Roman" w:cs="Times New Roman"/>
+          <w:sz w:val="24"/>
+          <w:szCs w:val="24"/>
+          <w:lang w:val="en-GB"/>
+        </w:rPr>
+        <w:t>za</w:t>
+      </w:r>
+      <w:proofErr w:type="spellEnd"/>
+      <w:r>
+        <w:rPr>
+          <w:rFonts w:ascii="Times New Roman" w:hAnsi="Times New Roman" w:cs="Times New Roman"/>
+          <w:sz w:val="24"/>
+          <w:szCs w:val="24"/>
+          <w:lang w:val="en-GB"/>
+        </w:rPr>
+        <w:t xml:space="preserve"> </w:t>
+      </w:r>
+      <w:proofErr w:type="spellStart"/>
+      <w:r>
+        <w:rPr>
+          <w:rFonts w:ascii="Times New Roman" w:hAnsi="Times New Roman" w:cs="Times New Roman"/>
+          <w:sz w:val="24"/>
+          <w:szCs w:val="24"/>
+          <w:lang w:val="en-GB"/>
+        </w:rPr>
+        <w:t>šta</w:t>
+      </w:r>
+      <w:proofErr w:type="spellEnd"/>
+      <w:r>
+        <w:rPr>
+          <w:rFonts w:ascii="Times New Roman" w:hAnsi="Times New Roman" w:cs="Times New Roman"/>
+          <w:sz w:val="24"/>
+          <w:szCs w:val="24"/>
+          <w:lang w:val="en-GB"/>
+        </w:rPr>
+        <w:t xml:space="preserve"> </w:t>
+      </w:r>
+      <w:proofErr w:type="spellStart"/>
+      <w:r>
+        <w:rPr>
+          <w:rFonts w:ascii="Times New Roman" w:hAnsi="Times New Roman" w:cs="Times New Roman"/>
+          <w:sz w:val="24"/>
+          <w:szCs w:val="24"/>
+          <w:lang w:val="en-GB"/>
+        </w:rPr>
+        <w:t>su</w:t>
+      </w:r>
+      <w:proofErr w:type="spellEnd"/>
+      <w:r>
+        <w:rPr>
+          <w:rFonts w:ascii="Times New Roman" w:hAnsi="Times New Roman" w:cs="Times New Roman"/>
+          <w:sz w:val="24"/>
+          <w:szCs w:val="24"/>
+          <w:lang w:val="en-GB"/>
+        </w:rPr>
+        <w:t xml:space="preserve"> </w:t>
+      </w:r>
+      <w:proofErr w:type="spellStart"/>
+      <w:r>
+        <w:rPr>
+          <w:rFonts w:ascii="Times New Roman" w:hAnsi="Times New Roman" w:cs="Times New Roman"/>
+          <w:sz w:val="24"/>
+          <w:szCs w:val="24"/>
+          <w:lang w:val="en-GB"/>
+        </w:rPr>
+        <w:t>definisane</w:t>
+      </w:r>
+      <w:proofErr w:type="spellEnd"/>
+      <w:r>
+        <w:rPr>
+          <w:rFonts w:ascii="Times New Roman" w:hAnsi="Times New Roman" w:cs="Times New Roman"/>
+          <w:sz w:val="24"/>
+          <w:szCs w:val="24"/>
+          <w:lang w:val="en-GB"/>
+        </w:rPr>
+        <w:t xml:space="preserve"> </w:t>
+      </w:r>
+      <w:proofErr w:type="spellStart"/>
+      <w:r>
+        <w:rPr>
+          <w:rFonts w:ascii="Times New Roman" w:hAnsi="Times New Roman" w:cs="Times New Roman"/>
+          <w:sz w:val="24"/>
+          <w:szCs w:val="24"/>
+          <w:lang w:val="en-GB"/>
+        </w:rPr>
+        <w:t>metode</w:t>
+      </w:r>
+      <w:proofErr w:type="spellEnd"/>
+      <w:r>
+        <w:rPr>
+          <w:rFonts w:ascii="Times New Roman" w:hAnsi="Times New Roman" w:cs="Times New Roman"/>
+          <w:sz w:val="24"/>
+          <w:szCs w:val="24"/>
+          <w:lang w:val="en-GB"/>
+        </w:rPr>
+        <w:t xml:space="preserve">: </w:t>
+      </w:r>
+      <w:proofErr w:type="spellStart"/>
+      <w:r>
+        <w:rPr>
+          <w:rFonts w:ascii="Times New Roman" w:hAnsi="Times New Roman" w:cs="Times New Roman"/>
+          <w:sz w:val="24"/>
+          <w:szCs w:val="24"/>
+          <w:lang w:val="en-GB"/>
+        </w:rPr>
+        <w:t>FollowJobType</w:t>
+      </w:r>
+      <w:proofErr w:type="spellEnd"/>
+      <w:r>
+        <w:rPr>
+          <w:rFonts w:ascii="Times New Roman" w:hAnsi="Times New Roman" w:cs="Times New Roman"/>
+          <w:sz w:val="24"/>
+          <w:szCs w:val="24"/>
+          <w:lang w:val="en-GB"/>
+        </w:rPr>
+        <w:t xml:space="preserve">, </w:t>
+      </w:r>
+      <w:proofErr w:type="spellStart"/>
+      <w:r>
+        <w:rPr>
+          <w:rFonts w:ascii="Times New Roman" w:hAnsi="Times New Roman" w:cs="Times New Roman"/>
+          <w:sz w:val="24"/>
+          <w:szCs w:val="24"/>
+          <w:lang w:val="en-GB"/>
+        </w:rPr>
+        <w:t>UnfollowJobType</w:t>
+      </w:r>
+      <w:proofErr w:type="spellEnd"/>
+      <w:r>
+        <w:rPr>
+          <w:rFonts w:ascii="Times New Roman" w:hAnsi="Times New Roman" w:cs="Times New Roman"/>
+          <w:sz w:val="24"/>
+          <w:szCs w:val="24"/>
+          <w:lang w:val="en-GB"/>
+        </w:rPr>
+        <w:t xml:space="preserve">, </w:t>
+      </w:r>
+      <w:proofErr w:type="spellStart"/>
+      <w:r>
+        <w:rPr>
+          <w:rFonts w:ascii="Times New Roman" w:hAnsi="Times New Roman" w:cs="Times New Roman"/>
+          <w:sz w:val="24"/>
+          <w:szCs w:val="24"/>
+          <w:lang w:val="en-GB"/>
+        </w:rPr>
+        <w:t>FollowEmployer</w:t>
+      </w:r>
+      <w:proofErr w:type="spellEnd"/>
+      <w:r>
+        <w:rPr>
+          <w:rFonts w:ascii="Times New Roman" w:hAnsi="Times New Roman" w:cs="Times New Roman"/>
+          <w:sz w:val="24"/>
+          <w:szCs w:val="24"/>
+          <w:lang w:val="en-GB"/>
+        </w:rPr>
+        <w:t xml:space="preserve">, </w:t>
+      </w:r>
+      <w:proofErr w:type="spellStart"/>
+      <w:r>
+        <w:rPr>
+          <w:rFonts w:ascii="Times New Roman" w:hAnsi="Times New Roman" w:cs="Times New Roman"/>
+          <w:sz w:val="24"/>
+          <w:szCs w:val="24"/>
+          <w:lang w:val="en-GB"/>
+        </w:rPr>
+        <w:t>UnfollowEmployer</w:t>
+      </w:r>
+      <w:proofErr w:type="spellEnd"/>
+      <w:r>
+        <w:rPr>
+          <w:rFonts w:ascii="Times New Roman" w:hAnsi="Times New Roman" w:cs="Times New Roman"/>
+          <w:sz w:val="24"/>
+          <w:szCs w:val="24"/>
+          <w:lang w:val="en-GB"/>
+        </w:rPr>
+        <w:t xml:space="preserve">. </w:t>
+      </w:r>
+      <w:proofErr w:type="spellStart"/>
+      <w:r>
+        <w:rPr>
+          <w:rFonts w:ascii="Times New Roman" w:hAnsi="Times New Roman" w:cs="Times New Roman"/>
+          <w:sz w:val="24"/>
+          <w:szCs w:val="24"/>
+          <w:lang w:val="en-GB"/>
+        </w:rPr>
+        <w:t>Kada</w:t>
+      </w:r>
+      <w:proofErr w:type="spellEnd"/>
+      <w:r>
+        <w:rPr>
+          <w:rFonts w:ascii="Times New Roman" w:hAnsi="Times New Roman" w:cs="Times New Roman"/>
+          <w:sz w:val="24"/>
+          <w:szCs w:val="24"/>
+          <w:lang w:val="en-GB"/>
+        </w:rPr>
+        <w:t xml:space="preserve"> </w:t>
+      </w:r>
+      <w:proofErr w:type="spellStart"/>
+      <w:r>
+        <w:rPr>
+          <w:rFonts w:ascii="Times New Roman" w:hAnsi="Times New Roman" w:cs="Times New Roman"/>
+          <w:sz w:val="24"/>
+          <w:szCs w:val="24"/>
+          <w:lang w:val="en-GB"/>
+        </w:rPr>
+        <w:t>korisnik</w:t>
+      </w:r>
+      <w:proofErr w:type="spellEnd"/>
+      <w:r>
+        <w:rPr>
+          <w:rFonts w:ascii="Times New Roman" w:hAnsi="Times New Roman" w:cs="Times New Roman"/>
+          <w:sz w:val="24"/>
+          <w:szCs w:val="24"/>
+          <w:lang w:val="en-GB"/>
+        </w:rPr>
+        <w:t xml:space="preserve"> </w:t>
+      </w:r>
+      <w:proofErr w:type="spellStart"/>
+      <w:r>
+        <w:rPr>
+          <w:rFonts w:ascii="Times New Roman" w:hAnsi="Times New Roman" w:cs="Times New Roman"/>
+          <w:sz w:val="24"/>
+          <w:szCs w:val="24"/>
+          <w:lang w:val="en-GB"/>
+        </w:rPr>
+        <w:t>zaprati</w:t>
+      </w:r>
+      <w:proofErr w:type="spellEnd"/>
+      <w:r>
+        <w:rPr>
+          <w:rFonts w:ascii="Times New Roman" w:hAnsi="Times New Roman" w:cs="Times New Roman"/>
+          <w:sz w:val="24"/>
+          <w:szCs w:val="24"/>
+          <w:lang w:val="en-GB"/>
+        </w:rPr>
+        <w:t xml:space="preserve"> tip </w:t>
+      </w:r>
+      <w:proofErr w:type="spellStart"/>
+      <w:proofErr w:type="gramStart"/>
+      <w:r>
+        <w:rPr>
+          <w:rFonts w:ascii="Times New Roman" w:hAnsi="Times New Roman" w:cs="Times New Roman"/>
+          <w:sz w:val="24"/>
+          <w:szCs w:val="24"/>
+          <w:lang w:val="en-GB"/>
+        </w:rPr>
+        <w:t>ili</w:t>
+      </w:r>
+      <w:proofErr w:type="spellEnd"/>
+      <w:proofErr w:type="gramEnd"/>
+      <w:r>
+        <w:rPr>
+          <w:rFonts w:ascii="Times New Roman" w:hAnsi="Times New Roman" w:cs="Times New Roman"/>
+          <w:sz w:val="24"/>
+          <w:szCs w:val="24"/>
+          <w:lang w:val="en-GB"/>
+        </w:rPr>
+        <w:t xml:space="preserve"> </w:t>
+      </w:r>
+      <w:proofErr w:type="spellStart"/>
+      <w:r>
+        <w:rPr>
+          <w:rFonts w:ascii="Times New Roman" w:hAnsi="Times New Roman" w:cs="Times New Roman"/>
+          <w:sz w:val="24"/>
+          <w:szCs w:val="24"/>
+          <w:lang w:val="en-GB"/>
+        </w:rPr>
+        <w:t>poslodavca</w:t>
+      </w:r>
+      <w:proofErr w:type="spellEnd"/>
+      <w:r>
+        <w:rPr>
+          <w:rFonts w:ascii="Times New Roman" w:hAnsi="Times New Roman" w:cs="Times New Roman"/>
+          <w:sz w:val="24"/>
+          <w:szCs w:val="24"/>
+          <w:lang w:val="en-GB"/>
+        </w:rPr>
+        <w:t xml:space="preserve"> </w:t>
+      </w:r>
+      <w:proofErr w:type="spellStart"/>
+      <w:r>
+        <w:rPr>
+          <w:rFonts w:ascii="Times New Roman" w:hAnsi="Times New Roman" w:cs="Times New Roman"/>
+          <w:sz w:val="24"/>
+          <w:szCs w:val="24"/>
+          <w:lang w:val="en-GB"/>
+        </w:rPr>
+        <w:t>dodaje</w:t>
+      </w:r>
+      <w:proofErr w:type="spellEnd"/>
+      <w:r>
+        <w:rPr>
+          <w:rFonts w:ascii="Times New Roman" w:hAnsi="Times New Roman" w:cs="Times New Roman"/>
+          <w:sz w:val="24"/>
+          <w:szCs w:val="24"/>
+          <w:lang w:val="en-GB"/>
+        </w:rPr>
+        <w:t xml:space="preserve"> se u </w:t>
+      </w:r>
+      <w:proofErr w:type="spellStart"/>
+      <w:r>
+        <w:rPr>
+          <w:rFonts w:ascii="Times New Roman" w:hAnsi="Times New Roman" w:cs="Times New Roman"/>
+          <w:sz w:val="24"/>
+          <w:szCs w:val="24"/>
+          <w:lang w:val="en-GB"/>
+        </w:rPr>
+        <w:t>grupu</w:t>
+      </w:r>
+      <w:proofErr w:type="spellEnd"/>
+      <w:r>
+        <w:rPr>
+          <w:rFonts w:ascii="Times New Roman" w:hAnsi="Times New Roman" w:cs="Times New Roman"/>
+          <w:sz w:val="24"/>
+          <w:szCs w:val="24"/>
+          <w:lang w:val="en-GB"/>
+        </w:rPr>
+        <w:t xml:space="preserve">, </w:t>
+      </w:r>
+      <w:proofErr w:type="spellStart"/>
+      <w:r>
+        <w:rPr>
+          <w:rFonts w:ascii="Times New Roman" w:hAnsi="Times New Roman" w:cs="Times New Roman"/>
+          <w:sz w:val="24"/>
+          <w:szCs w:val="24"/>
+          <w:lang w:val="en-GB"/>
+        </w:rPr>
+        <w:t>kada</w:t>
+      </w:r>
+      <w:proofErr w:type="spellEnd"/>
+      <w:r>
+        <w:rPr>
+          <w:rFonts w:ascii="Times New Roman" w:hAnsi="Times New Roman" w:cs="Times New Roman"/>
+          <w:sz w:val="24"/>
+          <w:szCs w:val="24"/>
+          <w:lang w:val="en-GB"/>
+        </w:rPr>
+        <w:t xml:space="preserve"> </w:t>
+      </w:r>
+      <w:proofErr w:type="spellStart"/>
+      <w:r>
+        <w:rPr>
+          <w:rFonts w:ascii="Times New Roman" w:hAnsi="Times New Roman" w:cs="Times New Roman"/>
+          <w:sz w:val="24"/>
+          <w:szCs w:val="24"/>
+          <w:lang w:val="en-GB"/>
+        </w:rPr>
+        <w:t>otprati</w:t>
+      </w:r>
+      <w:proofErr w:type="spellEnd"/>
+      <w:r>
+        <w:rPr>
+          <w:rFonts w:ascii="Times New Roman" w:hAnsi="Times New Roman" w:cs="Times New Roman"/>
+          <w:sz w:val="24"/>
+          <w:szCs w:val="24"/>
+          <w:lang w:val="en-GB"/>
+        </w:rPr>
+        <w:t xml:space="preserve"> </w:t>
+      </w:r>
+      <w:proofErr w:type="spellStart"/>
+      <w:r>
+        <w:rPr>
+          <w:rFonts w:ascii="Times New Roman" w:hAnsi="Times New Roman" w:cs="Times New Roman"/>
+          <w:sz w:val="24"/>
+          <w:szCs w:val="24"/>
+          <w:lang w:val="en-GB"/>
+        </w:rPr>
+        <w:t>izbacuje</w:t>
+      </w:r>
+      <w:proofErr w:type="spellEnd"/>
+      <w:r>
+        <w:rPr>
+          <w:rFonts w:ascii="Times New Roman" w:hAnsi="Times New Roman" w:cs="Times New Roman"/>
+          <w:sz w:val="24"/>
+          <w:szCs w:val="24"/>
+          <w:lang w:val="en-GB"/>
+        </w:rPr>
+        <w:t xml:space="preserve"> se </w:t>
+      </w:r>
+      <w:proofErr w:type="spellStart"/>
+      <w:r>
+        <w:rPr>
+          <w:rFonts w:ascii="Times New Roman" w:hAnsi="Times New Roman" w:cs="Times New Roman"/>
+          <w:sz w:val="24"/>
+          <w:szCs w:val="24"/>
+          <w:lang w:val="en-GB"/>
+        </w:rPr>
+        <w:t>iz</w:t>
+      </w:r>
+      <w:proofErr w:type="spellEnd"/>
+      <w:r>
+        <w:rPr>
+          <w:rFonts w:ascii="Times New Roman" w:hAnsi="Times New Roman" w:cs="Times New Roman"/>
+          <w:sz w:val="24"/>
+          <w:szCs w:val="24"/>
+          <w:lang w:val="en-GB"/>
+        </w:rPr>
+        <w:t xml:space="preserve"> </w:t>
+      </w:r>
+      <w:proofErr w:type="spellStart"/>
+      <w:r>
+        <w:rPr>
+          <w:rFonts w:ascii="Times New Roman" w:hAnsi="Times New Roman" w:cs="Times New Roman"/>
+          <w:sz w:val="24"/>
+          <w:szCs w:val="24"/>
+          <w:lang w:val="en-GB"/>
+        </w:rPr>
+        <w:t>nje</w:t>
+      </w:r>
+      <w:proofErr w:type="spellEnd"/>
+      <w:r>
+        <w:rPr>
+          <w:rFonts w:ascii="Times New Roman" w:hAnsi="Times New Roman" w:cs="Times New Roman"/>
+          <w:sz w:val="24"/>
+          <w:szCs w:val="24"/>
+          <w:lang w:val="en-GB"/>
+        </w:rPr>
+        <w:t>.</w:t>
+      </w:r>
+    </w:p>
+    <w:p>
+      <w:pPr>
+        <w:pStyle w:val="ListParagraph"/>
+        <w:numPr>
+          <w:ilvl w:val="1"/>
+          <w:numId w:val="2"/>
+        </w:numPr>
+        <w:rPr>
+          <w:rFonts w:ascii="Times New Roman" w:hAnsi="Times New Roman" w:cs="Times New Roman"/>
+          <w:sz w:val="24"/>
+          <w:szCs w:val="24"/>
+          <w:lang w:val="en-GB"/>
+        </w:rPr>
+      </w:pPr>
+      <w:r>
+        <w:rPr>
+          <w:rFonts w:ascii="Times New Roman" w:hAnsi="Times New Roman" w:cs="Times New Roman"/>
+          <w:sz w:val="24"/>
+          <w:szCs w:val="24"/>
+          <w:lang w:val="en-GB"/>
+        </w:rPr>
+        <w:t xml:space="preserve"> </w:t>
+      </w:r>
+      <w:proofErr w:type="spellStart"/>
+      <w:r>
+        <w:rPr>
+          <w:rFonts w:ascii="Times New Roman" w:hAnsi="Times New Roman" w:cs="Times New Roman"/>
+          <w:sz w:val="24"/>
+          <w:szCs w:val="24"/>
+          <w:lang w:val="en-GB"/>
+        </w:rPr>
+        <w:t>Slanje</w:t>
+      </w:r>
+      <w:proofErr w:type="spellEnd"/>
+      <w:r>
+        <w:rPr>
+          <w:rFonts w:ascii="Times New Roman" w:hAnsi="Times New Roman" w:cs="Times New Roman"/>
+          <w:sz w:val="24"/>
+          <w:szCs w:val="24"/>
+          <w:lang w:val="en-GB"/>
+        </w:rPr>
+        <w:t xml:space="preserve"> </w:t>
+      </w:r>
+      <w:proofErr w:type="spellStart"/>
+      <w:r>
+        <w:rPr>
+          <w:rFonts w:ascii="Times New Roman" w:hAnsi="Times New Roman" w:cs="Times New Roman"/>
+          <w:sz w:val="24"/>
+          <w:szCs w:val="24"/>
+          <w:lang w:val="en-GB"/>
+        </w:rPr>
+        <w:t>notifikacija</w:t>
+      </w:r>
+      <w:proofErr w:type="spellEnd"/>
+    </w:p>
+    <w:p>
+      <w:pPr>
+        <w:pStyle w:val="ListParagraph"/>
+        <w:rPr>
+          <w:rFonts w:ascii="Times New Roman" w:hAnsi="Times New Roman" w:cs="Times New Roman"/>
+          <w:sz w:val="24"/>
+          <w:szCs w:val="24"/>
+          <w:lang w:val="en-GB"/>
+        </w:rPr>
+      </w:pPr>
+      <w:proofErr w:type="spellStart"/>
+      <w:r>
+        <w:rPr>
+          <w:rFonts w:ascii="Times New Roman" w:hAnsi="Times New Roman" w:cs="Times New Roman"/>
+          <w:sz w:val="24"/>
+          <w:szCs w:val="24"/>
+          <w:lang w:val="en-GB"/>
+        </w:rPr>
+        <w:t>NotificationServiceImpl</w:t>
+      </w:r>
+      <w:proofErr w:type="spellEnd"/>
+      <w:r>
+        <w:rPr>
+          <w:rFonts w:ascii="Times New Roman" w:hAnsi="Times New Roman" w:cs="Times New Roman"/>
+          <w:sz w:val="24"/>
+          <w:szCs w:val="24"/>
+          <w:lang w:val="en-GB"/>
+        </w:rPr>
+        <w:t xml:space="preserve"> </w:t>
+      </w:r>
+      <w:proofErr w:type="spellStart"/>
+      <w:r>
+        <w:rPr>
+          <w:rFonts w:ascii="Times New Roman" w:hAnsi="Times New Roman" w:cs="Times New Roman"/>
+          <w:sz w:val="24"/>
+          <w:szCs w:val="24"/>
+          <w:lang w:val="en-GB"/>
+        </w:rPr>
+        <w:t>koristi</w:t>
+      </w:r>
+      <w:proofErr w:type="spellEnd"/>
+      <w:r>
+        <w:rPr>
+          <w:rFonts w:ascii="Times New Roman" w:hAnsi="Times New Roman" w:cs="Times New Roman"/>
+          <w:sz w:val="24"/>
+          <w:szCs w:val="24"/>
+          <w:lang w:val="en-GB"/>
+        </w:rPr>
+        <w:t xml:space="preserve"> </w:t>
+      </w:r>
+      <w:proofErr w:type="spellStart"/>
+      <w:r>
+        <w:rPr>
+          <w:rFonts w:ascii="Times New Roman" w:hAnsi="Times New Roman" w:cs="Times New Roman"/>
+          <w:sz w:val="24"/>
+          <w:szCs w:val="24"/>
+          <w:lang w:val="en-GB"/>
+        </w:rPr>
+        <w:t>IHubContext</w:t>
+      </w:r>
+      <w:proofErr w:type="spellEnd"/>
+      <w:r>
+        <w:rPr>
+          <w:rFonts w:ascii="Times New Roman" w:hAnsi="Times New Roman" w:cs="Times New Roman"/>
+          <w:sz w:val="24"/>
+          <w:szCs w:val="24"/>
+          <w:lang w:val="en-GB"/>
+        </w:rPr>
+        <w:t>&lt;</w:t>
+      </w:r>
+      <w:proofErr w:type="spellStart"/>
+      <w:r>
+        <w:rPr>
+          <w:rFonts w:ascii="Times New Roman" w:hAnsi="Times New Roman" w:cs="Times New Roman"/>
+          <w:sz w:val="24"/>
+          <w:szCs w:val="24"/>
+          <w:lang w:val="en-GB"/>
+        </w:rPr>
+        <w:t>TaskItHub</w:t>
+      </w:r>
+      <w:proofErr w:type="spellEnd"/>
+      <w:r>
+        <w:rPr>
+          <w:rFonts w:ascii="Times New Roman" w:hAnsi="Times New Roman" w:cs="Times New Roman"/>
+          <w:sz w:val="24"/>
+          <w:szCs w:val="24"/>
+          <w:lang w:val="en-GB"/>
+        </w:rPr>
+        <w:t xml:space="preserve">&gt; da </w:t>
+      </w:r>
+      <w:proofErr w:type="spellStart"/>
+      <w:r>
+        <w:rPr>
+          <w:rFonts w:ascii="Times New Roman" w:hAnsi="Times New Roman" w:cs="Times New Roman"/>
+          <w:sz w:val="24"/>
+          <w:szCs w:val="24"/>
+          <w:lang w:val="en-GB"/>
+        </w:rPr>
+        <w:t>pošalje</w:t>
+      </w:r>
+      <w:proofErr w:type="spellEnd"/>
+      <w:r>
+        <w:rPr>
+          <w:rFonts w:ascii="Times New Roman" w:hAnsi="Times New Roman" w:cs="Times New Roman"/>
+          <w:sz w:val="24"/>
+          <w:szCs w:val="24"/>
+          <w:lang w:val="en-GB"/>
+        </w:rPr>
+        <w:t xml:space="preserve"> </w:t>
+      </w:r>
+      <w:proofErr w:type="spellStart"/>
+      <w:r>
+        <w:rPr>
+          <w:rFonts w:ascii="Times New Roman" w:hAnsi="Times New Roman" w:cs="Times New Roman"/>
+          <w:sz w:val="24"/>
+          <w:szCs w:val="24"/>
+          <w:lang w:val="en-GB"/>
+        </w:rPr>
+        <w:t>poruke</w:t>
+      </w:r>
+      <w:proofErr w:type="spellEnd"/>
+      <w:r>
+        <w:rPr>
+          <w:rFonts w:ascii="Times New Roman" w:hAnsi="Times New Roman" w:cs="Times New Roman"/>
+          <w:sz w:val="24"/>
+          <w:szCs w:val="24"/>
+          <w:lang w:val="en-GB"/>
+        </w:rPr>
+        <w:t xml:space="preserve"> </w:t>
+      </w:r>
+      <w:proofErr w:type="spellStart"/>
+      <w:r>
+        <w:rPr>
+          <w:rFonts w:ascii="Times New Roman" w:hAnsi="Times New Roman" w:cs="Times New Roman"/>
+          <w:sz w:val="24"/>
+          <w:szCs w:val="24"/>
+          <w:lang w:val="en-GB"/>
+        </w:rPr>
+        <w:t>korisnicima</w:t>
+      </w:r>
+      <w:proofErr w:type="spellEnd"/>
+      <w:r>
+        <w:rPr>
+          <w:rFonts w:ascii="Times New Roman" w:hAnsi="Times New Roman" w:cs="Times New Roman"/>
+          <w:sz w:val="24"/>
+          <w:szCs w:val="24"/>
+          <w:lang w:val="en-GB"/>
+        </w:rPr>
+        <w:t xml:space="preserve"> </w:t>
+      </w:r>
+      <w:proofErr w:type="spellStart"/>
+      <w:proofErr w:type="gramStart"/>
+      <w:r>
+        <w:rPr>
+          <w:rFonts w:ascii="Times New Roman" w:hAnsi="Times New Roman" w:cs="Times New Roman"/>
+          <w:sz w:val="24"/>
+          <w:szCs w:val="24"/>
+          <w:lang w:val="en-GB"/>
+        </w:rPr>
+        <w:t>ili</w:t>
+      </w:r>
+      <w:proofErr w:type="spellEnd"/>
+      <w:proofErr w:type="gramEnd"/>
+      <w:r>
+        <w:rPr>
+          <w:rFonts w:ascii="Times New Roman" w:hAnsi="Times New Roman" w:cs="Times New Roman"/>
+          <w:sz w:val="24"/>
+          <w:szCs w:val="24"/>
+          <w:lang w:val="en-GB"/>
+        </w:rPr>
+        <w:t xml:space="preserve"> </w:t>
+      </w:r>
+      <w:proofErr w:type="spellStart"/>
+      <w:r>
+        <w:rPr>
+          <w:rFonts w:ascii="Times New Roman" w:hAnsi="Times New Roman" w:cs="Times New Roman"/>
+          <w:sz w:val="24"/>
+          <w:szCs w:val="24"/>
+          <w:lang w:val="en-GB"/>
+        </w:rPr>
+        <w:t>grupama</w:t>
+      </w:r>
+      <w:proofErr w:type="spellEnd"/>
+      <w:r>
+        <w:rPr>
+          <w:rFonts w:ascii="Times New Roman" w:hAnsi="Times New Roman" w:cs="Times New Roman"/>
+          <w:sz w:val="24"/>
+          <w:szCs w:val="24"/>
+          <w:lang w:val="en-GB"/>
+        </w:rPr>
+        <w:t>.</w:t>
+      </w:r>
+      <w:r>
+        <w:rPr>
+          <w:rFonts w:ascii="Times New Roman" w:hAnsi="Times New Roman" w:cs="Times New Roman"/>
+          <w:sz w:val="24"/>
+          <w:szCs w:val="24"/>
+          <w:lang w:val="en-GB"/>
+        </w:rPr>
+        <w:t xml:space="preserve"> </w:t>
+      </w:r>
+      <w:proofErr w:type="spellStart"/>
+      <w:proofErr w:type="gramStart"/>
+      <w:r>
+        <w:rPr>
+          <w:rFonts w:ascii="Times New Roman" w:hAnsi="Times New Roman" w:cs="Times New Roman"/>
+          <w:sz w:val="24"/>
+          <w:szCs w:val="24"/>
+          <w:lang w:val="en-GB"/>
+        </w:rPr>
+        <w:t>Prvo</w:t>
+      </w:r>
+      <w:proofErr w:type="spellEnd"/>
+      <w:r>
+        <w:rPr>
+          <w:rFonts w:ascii="Times New Roman" w:hAnsi="Times New Roman" w:cs="Times New Roman"/>
+          <w:sz w:val="24"/>
+          <w:szCs w:val="24"/>
+          <w:lang w:val="en-GB"/>
+        </w:rPr>
+        <w:t xml:space="preserve"> se </w:t>
+      </w:r>
+      <w:proofErr w:type="spellStart"/>
+      <w:r>
+        <w:rPr>
+          <w:rFonts w:ascii="Times New Roman" w:hAnsi="Times New Roman" w:cs="Times New Roman"/>
+          <w:sz w:val="24"/>
+          <w:szCs w:val="24"/>
+          <w:lang w:val="en-GB"/>
+        </w:rPr>
+        <w:t>kreira</w:t>
+      </w:r>
+      <w:proofErr w:type="spellEnd"/>
+      <w:r>
+        <w:rPr>
+          <w:rFonts w:ascii="Times New Roman" w:hAnsi="Times New Roman" w:cs="Times New Roman"/>
+          <w:sz w:val="24"/>
+          <w:szCs w:val="24"/>
+          <w:lang w:val="en-GB"/>
+        </w:rPr>
+        <w:t xml:space="preserve"> nova </w:t>
+      </w:r>
+      <w:proofErr w:type="spellStart"/>
+      <w:r>
+        <w:rPr>
+          <w:rFonts w:ascii="Times New Roman" w:hAnsi="Times New Roman" w:cs="Times New Roman"/>
+          <w:sz w:val="24"/>
+          <w:szCs w:val="24"/>
+          <w:lang w:val="en-GB"/>
+        </w:rPr>
+        <w:t>notifakacija</w:t>
+      </w:r>
+      <w:proofErr w:type="spellEnd"/>
+      <w:r>
+        <w:rPr>
+          <w:rFonts w:ascii="Times New Roman" w:hAnsi="Times New Roman" w:cs="Times New Roman"/>
+          <w:sz w:val="24"/>
+          <w:szCs w:val="24"/>
+          <w:lang w:val="en-GB"/>
+        </w:rPr>
+        <w:t xml:space="preserve"> </w:t>
+      </w:r>
+      <w:proofErr w:type="spellStart"/>
+      <w:r>
+        <w:rPr>
+          <w:rFonts w:ascii="Times New Roman" w:hAnsi="Times New Roman" w:cs="Times New Roman"/>
+          <w:sz w:val="24"/>
+          <w:szCs w:val="24"/>
+          <w:lang w:val="en-GB"/>
+        </w:rPr>
+        <w:t>i</w:t>
+      </w:r>
+      <w:proofErr w:type="spellEnd"/>
+      <w:r>
+        <w:rPr>
+          <w:rFonts w:ascii="Times New Roman" w:hAnsi="Times New Roman" w:cs="Times New Roman"/>
+          <w:sz w:val="24"/>
+          <w:szCs w:val="24"/>
+          <w:lang w:val="en-GB"/>
+        </w:rPr>
+        <w:t xml:space="preserve"> </w:t>
+      </w:r>
+      <w:proofErr w:type="spellStart"/>
+      <w:r>
+        <w:rPr>
+          <w:rFonts w:ascii="Times New Roman" w:hAnsi="Times New Roman" w:cs="Times New Roman"/>
+          <w:sz w:val="24"/>
+          <w:szCs w:val="24"/>
+          <w:lang w:val="en-GB"/>
+        </w:rPr>
+        <w:t>čuva</w:t>
+      </w:r>
+      <w:proofErr w:type="spellEnd"/>
+      <w:r>
+        <w:rPr>
+          <w:rFonts w:ascii="Times New Roman" w:hAnsi="Times New Roman" w:cs="Times New Roman"/>
+          <w:sz w:val="24"/>
+          <w:szCs w:val="24"/>
+          <w:lang w:val="en-GB"/>
+        </w:rPr>
+        <w:t xml:space="preserve"> u </w:t>
+      </w:r>
+      <w:proofErr w:type="spellStart"/>
+      <w:r>
+        <w:rPr>
+          <w:rFonts w:ascii="Times New Roman" w:hAnsi="Times New Roman" w:cs="Times New Roman"/>
+          <w:sz w:val="24"/>
+          <w:szCs w:val="24"/>
+          <w:lang w:val="en-GB"/>
+        </w:rPr>
+        <w:t>bazi</w:t>
+      </w:r>
+      <w:proofErr w:type="spellEnd"/>
+      <w:r>
+        <w:rPr>
+          <w:rFonts w:ascii="Times New Roman" w:hAnsi="Times New Roman" w:cs="Times New Roman"/>
+          <w:sz w:val="24"/>
+          <w:szCs w:val="24"/>
+          <w:lang w:val="en-GB"/>
+        </w:rPr>
+        <w:t xml:space="preserve">, a </w:t>
+      </w:r>
+      <w:proofErr w:type="spellStart"/>
+      <w:r>
+        <w:rPr>
+          <w:rFonts w:ascii="Times New Roman" w:hAnsi="Times New Roman" w:cs="Times New Roman"/>
+          <w:sz w:val="24"/>
+          <w:szCs w:val="24"/>
+          <w:lang w:val="en-GB"/>
+        </w:rPr>
+        <w:t>zatim</w:t>
+      </w:r>
+      <w:proofErr w:type="spellEnd"/>
+      <w:r>
+        <w:rPr>
+          <w:rFonts w:ascii="Times New Roman" w:hAnsi="Times New Roman" w:cs="Times New Roman"/>
+          <w:sz w:val="24"/>
+          <w:szCs w:val="24"/>
+          <w:lang w:val="en-GB"/>
+        </w:rPr>
+        <w:t xml:space="preserve"> se </w:t>
+      </w:r>
+      <w:proofErr w:type="spellStart"/>
+      <w:r>
+        <w:rPr>
+          <w:rFonts w:ascii="Times New Roman" w:hAnsi="Times New Roman" w:cs="Times New Roman"/>
+          <w:sz w:val="24"/>
+          <w:szCs w:val="24"/>
+          <w:lang w:val="en-GB"/>
+        </w:rPr>
+        <w:t>poruka</w:t>
+      </w:r>
+      <w:proofErr w:type="spellEnd"/>
+      <w:r>
+        <w:rPr>
+          <w:rFonts w:ascii="Times New Roman" w:hAnsi="Times New Roman" w:cs="Times New Roman"/>
+          <w:sz w:val="24"/>
+          <w:szCs w:val="24"/>
+          <w:lang w:val="en-GB"/>
+        </w:rPr>
+        <w:t xml:space="preserve"> </w:t>
+      </w:r>
+      <w:proofErr w:type="spellStart"/>
+      <w:r>
+        <w:rPr>
+          <w:rFonts w:ascii="Times New Roman" w:hAnsi="Times New Roman" w:cs="Times New Roman"/>
+          <w:sz w:val="24"/>
+          <w:szCs w:val="24"/>
+          <w:lang w:val="en-GB"/>
+        </w:rPr>
+        <w:t>šalje</w:t>
+      </w:r>
+      <w:proofErr w:type="spellEnd"/>
+      <w:r>
+        <w:rPr>
+          <w:rFonts w:ascii="Times New Roman" w:hAnsi="Times New Roman" w:cs="Times New Roman"/>
+          <w:sz w:val="24"/>
+          <w:szCs w:val="24"/>
+          <w:lang w:val="en-GB"/>
+        </w:rPr>
+        <w:t xml:space="preserve"> </w:t>
+      </w:r>
+      <w:proofErr w:type="spellStart"/>
+      <w:r>
+        <w:rPr>
+          <w:rFonts w:ascii="Times New Roman" w:hAnsi="Times New Roman" w:cs="Times New Roman"/>
+          <w:sz w:val="24"/>
+          <w:szCs w:val="24"/>
+          <w:lang w:val="en-GB"/>
+        </w:rPr>
+        <w:t>odgovarajućem</w:t>
+      </w:r>
+      <w:proofErr w:type="spellEnd"/>
+      <w:r>
+        <w:rPr>
+          <w:rFonts w:ascii="Times New Roman" w:hAnsi="Times New Roman" w:cs="Times New Roman"/>
+          <w:sz w:val="24"/>
+          <w:szCs w:val="24"/>
+          <w:lang w:val="en-GB"/>
+        </w:rPr>
+        <w:t xml:space="preserve"> </w:t>
+      </w:r>
+      <w:proofErr w:type="spellStart"/>
+      <w:r>
+        <w:rPr>
+          <w:rFonts w:ascii="Times New Roman" w:hAnsi="Times New Roman" w:cs="Times New Roman"/>
+          <w:sz w:val="24"/>
+          <w:szCs w:val="24"/>
+          <w:lang w:val="en-GB"/>
+        </w:rPr>
+        <w:t>primaocu</w:t>
+      </w:r>
+      <w:proofErr w:type="spellEnd"/>
+      <w:r>
+        <w:rPr>
+          <w:rFonts w:ascii="Times New Roman" w:hAnsi="Times New Roman" w:cs="Times New Roman"/>
+          <w:sz w:val="24"/>
+          <w:szCs w:val="24"/>
+          <w:lang w:val="en-GB"/>
+        </w:rPr>
+        <w:t>.</w:t>
+      </w:r>
+      <w:proofErr w:type="gramEnd"/>
+    </w:p>
+    <w:p>
+      <w:pPr>
+        <w:pStyle w:val="ListParagraph"/>
+        <w:rPr>
+          <w:lang w:val="en-GB"/>
+        </w:rPr>
+      </w:pPr>
+    </w:p>
+    <w:p>
+      <w:pPr>
+        <w:pStyle w:val="Heading1"/>
+        <w:numPr>
+          <w:ilvl w:val="0"/>
+          <w:numId w:val="2"/>
+        </w:numPr>
+        <w:rPr>
+          <w:rFonts w:ascii="Times New Roman" w:hAnsi="Times New Roman" w:cs="Times New Roman"/>
+          <w:color w:val="auto"/>
+          <w:sz w:val="36"/>
+          <w:szCs w:val="36"/>
+          <w:lang w:val="en-GB"/>
+        </w:rPr>
+      </w:pPr>
+      <w:r>
+        <w:rPr>
+          <w:rFonts w:ascii="Times New Roman" w:hAnsi="Times New Roman" w:cs="Times New Roman"/>
+          <w:color w:val="auto"/>
+          <w:sz w:val="36"/>
+          <w:szCs w:val="36"/>
+          <w:lang w:val="en-GB"/>
+        </w:rPr>
+        <w:lastRenderedPageBreak/>
+        <w:t xml:space="preserve">Primer </w:t>
+      </w:r>
+      <w:proofErr w:type="spellStart"/>
+      <w:r>
+        <w:rPr>
+          <w:rFonts w:ascii="Times New Roman" w:hAnsi="Times New Roman" w:cs="Times New Roman"/>
+          <w:color w:val="auto"/>
+          <w:sz w:val="36"/>
+          <w:szCs w:val="36"/>
+          <w:lang w:val="en-GB"/>
+        </w:rPr>
+        <w:t>toka</w:t>
+      </w:r>
+      <w:proofErr w:type="spellEnd"/>
+      <w:r>
+        <w:rPr>
+          <w:rFonts w:ascii="Times New Roman" w:hAnsi="Times New Roman" w:cs="Times New Roman"/>
+          <w:color w:val="auto"/>
+          <w:sz w:val="36"/>
+          <w:szCs w:val="36"/>
+          <w:lang w:val="en-GB"/>
+        </w:rPr>
+        <w:t xml:space="preserve"> </w:t>
+      </w:r>
+      <w:proofErr w:type="spellStart"/>
+      <w:r>
+        <w:rPr>
+          <w:rFonts w:ascii="Times New Roman" w:hAnsi="Times New Roman" w:cs="Times New Roman"/>
+          <w:color w:val="auto"/>
+          <w:sz w:val="36"/>
+          <w:szCs w:val="36"/>
+          <w:lang w:val="en-GB"/>
+        </w:rPr>
+        <w:t>komunikacije</w:t>
+      </w:r>
+      <w:proofErr w:type="spellEnd"/>
+    </w:p>
+    <w:p>
+      <w:pPr>
+        <w:pStyle w:val="ListParagraph"/>
+        <w:numPr>
+          <w:ilvl w:val="0"/>
+          <w:numId w:val="4"/>
+        </w:numPr>
+        <w:rPr>
+          <w:rFonts w:ascii="Times New Roman" w:hAnsi="Times New Roman" w:cs="Times New Roman"/>
+          <w:sz w:val="24"/>
+          <w:szCs w:val="24"/>
+          <w:lang w:val="en-GB"/>
+        </w:rPr>
+      </w:pPr>
+      <w:proofErr w:type="spellStart"/>
+      <w:r>
+        <w:rPr>
+          <w:rFonts w:ascii="Times New Roman" w:hAnsi="Times New Roman" w:cs="Times New Roman"/>
+          <w:sz w:val="24"/>
+          <w:szCs w:val="24"/>
+          <w:lang w:val="en-GB"/>
+        </w:rPr>
+        <w:t>Korisnik</w:t>
+      </w:r>
+      <w:proofErr w:type="spellEnd"/>
+      <w:r>
+        <w:rPr>
+          <w:rFonts w:ascii="Times New Roman" w:hAnsi="Times New Roman" w:cs="Times New Roman"/>
+          <w:sz w:val="24"/>
+          <w:szCs w:val="24"/>
+          <w:lang w:val="en-GB"/>
+        </w:rPr>
+        <w:t xml:space="preserve"> se </w:t>
+      </w:r>
+      <w:proofErr w:type="spellStart"/>
+      <w:r>
+        <w:rPr>
+          <w:rFonts w:ascii="Times New Roman" w:hAnsi="Times New Roman" w:cs="Times New Roman"/>
+          <w:sz w:val="24"/>
+          <w:szCs w:val="24"/>
+          <w:lang w:val="en-GB"/>
+        </w:rPr>
+        <w:t>povezuje</w:t>
+      </w:r>
+      <w:proofErr w:type="spellEnd"/>
+      <w:r>
+        <w:rPr>
+          <w:rFonts w:ascii="Times New Roman" w:hAnsi="Times New Roman" w:cs="Times New Roman"/>
+          <w:sz w:val="24"/>
+          <w:szCs w:val="24"/>
+          <w:lang w:val="en-GB"/>
+        </w:rPr>
+        <w:t xml:space="preserve"> </w:t>
+      </w:r>
+      <w:proofErr w:type="spellStart"/>
+      <w:proofErr w:type="gramStart"/>
+      <w:r>
+        <w:rPr>
+          <w:rFonts w:ascii="Times New Roman" w:hAnsi="Times New Roman" w:cs="Times New Roman"/>
+          <w:sz w:val="24"/>
+          <w:szCs w:val="24"/>
+          <w:lang w:val="en-GB"/>
+        </w:rPr>
+        <w:t>na</w:t>
+      </w:r>
+      <w:proofErr w:type="spellEnd"/>
+      <w:proofErr w:type="gramEnd"/>
+      <w:r>
+        <w:rPr>
+          <w:rFonts w:ascii="Times New Roman" w:hAnsi="Times New Roman" w:cs="Times New Roman"/>
+          <w:sz w:val="24"/>
+          <w:szCs w:val="24"/>
+          <w:lang w:val="en-GB"/>
+        </w:rPr>
+        <w:t xml:space="preserve"> </w:t>
+      </w:r>
+      <w:proofErr w:type="spellStart"/>
+      <w:r>
+        <w:rPr>
+          <w:rFonts w:ascii="Times New Roman" w:hAnsi="Times New Roman" w:cs="Times New Roman"/>
+          <w:sz w:val="24"/>
+          <w:szCs w:val="24"/>
+          <w:lang w:val="en-GB"/>
+        </w:rPr>
+        <w:t>aplikaciju</w:t>
+      </w:r>
+      <w:proofErr w:type="spellEnd"/>
+      <w:r>
+        <w:rPr>
+          <w:rFonts w:ascii="Times New Roman" w:hAnsi="Times New Roman" w:cs="Times New Roman"/>
+          <w:sz w:val="24"/>
+          <w:szCs w:val="24"/>
+          <w:lang w:val="en-GB"/>
+        </w:rPr>
+        <w:t>.</w:t>
+      </w:r>
+    </w:p>
+    <w:p>
+      <w:pPr>
+        <w:pStyle w:val="ListParagraph"/>
+        <w:numPr>
+          <w:ilvl w:val="0"/>
+          <w:numId w:val="4"/>
+        </w:numPr>
+        <w:rPr>
+          <w:rFonts w:ascii="Times New Roman" w:hAnsi="Times New Roman" w:cs="Times New Roman"/>
+          <w:sz w:val="24"/>
+          <w:szCs w:val="24"/>
+          <w:lang w:val="en-GB"/>
+        </w:rPr>
+      </w:pPr>
+      <w:proofErr w:type="spellStart"/>
+      <w:r>
+        <w:rPr>
+          <w:rFonts w:ascii="Times New Roman" w:hAnsi="Times New Roman" w:cs="Times New Roman"/>
+          <w:sz w:val="24"/>
+          <w:szCs w:val="24"/>
+          <w:lang w:val="en-GB"/>
+        </w:rPr>
+        <w:t>TaskItHub.OnConnectedAsync</w:t>
+      </w:r>
+      <w:proofErr w:type="spellEnd"/>
+      <w:r>
+        <w:rPr>
+          <w:rFonts w:ascii="Times New Roman" w:hAnsi="Times New Roman" w:cs="Times New Roman"/>
+          <w:sz w:val="24"/>
+          <w:szCs w:val="24"/>
+          <w:lang w:val="en-GB"/>
+        </w:rPr>
+        <w:t xml:space="preserve"> </w:t>
+      </w:r>
+      <w:proofErr w:type="spellStart"/>
+      <w:r>
+        <w:rPr>
+          <w:rFonts w:ascii="Times New Roman" w:hAnsi="Times New Roman" w:cs="Times New Roman"/>
+          <w:sz w:val="24"/>
+          <w:szCs w:val="24"/>
+          <w:lang w:val="en-GB"/>
+        </w:rPr>
+        <w:t>dodaje</w:t>
+      </w:r>
+      <w:proofErr w:type="spellEnd"/>
+      <w:r>
+        <w:rPr>
+          <w:rFonts w:ascii="Times New Roman" w:hAnsi="Times New Roman" w:cs="Times New Roman"/>
+          <w:sz w:val="24"/>
+          <w:szCs w:val="24"/>
+          <w:lang w:val="en-GB"/>
+        </w:rPr>
+        <w:t xml:space="preserve"> </w:t>
+      </w:r>
+      <w:proofErr w:type="spellStart"/>
+      <w:r>
+        <w:rPr>
+          <w:rFonts w:ascii="Times New Roman" w:hAnsi="Times New Roman" w:cs="Times New Roman"/>
+          <w:sz w:val="24"/>
+          <w:szCs w:val="24"/>
+          <w:lang w:val="en-GB"/>
+        </w:rPr>
+        <w:t>korisnika</w:t>
+      </w:r>
+      <w:proofErr w:type="spellEnd"/>
+      <w:r>
+        <w:rPr>
+          <w:rFonts w:ascii="Times New Roman" w:hAnsi="Times New Roman" w:cs="Times New Roman"/>
+          <w:sz w:val="24"/>
+          <w:szCs w:val="24"/>
+          <w:lang w:val="en-GB"/>
+        </w:rPr>
+        <w:t xml:space="preserve"> u </w:t>
+      </w:r>
+      <w:proofErr w:type="spellStart"/>
+      <w:r>
+        <w:rPr>
+          <w:rFonts w:ascii="Times New Roman" w:hAnsi="Times New Roman" w:cs="Times New Roman"/>
+          <w:sz w:val="24"/>
+          <w:szCs w:val="24"/>
+          <w:lang w:val="en-GB"/>
+        </w:rPr>
+        <w:t>relevantne</w:t>
+      </w:r>
+      <w:proofErr w:type="spellEnd"/>
+      <w:r>
+        <w:rPr>
+          <w:rFonts w:ascii="Times New Roman" w:hAnsi="Times New Roman" w:cs="Times New Roman"/>
+          <w:sz w:val="24"/>
+          <w:szCs w:val="24"/>
+          <w:lang w:val="en-GB"/>
+        </w:rPr>
+        <w:t xml:space="preserve"> </w:t>
+      </w:r>
+      <w:proofErr w:type="spellStart"/>
+      <w:r>
+        <w:rPr>
+          <w:rFonts w:ascii="Times New Roman" w:hAnsi="Times New Roman" w:cs="Times New Roman"/>
+          <w:sz w:val="24"/>
+          <w:szCs w:val="24"/>
+          <w:lang w:val="en-GB"/>
+        </w:rPr>
+        <w:t>grupe</w:t>
+      </w:r>
+      <w:proofErr w:type="spellEnd"/>
+      <w:r>
+        <w:rPr>
+          <w:rFonts w:ascii="Times New Roman" w:hAnsi="Times New Roman" w:cs="Times New Roman"/>
+          <w:sz w:val="24"/>
+          <w:szCs w:val="24"/>
+          <w:lang w:val="en-GB"/>
+        </w:rPr>
+        <w:t>.</w:t>
+      </w:r>
+    </w:p>
+    <w:p>
+      <w:pPr>
+        <w:pStyle w:val="ListParagraph"/>
+        <w:numPr>
+          <w:ilvl w:val="0"/>
+          <w:numId w:val="4"/>
+        </w:numPr>
+        <w:rPr>
+          <w:rFonts w:ascii="Times New Roman" w:hAnsi="Times New Roman" w:cs="Times New Roman"/>
+          <w:sz w:val="24"/>
+          <w:szCs w:val="24"/>
+          <w:lang w:val="en-GB"/>
+        </w:rPr>
+      </w:pPr>
+      <w:proofErr w:type="spellStart"/>
+      <w:r>
+        <w:rPr>
+          <w:rFonts w:ascii="Times New Roman" w:hAnsi="Times New Roman" w:cs="Times New Roman"/>
+          <w:sz w:val="24"/>
+          <w:szCs w:val="24"/>
+          <w:lang w:val="en-GB"/>
+        </w:rPr>
+        <w:t>Korisnik</w:t>
+      </w:r>
+      <w:proofErr w:type="spellEnd"/>
+      <w:r>
+        <w:rPr>
+          <w:rFonts w:ascii="Times New Roman" w:hAnsi="Times New Roman" w:cs="Times New Roman"/>
+          <w:sz w:val="24"/>
+          <w:szCs w:val="24"/>
+          <w:lang w:val="en-GB"/>
+        </w:rPr>
+        <w:t xml:space="preserve"> </w:t>
+      </w:r>
+      <w:proofErr w:type="spellStart"/>
+      <w:r>
+        <w:rPr>
+          <w:rFonts w:ascii="Times New Roman" w:hAnsi="Times New Roman" w:cs="Times New Roman"/>
+          <w:sz w:val="24"/>
+          <w:szCs w:val="24"/>
+          <w:lang w:val="en-GB"/>
+        </w:rPr>
+        <w:t>prati</w:t>
+      </w:r>
+      <w:proofErr w:type="spellEnd"/>
+      <w:r>
+        <w:rPr>
+          <w:rFonts w:ascii="Times New Roman" w:hAnsi="Times New Roman" w:cs="Times New Roman"/>
+          <w:sz w:val="24"/>
+          <w:szCs w:val="24"/>
+          <w:lang w:val="en-GB"/>
+        </w:rPr>
+        <w:t xml:space="preserve"> </w:t>
+      </w:r>
+      <w:proofErr w:type="spellStart"/>
+      <w:r>
+        <w:rPr>
+          <w:rFonts w:ascii="Times New Roman" w:hAnsi="Times New Roman" w:cs="Times New Roman"/>
+          <w:sz w:val="24"/>
+          <w:szCs w:val="24"/>
+          <w:lang w:val="en-GB"/>
+        </w:rPr>
+        <w:t>određeni</w:t>
+      </w:r>
+      <w:proofErr w:type="spellEnd"/>
+      <w:r>
+        <w:rPr>
+          <w:rFonts w:ascii="Times New Roman" w:hAnsi="Times New Roman" w:cs="Times New Roman"/>
+          <w:sz w:val="24"/>
+          <w:szCs w:val="24"/>
+          <w:lang w:val="en-GB"/>
+        </w:rPr>
+        <w:t xml:space="preserve"> tip </w:t>
+      </w:r>
+      <w:proofErr w:type="spellStart"/>
+      <w:r>
+        <w:rPr>
+          <w:rFonts w:ascii="Times New Roman" w:hAnsi="Times New Roman" w:cs="Times New Roman"/>
+          <w:sz w:val="24"/>
+          <w:szCs w:val="24"/>
+          <w:lang w:val="en-GB"/>
+        </w:rPr>
+        <w:t>posla</w:t>
+      </w:r>
+      <w:proofErr w:type="spellEnd"/>
+      <w:r>
+        <w:rPr>
+          <w:rFonts w:ascii="Times New Roman" w:hAnsi="Times New Roman" w:cs="Times New Roman"/>
+          <w:sz w:val="24"/>
+          <w:szCs w:val="24"/>
+          <w:lang w:val="en-GB"/>
+        </w:rPr>
+        <w:t xml:space="preserve"> </w:t>
+      </w:r>
+      <w:proofErr w:type="spellStart"/>
+      <w:proofErr w:type="gramStart"/>
+      <w:r>
+        <w:rPr>
+          <w:rFonts w:ascii="Times New Roman" w:hAnsi="Times New Roman" w:cs="Times New Roman"/>
+          <w:sz w:val="24"/>
+          <w:szCs w:val="24"/>
+          <w:lang w:val="en-GB"/>
+        </w:rPr>
+        <w:t>ili</w:t>
+      </w:r>
+      <w:proofErr w:type="spellEnd"/>
+      <w:proofErr w:type="gramEnd"/>
+      <w:r>
+        <w:rPr>
+          <w:rFonts w:ascii="Times New Roman" w:hAnsi="Times New Roman" w:cs="Times New Roman"/>
+          <w:sz w:val="24"/>
+          <w:szCs w:val="24"/>
+          <w:lang w:val="en-GB"/>
+        </w:rPr>
+        <w:t xml:space="preserve"> </w:t>
+      </w:r>
+      <w:proofErr w:type="spellStart"/>
+      <w:r>
+        <w:rPr>
+          <w:rFonts w:ascii="Times New Roman" w:hAnsi="Times New Roman" w:cs="Times New Roman"/>
+          <w:sz w:val="24"/>
+          <w:szCs w:val="24"/>
+          <w:lang w:val="en-GB"/>
+        </w:rPr>
+        <w:t>poslodavca</w:t>
+      </w:r>
+      <w:proofErr w:type="spellEnd"/>
+      <w:r>
+        <w:rPr>
+          <w:rFonts w:ascii="Times New Roman" w:hAnsi="Times New Roman" w:cs="Times New Roman"/>
+          <w:sz w:val="24"/>
+          <w:szCs w:val="24"/>
+          <w:lang w:val="en-GB"/>
+        </w:rPr>
+        <w:t>.</w:t>
+      </w:r>
+    </w:p>
+    <w:p>
+      <w:pPr>
+        <w:pStyle w:val="ListParagraph"/>
+        <w:numPr>
+          <w:ilvl w:val="0"/>
+          <w:numId w:val="4"/>
+        </w:numPr>
+        <w:rPr>
+          <w:rFonts w:ascii="Times New Roman" w:hAnsi="Times New Roman" w:cs="Times New Roman"/>
+          <w:sz w:val="24"/>
+          <w:szCs w:val="24"/>
+          <w:lang w:val="en-GB"/>
+        </w:rPr>
+      </w:pPr>
+      <w:proofErr w:type="spellStart"/>
+      <w:r>
+        <w:rPr>
+          <w:rFonts w:ascii="Times New Roman" w:hAnsi="Times New Roman" w:cs="Times New Roman"/>
+          <w:sz w:val="24"/>
+          <w:szCs w:val="24"/>
+          <w:lang w:val="en-GB"/>
+        </w:rPr>
+        <w:t>Kada</w:t>
+      </w:r>
+      <w:proofErr w:type="spellEnd"/>
+      <w:r>
+        <w:rPr>
+          <w:rFonts w:ascii="Times New Roman" w:hAnsi="Times New Roman" w:cs="Times New Roman"/>
+          <w:sz w:val="24"/>
+          <w:szCs w:val="24"/>
+          <w:lang w:val="en-GB"/>
+        </w:rPr>
+        <w:t xml:space="preserve"> se </w:t>
+      </w:r>
+      <w:proofErr w:type="spellStart"/>
+      <w:r>
+        <w:rPr>
+          <w:rFonts w:ascii="Times New Roman" w:hAnsi="Times New Roman" w:cs="Times New Roman"/>
+          <w:sz w:val="24"/>
+          <w:szCs w:val="24"/>
+          <w:lang w:val="en-GB"/>
+        </w:rPr>
+        <w:t>desi</w:t>
+      </w:r>
+      <w:proofErr w:type="spellEnd"/>
+      <w:r>
+        <w:rPr>
+          <w:rFonts w:ascii="Times New Roman" w:hAnsi="Times New Roman" w:cs="Times New Roman"/>
+          <w:sz w:val="24"/>
+          <w:szCs w:val="24"/>
+          <w:lang w:val="en-GB"/>
+        </w:rPr>
+        <w:t xml:space="preserve"> </w:t>
+      </w:r>
+      <w:proofErr w:type="spellStart"/>
+      <w:r>
+        <w:rPr>
+          <w:rFonts w:ascii="Times New Roman" w:hAnsi="Times New Roman" w:cs="Times New Roman"/>
+          <w:sz w:val="24"/>
+          <w:szCs w:val="24"/>
+          <w:lang w:val="en-GB"/>
+        </w:rPr>
+        <w:t>događaj</w:t>
+      </w:r>
+      <w:proofErr w:type="spellEnd"/>
+      <w:r>
+        <w:rPr>
+          <w:rFonts w:ascii="Times New Roman" w:hAnsi="Times New Roman" w:cs="Times New Roman"/>
+          <w:sz w:val="24"/>
+          <w:szCs w:val="24"/>
+          <w:lang w:val="en-GB"/>
+        </w:rPr>
+        <w:t xml:space="preserve"> (</w:t>
+      </w:r>
+      <w:proofErr w:type="spellStart"/>
+      <w:r>
+        <w:rPr>
+          <w:rFonts w:ascii="Times New Roman" w:hAnsi="Times New Roman" w:cs="Times New Roman"/>
+          <w:sz w:val="24"/>
+          <w:szCs w:val="24"/>
+          <w:lang w:val="en-GB"/>
+        </w:rPr>
+        <w:t>npr</w:t>
+      </w:r>
+      <w:proofErr w:type="spellEnd"/>
+      <w:r>
+        <w:rPr>
+          <w:rFonts w:ascii="Times New Roman" w:hAnsi="Times New Roman" w:cs="Times New Roman"/>
+          <w:sz w:val="24"/>
+          <w:szCs w:val="24"/>
+          <w:lang w:val="en-GB"/>
+        </w:rPr>
+        <w:t xml:space="preserve">. </w:t>
+      </w:r>
+      <w:proofErr w:type="spellStart"/>
+      <w:r>
+        <w:rPr>
+          <w:rFonts w:ascii="Times New Roman" w:hAnsi="Times New Roman" w:cs="Times New Roman"/>
+          <w:sz w:val="24"/>
+          <w:szCs w:val="24"/>
+          <w:lang w:val="en-GB"/>
+        </w:rPr>
+        <w:t>objavljen</w:t>
+      </w:r>
+      <w:proofErr w:type="spellEnd"/>
+      <w:r>
+        <w:rPr>
+          <w:rFonts w:ascii="Times New Roman" w:hAnsi="Times New Roman" w:cs="Times New Roman"/>
+          <w:sz w:val="24"/>
+          <w:szCs w:val="24"/>
+          <w:lang w:val="en-GB"/>
+        </w:rPr>
+        <w:t xml:space="preserve"> je </w:t>
+      </w:r>
+      <w:proofErr w:type="spellStart"/>
+      <w:proofErr w:type="gramStart"/>
+      <w:r>
+        <w:rPr>
+          <w:rFonts w:ascii="Times New Roman" w:hAnsi="Times New Roman" w:cs="Times New Roman"/>
+          <w:sz w:val="24"/>
+          <w:szCs w:val="24"/>
+          <w:lang w:val="en-GB"/>
+        </w:rPr>
+        <w:t>novi</w:t>
+      </w:r>
+      <w:proofErr w:type="spellEnd"/>
+      <w:proofErr w:type="gramEnd"/>
+      <w:r>
+        <w:rPr>
+          <w:rFonts w:ascii="Times New Roman" w:hAnsi="Times New Roman" w:cs="Times New Roman"/>
+          <w:sz w:val="24"/>
+          <w:szCs w:val="24"/>
+          <w:lang w:val="en-GB"/>
+        </w:rPr>
+        <w:t xml:space="preserve"> </w:t>
+      </w:r>
+      <w:proofErr w:type="spellStart"/>
+      <w:r>
+        <w:rPr>
+          <w:rFonts w:ascii="Times New Roman" w:hAnsi="Times New Roman" w:cs="Times New Roman"/>
+          <w:sz w:val="24"/>
+          <w:szCs w:val="24"/>
+          <w:lang w:val="en-GB"/>
+        </w:rPr>
+        <w:t>posao</w:t>
+      </w:r>
+      <w:proofErr w:type="spellEnd"/>
+      <w:r>
+        <w:rPr>
+          <w:rFonts w:ascii="Times New Roman" w:hAnsi="Times New Roman" w:cs="Times New Roman"/>
+          <w:sz w:val="24"/>
+          <w:szCs w:val="24"/>
+          <w:lang w:val="en-GB"/>
+        </w:rPr>
+        <w:t xml:space="preserve">), </w:t>
+      </w:r>
+      <w:proofErr w:type="spellStart"/>
+      <w:r>
+        <w:rPr>
+          <w:rFonts w:ascii="Times New Roman" w:hAnsi="Times New Roman" w:cs="Times New Roman"/>
+          <w:sz w:val="24"/>
+          <w:szCs w:val="24"/>
+          <w:lang w:val="en-GB"/>
+        </w:rPr>
+        <w:t>NotificationServiceImpl.NotifyGroup</w:t>
+      </w:r>
+      <w:proofErr w:type="spellEnd"/>
+      <w:r>
+        <w:rPr>
+          <w:rFonts w:ascii="Times New Roman" w:hAnsi="Times New Roman" w:cs="Times New Roman"/>
+          <w:sz w:val="24"/>
+          <w:szCs w:val="24"/>
+          <w:lang w:val="en-GB"/>
+        </w:rPr>
+        <w:t xml:space="preserve"> </w:t>
+      </w:r>
+      <w:proofErr w:type="spellStart"/>
+      <w:r>
+        <w:rPr>
+          <w:rFonts w:ascii="Times New Roman" w:hAnsi="Times New Roman" w:cs="Times New Roman"/>
+          <w:sz w:val="24"/>
+          <w:szCs w:val="24"/>
+          <w:lang w:val="en-GB"/>
+        </w:rPr>
+        <w:t>šalje</w:t>
+      </w:r>
+      <w:proofErr w:type="spellEnd"/>
+      <w:r>
+        <w:rPr>
+          <w:rFonts w:ascii="Times New Roman" w:hAnsi="Times New Roman" w:cs="Times New Roman"/>
+          <w:sz w:val="24"/>
+          <w:szCs w:val="24"/>
+          <w:lang w:val="en-GB"/>
+        </w:rPr>
+        <w:t xml:space="preserve"> </w:t>
+      </w:r>
+      <w:proofErr w:type="spellStart"/>
+      <w:r>
+        <w:rPr>
+          <w:rFonts w:ascii="Times New Roman" w:hAnsi="Times New Roman" w:cs="Times New Roman"/>
+          <w:sz w:val="24"/>
+          <w:szCs w:val="24"/>
+          <w:lang w:val="en-GB"/>
+        </w:rPr>
+        <w:t>obaveštenje</w:t>
+      </w:r>
+      <w:proofErr w:type="spellEnd"/>
+      <w:r>
+        <w:rPr>
+          <w:rFonts w:ascii="Times New Roman" w:hAnsi="Times New Roman" w:cs="Times New Roman"/>
+          <w:sz w:val="24"/>
+          <w:szCs w:val="24"/>
+          <w:lang w:val="en-GB"/>
+        </w:rPr>
+        <w:t xml:space="preserve"> </w:t>
+      </w:r>
+      <w:proofErr w:type="spellStart"/>
+      <w:r>
+        <w:rPr>
+          <w:rFonts w:ascii="Times New Roman" w:hAnsi="Times New Roman" w:cs="Times New Roman"/>
+          <w:sz w:val="24"/>
+          <w:szCs w:val="24"/>
+          <w:lang w:val="en-GB"/>
+        </w:rPr>
+        <w:t>svim</w:t>
+      </w:r>
+      <w:proofErr w:type="spellEnd"/>
+      <w:r>
+        <w:rPr>
+          <w:rFonts w:ascii="Times New Roman" w:hAnsi="Times New Roman" w:cs="Times New Roman"/>
+          <w:sz w:val="24"/>
+          <w:szCs w:val="24"/>
+          <w:lang w:val="en-GB"/>
+        </w:rPr>
+        <w:t xml:space="preserve"> </w:t>
+      </w:r>
+      <w:proofErr w:type="spellStart"/>
+      <w:r>
+        <w:rPr>
+          <w:rFonts w:ascii="Times New Roman" w:hAnsi="Times New Roman" w:cs="Times New Roman"/>
+          <w:sz w:val="24"/>
+          <w:szCs w:val="24"/>
+          <w:lang w:val="en-GB"/>
+        </w:rPr>
+        <w:t>korisnicima</w:t>
+      </w:r>
+      <w:proofErr w:type="spellEnd"/>
+      <w:r>
+        <w:rPr>
+          <w:rFonts w:ascii="Times New Roman" w:hAnsi="Times New Roman" w:cs="Times New Roman"/>
+          <w:sz w:val="24"/>
+          <w:szCs w:val="24"/>
+          <w:lang w:val="en-GB"/>
+        </w:rPr>
+        <w:t xml:space="preserve"> u </w:t>
+      </w:r>
+      <w:proofErr w:type="spellStart"/>
+      <w:r>
+        <w:rPr>
+          <w:rFonts w:ascii="Times New Roman" w:hAnsi="Times New Roman" w:cs="Times New Roman"/>
+          <w:sz w:val="24"/>
+          <w:szCs w:val="24"/>
+          <w:lang w:val="en-GB"/>
+        </w:rPr>
+        <w:t>toj</w:t>
+      </w:r>
+      <w:proofErr w:type="spellEnd"/>
+      <w:r>
+        <w:rPr>
+          <w:rFonts w:ascii="Times New Roman" w:hAnsi="Times New Roman" w:cs="Times New Roman"/>
+          <w:sz w:val="24"/>
+          <w:szCs w:val="24"/>
+          <w:lang w:val="en-GB"/>
+        </w:rPr>
+        <w:t xml:space="preserve"> </w:t>
+      </w:r>
+      <w:proofErr w:type="spellStart"/>
+      <w:r>
+        <w:rPr>
+          <w:rFonts w:ascii="Times New Roman" w:hAnsi="Times New Roman" w:cs="Times New Roman"/>
+          <w:sz w:val="24"/>
+          <w:szCs w:val="24"/>
+          <w:lang w:val="en-GB"/>
+        </w:rPr>
+        <w:t>grupi</w:t>
+      </w:r>
+      <w:proofErr w:type="spellEnd"/>
+      <w:r>
+        <w:rPr>
+          <w:rFonts w:ascii="Times New Roman" w:hAnsi="Times New Roman" w:cs="Times New Roman"/>
+          <w:sz w:val="24"/>
+          <w:szCs w:val="24"/>
+          <w:lang w:val="en-GB"/>
+        </w:rPr>
+        <w:t>.</w:t>
+      </w:r>
+    </w:p>
+    <w:p>
+      <w:pPr>
+        <w:pStyle w:val="ListParagraph"/>
+        <w:numPr>
+          <w:ilvl w:val="0"/>
+          <w:numId w:val="4"/>
+        </w:numPr>
+        <w:rPr>
+          <w:rFonts w:ascii="Times New Roman" w:hAnsi="Times New Roman" w:cs="Times New Roman"/>
+          <w:sz w:val="24"/>
+          <w:szCs w:val="24"/>
+          <w:lang w:val="en-GB"/>
+        </w:rPr>
+      </w:pPr>
+      <w:proofErr w:type="spellStart"/>
+      <w:r>
+        <w:rPr>
+          <w:rFonts w:ascii="Times New Roman" w:hAnsi="Times New Roman" w:cs="Times New Roman"/>
+          <w:sz w:val="24"/>
+          <w:szCs w:val="24"/>
+          <w:lang w:val="en-GB"/>
+        </w:rPr>
+        <w:t>Klijent</w:t>
+      </w:r>
+      <w:proofErr w:type="spellEnd"/>
+      <w:r>
+        <w:rPr>
+          <w:rFonts w:ascii="Times New Roman" w:hAnsi="Times New Roman" w:cs="Times New Roman"/>
+          <w:sz w:val="24"/>
+          <w:szCs w:val="24"/>
+          <w:lang w:val="en-GB"/>
+        </w:rPr>
+        <w:t xml:space="preserve"> prima </w:t>
+      </w:r>
+      <w:proofErr w:type="spellStart"/>
+      <w:r>
+        <w:rPr>
+          <w:rFonts w:ascii="Times New Roman" w:hAnsi="Times New Roman" w:cs="Times New Roman"/>
+          <w:sz w:val="24"/>
+          <w:szCs w:val="24"/>
+          <w:lang w:val="en-GB"/>
+        </w:rPr>
+        <w:t>obaveštenje</w:t>
+      </w:r>
+      <w:proofErr w:type="spellEnd"/>
+      <w:r>
+        <w:rPr>
+          <w:rFonts w:ascii="Times New Roman" w:hAnsi="Times New Roman" w:cs="Times New Roman"/>
+          <w:sz w:val="24"/>
+          <w:szCs w:val="24"/>
+          <w:lang w:val="en-GB"/>
+        </w:rPr>
+        <w:t xml:space="preserve"> u </w:t>
+      </w:r>
+      <w:proofErr w:type="spellStart"/>
+      <w:r>
+        <w:rPr>
+          <w:rFonts w:ascii="Times New Roman" w:hAnsi="Times New Roman" w:cs="Times New Roman"/>
+          <w:sz w:val="24"/>
+          <w:szCs w:val="24"/>
+          <w:lang w:val="en-GB"/>
+        </w:rPr>
+        <w:t>realnom</w:t>
+      </w:r>
+      <w:proofErr w:type="spellEnd"/>
+      <w:r>
+        <w:rPr>
+          <w:rFonts w:ascii="Times New Roman" w:hAnsi="Times New Roman" w:cs="Times New Roman"/>
+          <w:sz w:val="24"/>
+          <w:szCs w:val="24"/>
+          <w:lang w:val="en-GB"/>
+        </w:rPr>
+        <w:t xml:space="preserve"> </w:t>
+      </w:r>
+      <w:proofErr w:type="spellStart"/>
+      <w:r>
+        <w:rPr>
+          <w:rFonts w:ascii="Times New Roman" w:hAnsi="Times New Roman" w:cs="Times New Roman"/>
+          <w:sz w:val="24"/>
+          <w:szCs w:val="24"/>
+          <w:lang w:val="en-GB"/>
+        </w:rPr>
+        <w:t>vremenu</w:t>
+      </w:r>
+      <w:proofErr w:type="spellEnd"/>
+      <w:r>
+        <w:rPr>
+          <w:rFonts w:ascii="Times New Roman" w:hAnsi="Times New Roman" w:cs="Times New Roman"/>
+          <w:sz w:val="24"/>
+          <w:szCs w:val="24"/>
+          <w:lang w:val="en-GB"/>
+        </w:rPr>
+        <w:t xml:space="preserve"> </w:t>
+      </w:r>
+      <w:proofErr w:type="spellStart"/>
+      <w:r>
+        <w:rPr>
+          <w:rFonts w:ascii="Times New Roman" w:hAnsi="Times New Roman" w:cs="Times New Roman"/>
+          <w:sz w:val="24"/>
+          <w:szCs w:val="24"/>
+          <w:lang w:val="en-GB"/>
+        </w:rPr>
+        <w:t>i</w:t>
+      </w:r>
+      <w:proofErr w:type="spellEnd"/>
+      <w:r>
+        <w:rPr>
+          <w:rFonts w:ascii="Times New Roman" w:hAnsi="Times New Roman" w:cs="Times New Roman"/>
+          <w:sz w:val="24"/>
+          <w:szCs w:val="24"/>
+          <w:lang w:val="en-GB"/>
+        </w:rPr>
+        <w:t xml:space="preserve"> </w:t>
+      </w:r>
+      <w:proofErr w:type="spellStart"/>
+      <w:r>
+        <w:rPr>
+          <w:rFonts w:ascii="Times New Roman" w:hAnsi="Times New Roman" w:cs="Times New Roman"/>
+          <w:sz w:val="24"/>
+          <w:szCs w:val="24"/>
+          <w:lang w:val="en-GB"/>
+        </w:rPr>
+        <w:t>ažurira</w:t>
+      </w:r>
+      <w:proofErr w:type="spellEnd"/>
+      <w:r>
+        <w:rPr>
+          <w:rFonts w:ascii="Times New Roman" w:hAnsi="Times New Roman" w:cs="Times New Roman"/>
+          <w:sz w:val="24"/>
+          <w:szCs w:val="24"/>
+          <w:lang w:val="en-GB"/>
+        </w:rPr>
+        <w:t xml:space="preserve"> UI.</w:t>
+      </w:r>
+    </w:p>
+    <w:p>
+      <w:pPr>
+        <w:pStyle w:val="Heading1"/>
+        <w:numPr>
+          <w:ilvl w:val="0"/>
+          <w:numId w:val="2"/>
+        </w:numPr>
+        <w:rPr>
+          <w:rFonts w:ascii="Times New Roman" w:hAnsi="Times New Roman" w:cs="Times New Roman"/>
+          <w:color w:val="auto"/>
+          <w:sz w:val="36"/>
+          <w:szCs w:val="36"/>
+          <w:lang w:val="en-GB"/>
+        </w:rPr>
+      </w:pPr>
+      <w:proofErr w:type="spellStart"/>
+      <w:r>
+        <w:rPr>
+          <w:rFonts w:ascii="Times New Roman" w:hAnsi="Times New Roman" w:cs="Times New Roman"/>
+          <w:color w:val="auto"/>
+          <w:sz w:val="36"/>
+          <w:szCs w:val="36"/>
+          <w:lang w:val="en-GB"/>
+        </w:rPr>
+        <w:t>Zaključak</w:t>
+      </w:r>
+      <w:proofErr w:type="spellEnd"/>
+    </w:p>
+    <w:p>
+      <w:pPr>
+        <w:rPr>
+          <w:rFonts w:ascii="Times New Roman" w:hAnsi="Times New Roman" w:cs="Times New Roman"/>
+          <w:sz w:val="24"/>
+          <w:szCs w:val="24"/>
+          <w:lang w:val="en-GB"/>
+        </w:rPr>
+      </w:pPr>
+      <w:proofErr w:type="spellStart"/>
+      <w:r>
+        <w:rPr>
+          <w:rFonts w:ascii="Times New Roman" w:hAnsi="Times New Roman" w:cs="Times New Roman"/>
+          <w:sz w:val="24"/>
+          <w:szCs w:val="24"/>
+          <w:lang w:val="en-GB"/>
+        </w:rPr>
+        <w:t>Implementiran</w:t>
+      </w:r>
+      <w:r>
+        <w:rPr>
+          <w:rFonts w:ascii="Times New Roman" w:hAnsi="Times New Roman" w:cs="Times New Roman"/>
+          <w:sz w:val="24"/>
+          <w:szCs w:val="24"/>
+          <w:lang w:val="en-GB"/>
+        </w:rPr>
+        <w:t>i</w:t>
+      </w:r>
+      <w:proofErr w:type="spellEnd"/>
+      <w:r>
+        <w:rPr>
+          <w:rFonts w:ascii="Times New Roman" w:hAnsi="Times New Roman" w:cs="Times New Roman"/>
+          <w:sz w:val="24"/>
+          <w:szCs w:val="24"/>
+          <w:lang w:val="en-GB"/>
+        </w:rPr>
+        <w:t xml:space="preserve"> model </w:t>
+      </w:r>
+      <w:proofErr w:type="spellStart"/>
+      <w:r>
+        <w:rPr>
+          <w:rFonts w:ascii="Times New Roman" w:hAnsi="Times New Roman" w:cs="Times New Roman"/>
+          <w:sz w:val="24"/>
+          <w:szCs w:val="24"/>
+          <w:lang w:val="en-GB"/>
+        </w:rPr>
+        <w:t>komunikacije</w:t>
+      </w:r>
+      <w:proofErr w:type="spellEnd"/>
+      <w:r>
+        <w:rPr>
+          <w:rFonts w:ascii="Times New Roman" w:hAnsi="Times New Roman" w:cs="Times New Roman"/>
+          <w:sz w:val="24"/>
+          <w:szCs w:val="24"/>
+          <w:lang w:val="en-GB"/>
+        </w:rPr>
+        <w:t xml:space="preserve"> </w:t>
+      </w:r>
+      <w:proofErr w:type="spellStart"/>
+      <w:r>
+        <w:rPr>
+          <w:rFonts w:ascii="Times New Roman" w:hAnsi="Times New Roman" w:cs="Times New Roman"/>
+          <w:sz w:val="24"/>
+          <w:szCs w:val="24"/>
+          <w:lang w:val="en-GB"/>
+        </w:rPr>
+        <w:t>omogućava</w:t>
+      </w:r>
+      <w:proofErr w:type="spellEnd"/>
+      <w:r>
+        <w:rPr>
+          <w:rFonts w:ascii="Times New Roman" w:hAnsi="Times New Roman" w:cs="Times New Roman"/>
+          <w:sz w:val="24"/>
+          <w:szCs w:val="24"/>
+          <w:lang w:val="en-GB"/>
+        </w:rPr>
+        <w:t xml:space="preserve">: </w:t>
+      </w:r>
+    </w:p>
+    <w:p>
+      <w:pPr>
+        <w:pStyle w:val="ListParagraph"/>
+        <w:numPr>
+          <w:ilvl w:val="0"/>
+          <w:numId w:val="3"/>
+        </w:numPr>
+        <w:rPr>
+          <w:rFonts w:ascii="Times New Roman" w:hAnsi="Times New Roman" w:cs="Times New Roman"/>
+          <w:sz w:val="24"/>
+          <w:szCs w:val="24"/>
+          <w:lang w:val="en-GB"/>
+        </w:rPr>
+      </w:pPr>
+      <w:r>
+        <w:rPr>
+          <w:rFonts w:ascii="Times New Roman" w:hAnsi="Times New Roman" w:cs="Times New Roman"/>
+          <w:sz w:val="24"/>
+          <w:szCs w:val="24"/>
+          <w:lang w:val="en-GB"/>
+        </w:rPr>
+        <w:t xml:space="preserve">Real time </w:t>
+      </w:r>
+      <w:proofErr w:type="spellStart"/>
+      <w:r>
+        <w:rPr>
+          <w:rFonts w:ascii="Times New Roman" w:hAnsi="Times New Roman" w:cs="Times New Roman"/>
+          <w:sz w:val="24"/>
+          <w:szCs w:val="24"/>
+          <w:lang w:val="en-GB"/>
+        </w:rPr>
+        <w:t>obaveštavanje</w:t>
+      </w:r>
+      <w:proofErr w:type="spellEnd"/>
+      <w:r>
+        <w:rPr>
+          <w:rFonts w:ascii="Times New Roman" w:hAnsi="Times New Roman" w:cs="Times New Roman"/>
+          <w:sz w:val="24"/>
+          <w:szCs w:val="24"/>
+          <w:lang w:val="en-GB"/>
+        </w:rPr>
+        <w:t xml:space="preserve"> </w:t>
+      </w:r>
+      <w:proofErr w:type="spellStart"/>
+      <w:r>
+        <w:rPr>
+          <w:rFonts w:ascii="Times New Roman" w:hAnsi="Times New Roman" w:cs="Times New Roman"/>
+          <w:sz w:val="24"/>
+          <w:szCs w:val="24"/>
+          <w:lang w:val="en-GB"/>
+        </w:rPr>
+        <w:t>korisnika</w:t>
+      </w:r>
+      <w:proofErr w:type="spellEnd"/>
+      <w:r>
+        <w:rPr>
+          <w:rFonts w:ascii="Times New Roman" w:hAnsi="Times New Roman" w:cs="Times New Roman"/>
+          <w:sz w:val="24"/>
+          <w:szCs w:val="24"/>
+          <w:lang w:val="en-GB"/>
+        </w:rPr>
+        <w:t xml:space="preserve"> I </w:t>
+      </w:r>
+      <w:proofErr w:type="spellStart"/>
+      <w:r>
+        <w:rPr>
+          <w:rFonts w:ascii="Times New Roman" w:hAnsi="Times New Roman" w:cs="Times New Roman"/>
+          <w:sz w:val="24"/>
+          <w:szCs w:val="24"/>
+          <w:lang w:val="en-GB"/>
+        </w:rPr>
+        <w:t>grupa</w:t>
+      </w:r>
+      <w:proofErr w:type="spellEnd"/>
+      <w:r>
+        <w:rPr>
+          <w:rFonts w:ascii="Times New Roman" w:hAnsi="Times New Roman" w:cs="Times New Roman"/>
+          <w:sz w:val="24"/>
+          <w:szCs w:val="24"/>
+          <w:lang w:val="en-GB"/>
+        </w:rPr>
+        <w:t>.</w:t>
+      </w:r>
+    </w:p>
+    <w:p>
+      <w:pPr>
+        <w:pStyle w:val="ListParagraph"/>
+        <w:numPr>
+          <w:ilvl w:val="0"/>
+          <w:numId w:val="3"/>
+        </w:numPr>
+        <w:rPr>
+          <w:rFonts w:ascii="Times New Roman" w:hAnsi="Times New Roman" w:cs="Times New Roman"/>
+          <w:sz w:val="24"/>
+          <w:szCs w:val="24"/>
+          <w:lang w:val="en-GB"/>
+        </w:rPr>
+      </w:pPr>
+      <w:proofErr w:type="spellStart"/>
+      <w:r>
+        <w:rPr>
+          <w:rFonts w:ascii="Times New Roman" w:hAnsi="Times New Roman" w:cs="Times New Roman"/>
+          <w:sz w:val="24"/>
+          <w:szCs w:val="24"/>
+          <w:lang w:val="en-GB"/>
+        </w:rPr>
+        <w:t>Fleksibilno</w:t>
+      </w:r>
+      <w:proofErr w:type="spellEnd"/>
+      <w:r>
+        <w:rPr>
+          <w:rFonts w:ascii="Times New Roman" w:hAnsi="Times New Roman" w:cs="Times New Roman"/>
+          <w:sz w:val="24"/>
+          <w:szCs w:val="24"/>
+          <w:lang w:val="en-GB"/>
+        </w:rPr>
+        <w:t xml:space="preserve"> </w:t>
+      </w:r>
+      <w:proofErr w:type="spellStart"/>
+      <w:r>
+        <w:rPr>
+          <w:rFonts w:ascii="Times New Roman" w:hAnsi="Times New Roman" w:cs="Times New Roman"/>
+          <w:sz w:val="24"/>
+          <w:szCs w:val="24"/>
+          <w:lang w:val="en-GB"/>
+        </w:rPr>
+        <w:t>upravljanje</w:t>
+      </w:r>
+      <w:proofErr w:type="spellEnd"/>
+      <w:r>
+        <w:rPr>
+          <w:rFonts w:ascii="Times New Roman" w:hAnsi="Times New Roman" w:cs="Times New Roman"/>
+          <w:sz w:val="24"/>
+          <w:szCs w:val="24"/>
+          <w:lang w:val="en-GB"/>
+        </w:rPr>
+        <w:t xml:space="preserve"> </w:t>
+      </w:r>
+      <w:proofErr w:type="spellStart"/>
+      <w:r>
+        <w:rPr>
+          <w:rFonts w:ascii="Times New Roman" w:hAnsi="Times New Roman" w:cs="Times New Roman"/>
+          <w:sz w:val="24"/>
+          <w:szCs w:val="24"/>
+          <w:lang w:val="en-GB"/>
+        </w:rPr>
+        <w:t>grupama</w:t>
+      </w:r>
+      <w:proofErr w:type="spellEnd"/>
+      <w:r>
+        <w:rPr>
+          <w:rFonts w:ascii="Times New Roman" w:hAnsi="Times New Roman" w:cs="Times New Roman"/>
+          <w:sz w:val="24"/>
+          <w:szCs w:val="24"/>
+          <w:lang w:val="en-GB"/>
+        </w:rPr>
+        <w:t xml:space="preserve"> </w:t>
+      </w:r>
+      <w:proofErr w:type="spellStart"/>
+      <w:r>
+        <w:rPr>
+          <w:rFonts w:ascii="Times New Roman" w:hAnsi="Times New Roman" w:cs="Times New Roman"/>
+          <w:sz w:val="24"/>
+          <w:szCs w:val="24"/>
+          <w:lang w:val="en-GB"/>
+        </w:rPr>
+        <w:t>prema</w:t>
+      </w:r>
+      <w:proofErr w:type="spellEnd"/>
+      <w:r>
+        <w:rPr>
+          <w:rFonts w:ascii="Times New Roman" w:hAnsi="Times New Roman" w:cs="Times New Roman"/>
+          <w:sz w:val="24"/>
+          <w:szCs w:val="24"/>
+          <w:lang w:val="en-GB"/>
+        </w:rPr>
+        <w:t xml:space="preserve"> </w:t>
+      </w:r>
+      <w:proofErr w:type="spellStart"/>
+      <w:r>
+        <w:rPr>
+          <w:rFonts w:ascii="Times New Roman" w:hAnsi="Times New Roman" w:cs="Times New Roman"/>
+          <w:sz w:val="24"/>
+          <w:szCs w:val="24"/>
+          <w:lang w:val="en-GB"/>
+        </w:rPr>
+        <w:t>interesima</w:t>
+      </w:r>
+      <w:proofErr w:type="spellEnd"/>
+      <w:r>
+        <w:rPr>
+          <w:rFonts w:ascii="Times New Roman" w:hAnsi="Times New Roman" w:cs="Times New Roman"/>
+          <w:sz w:val="24"/>
+          <w:szCs w:val="24"/>
+          <w:lang w:val="en-GB"/>
+        </w:rPr>
+        <w:t xml:space="preserve"> </w:t>
+      </w:r>
+      <w:proofErr w:type="spellStart"/>
+      <w:r>
+        <w:rPr>
+          <w:rFonts w:ascii="Times New Roman" w:hAnsi="Times New Roman" w:cs="Times New Roman"/>
+          <w:sz w:val="24"/>
+          <w:szCs w:val="24"/>
+          <w:lang w:val="en-GB"/>
+        </w:rPr>
+        <w:t>korisnika</w:t>
+      </w:r>
+      <w:proofErr w:type="spellEnd"/>
+      <w:r>
+        <w:rPr>
+          <w:rFonts w:ascii="Times New Roman" w:hAnsi="Times New Roman" w:cs="Times New Roman"/>
+          <w:sz w:val="24"/>
+          <w:szCs w:val="24"/>
+          <w:lang w:val="en-GB"/>
+        </w:rPr>
+        <w:t>.</w:t>
+      </w:r>
+    </w:p>
+    <w:p>
+      <w:pPr>
+        <w:pStyle w:val="ListParagraph"/>
+        <w:numPr>
+          <w:ilvl w:val="0"/>
+          <w:numId w:val="3"/>
+        </w:numPr>
+        <w:rPr>
+          <w:rFonts w:ascii="Times New Roman" w:hAnsi="Times New Roman" w:cs="Times New Roman"/>
+          <w:sz w:val="24"/>
+          <w:szCs w:val="24"/>
+          <w:lang w:val="en-GB"/>
+        </w:rPr>
+      </w:pPr>
+      <w:proofErr w:type="spellStart"/>
+      <w:r>
+        <w:rPr>
+          <w:rFonts w:ascii="Times New Roman" w:hAnsi="Times New Roman" w:cs="Times New Roman"/>
+          <w:sz w:val="24"/>
+          <w:szCs w:val="24"/>
+          <w:lang w:val="en-GB"/>
+        </w:rPr>
+        <w:t>Centralizovano</w:t>
+      </w:r>
+      <w:proofErr w:type="spellEnd"/>
+      <w:r>
+        <w:rPr>
+          <w:rFonts w:ascii="Times New Roman" w:hAnsi="Times New Roman" w:cs="Times New Roman"/>
+          <w:sz w:val="24"/>
+          <w:szCs w:val="24"/>
+          <w:lang w:val="en-GB"/>
+        </w:rPr>
+        <w:t xml:space="preserve"> </w:t>
+      </w:r>
+      <w:proofErr w:type="spellStart"/>
+      <w:r>
+        <w:rPr>
+          <w:rFonts w:ascii="Times New Roman" w:hAnsi="Times New Roman" w:cs="Times New Roman"/>
+          <w:sz w:val="24"/>
+          <w:szCs w:val="24"/>
+          <w:lang w:val="en-GB"/>
+        </w:rPr>
+        <w:t>čuvanje</w:t>
+      </w:r>
+      <w:proofErr w:type="spellEnd"/>
+      <w:r>
+        <w:rPr>
+          <w:rFonts w:ascii="Times New Roman" w:hAnsi="Times New Roman" w:cs="Times New Roman"/>
+          <w:sz w:val="24"/>
+          <w:szCs w:val="24"/>
+          <w:lang w:val="en-GB"/>
+        </w:rPr>
+        <w:t xml:space="preserve"> </w:t>
+      </w:r>
+      <w:proofErr w:type="spellStart"/>
+      <w:r>
+        <w:rPr>
+          <w:rFonts w:ascii="Times New Roman" w:hAnsi="Times New Roman" w:cs="Times New Roman"/>
+          <w:sz w:val="24"/>
+          <w:szCs w:val="24"/>
+          <w:lang w:val="en-GB"/>
+        </w:rPr>
+        <w:t>notifikacija</w:t>
+      </w:r>
+      <w:proofErr w:type="spellEnd"/>
+      <w:r>
+        <w:rPr>
+          <w:rFonts w:ascii="Times New Roman" w:hAnsi="Times New Roman" w:cs="Times New Roman"/>
+          <w:sz w:val="24"/>
+          <w:szCs w:val="24"/>
+          <w:lang w:val="en-GB"/>
+        </w:rPr>
+        <w:t xml:space="preserve"> u </w:t>
+      </w:r>
+      <w:proofErr w:type="spellStart"/>
+      <w:r>
+        <w:rPr>
+          <w:rFonts w:ascii="Times New Roman" w:hAnsi="Times New Roman" w:cs="Times New Roman"/>
+          <w:sz w:val="24"/>
+          <w:szCs w:val="24"/>
+          <w:lang w:val="en-GB"/>
+        </w:rPr>
+        <w:t>bazi</w:t>
+      </w:r>
+      <w:proofErr w:type="spellEnd"/>
+      <w:r>
+        <w:rPr>
+          <w:rFonts w:ascii="Times New Roman" w:hAnsi="Times New Roman" w:cs="Times New Roman"/>
+          <w:sz w:val="24"/>
+          <w:szCs w:val="24"/>
+          <w:lang w:val="en-GB"/>
+        </w:rPr>
+        <w:t xml:space="preserve"> </w:t>
+      </w:r>
+      <w:proofErr w:type="spellStart"/>
+      <w:r>
+        <w:rPr>
+          <w:rFonts w:ascii="Times New Roman" w:hAnsi="Times New Roman" w:cs="Times New Roman"/>
+          <w:sz w:val="24"/>
+          <w:szCs w:val="24"/>
+          <w:lang w:val="en-GB"/>
+        </w:rPr>
+        <w:t>kako</w:t>
+      </w:r>
+      <w:proofErr w:type="spellEnd"/>
+      <w:r>
+        <w:rPr>
+          <w:rFonts w:ascii="Times New Roman" w:hAnsi="Times New Roman" w:cs="Times New Roman"/>
+          <w:sz w:val="24"/>
+          <w:szCs w:val="24"/>
+          <w:lang w:val="en-GB"/>
+        </w:rPr>
+        <w:t xml:space="preserve"> bi </w:t>
+      </w:r>
+      <w:proofErr w:type="spellStart"/>
+      <w:r>
+        <w:rPr>
+          <w:rFonts w:ascii="Times New Roman" w:hAnsi="Times New Roman" w:cs="Times New Roman"/>
+          <w:sz w:val="24"/>
+          <w:szCs w:val="24"/>
+          <w:lang w:val="en-GB"/>
+        </w:rPr>
+        <w:t>korisnik</w:t>
+      </w:r>
+      <w:proofErr w:type="spellEnd"/>
+      <w:r>
+        <w:rPr>
+          <w:rFonts w:ascii="Times New Roman" w:hAnsi="Times New Roman" w:cs="Times New Roman"/>
+          <w:sz w:val="24"/>
+          <w:szCs w:val="24"/>
+          <w:lang w:val="en-GB"/>
+        </w:rPr>
+        <w:t xml:space="preserve"> </w:t>
+      </w:r>
+      <w:proofErr w:type="spellStart"/>
+      <w:r>
+        <w:rPr>
+          <w:rFonts w:ascii="Times New Roman" w:hAnsi="Times New Roman" w:cs="Times New Roman"/>
+          <w:sz w:val="24"/>
+          <w:szCs w:val="24"/>
+          <w:lang w:val="en-GB"/>
+        </w:rPr>
+        <w:t>dobio</w:t>
+      </w:r>
+      <w:proofErr w:type="spellEnd"/>
+      <w:r>
+        <w:rPr>
+          <w:rFonts w:ascii="Times New Roman" w:hAnsi="Times New Roman" w:cs="Times New Roman"/>
+          <w:sz w:val="24"/>
+          <w:szCs w:val="24"/>
+          <w:lang w:val="en-GB"/>
+        </w:rPr>
+        <w:t xml:space="preserve"> </w:t>
+      </w:r>
+      <w:proofErr w:type="spellStart"/>
+      <w:r>
+        <w:rPr>
+          <w:rFonts w:ascii="Times New Roman" w:hAnsi="Times New Roman" w:cs="Times New Roman"/>
+          <w:sz w:val="24"/>
+          <w:szCs w:val="24"/>
+          <w:lang w:val="en-GB"/>
+        </w:rPr>
+        <w:t>sve</w:t>
+      </w:r>
+      <w:proofErr w:type="spellEnd"/>
+      <w:r>
+        <w:rPr>
+          <w:rFonts w:ascii="Times New Roman" w:hAnsi="Times New Roman" w:cs="Times New Roman"/>
+          <w:sz w:val="24"/>
+          <w:szCs w:val="24"/>
+          <w:lang w:val="en-GB"/>
+        </w:rPr>
+        <w:t xml:space="preserve"> </w:t>
+      </w:r>
+      <w:proofErr w:type="spellStart"/>
+      <w:r>
+        <w:rPr>
+          <w:rFonts w:ascii="Times New Roman" w:hAnsi="Times New Roman" w:cs="Times New Roman"/>
+          <w:sz w:val="24"/>
+          <w:szCs w:val="24"/>
+          <w:lang w:val="en-GB"/>
+        </w:rPr>
+        <w:t>svoje</w:t>
+      </w:r>
+      <w:proofErr w:type="spellEnd"/>
+      <w:r>
+        <w:rPr>
+          <w:rFonts w:ascii="Times New Roman" w:hAnsi="Times New Roman" w:cs="Times New Roman"/>
+          <w:sz w:val="24"/>
+          <w:szCs w:val="24"/>
+          <w:lang w:val="en-GB"/>
+        </w:rPr>
+        <w:t xml:space="preserve"> </w:t>
+      </w:r>
+      <w:proofErr w:type="spellStart"/>
+      <w:r>
+        <w:rPr>
+          <w:rFonts w:ascii="Times New Roman" w:hAnsi="Times New Roman" w:cs="Times New Roman"/>
+          <w:sz w:val="24"/>
+          <w:szCs w:val="24"/>
+          <w:lang w:val="en-GB"/>
+        </w:rPr>
+        <w:t>notifikacije</w:t>
+      </w:r>
+      <w:proofErr w:type="spellEnd"/>
+      <w:r>
+        <w:rPr>
+          <w:rFonts w:ascii="Times New Roman" w:hAnsi="Times New Roman" w:cs="Times New Roman"/>
+          <w:sz w:val="24"/>
+          <w:szCs w:val="24"/>
+          <w:lang w:val="en-GB"/>
+        </w:rPr>
+        <w:t>.</w:t>
+      </w:r>
+    </w:p>
+    <w:p>
+      <w:pPr>
+        <w:rPr>
+          <w:rFonts w:ascii="Times New Roman" w:hAnsi="Times New Roman" w:cs="Times New Roman"/>
+          <w:sz w:val="24"/>
+          <w:szCs w:val="24"/>
+          <w:lang w:val="en-GB"/>
+        </w:rPr>
+      </w:pPr>
+      <w:proofErr w:type="spellStart"/>
+      <w:proofErr w:type="gramStart"/>
+      <w:r>
+        <w:rPr>
+          <w:rFonts w:ascii="Times New Roman" w:hAnsi="Times New Roman" w:cs="Times New Roman"/>
+          <w:sz w:val="24"/>
+          <w:szCs w:val="24"/>
+          <w:lang w:val="en-GB"/>
+        </w:rPr>
+        <w:t>Korišćenjem</w:t>
+      </w:r>
+      <w:proofErr w:type="spellEnd"/>
+      <w:r>
+        <w:rPr>
+          <w:rFonts w:ascii="Times New Roman" w:hAnsi="Times New Roman" w:cs="Times New Roman"/>
+          <w:sz w:val="24"/>
+          <w:szCs w:val="24"/>
+          <w:lang w:val="en-GB"/>
+        </w:rPr>
+        <w:t xml:space="preserve"> </w:t>
+      </w:r>
+      <w:proofErr w:type="spellStart"/>
+      <w:r>
+        <w:rPr>
+          <w:rFonts w:ascii="Times New Roman" w:hAnsi="Times New Roman" w:cs="Times New Roman"/>
+          <w:sz w:val="24"/>
+          <w:szCs w:val="24"/>
+          <w:lang w:val="en-GB"/>
+        </w:rPr>
+        <w:t>SignalR</w:t>
+      </w:r>
+      <w:proofErr w:type="spellEnd"/>
+      <w:r>
+        <w:rPr>
+          <w:rFonts w:ascii="Times New Roman" w:hAnsi="Times New Roman" w:cs="Times New Roman"/>
+          <w:sz w:val="24"/>
+          <w:szCs w:val="24"/>
+          <w:lang w:val="en-GB"/>
+        </w:rPr>
+        <w:t xml:space="preserve"> </w:t>
+      </w:r>
+      <w:proofErr w:type="spellStart"/>
+      <w:r>
+        <w:rPr>
+          <w:rFonts w:ascii="Times New Roman" w:hAnsi="Times New Roman" w:cs="Times New Roman"/>
+          <w:sz w:val="24"/>
+          <w:szCs w:val="24"/>
+          <w:lang w:val="en-GB"/>
+        </w:rPr>
+        <w:t>biblioteke</w:t>
+      </w:r>
+      <w:proofErr w:type="spellEnd"/>
+      <w:r>
+        <w:rPr>
+          <w:rFonts w:ascii="Times New Roman" w:hAnsi="Times New Roman" w:cs="Times New Roman"/>
+          <w:sz w:val="24"/>
+          <w:szCs w:val="24"/>
+          <w:lang w:val="en-GB"/>
+        </w:rPr>
+        <w:t xml:space="preserve">, </w:t>
+      </w:r>
+      <w:proofErr w:type="spellStart"/>
+      <w:r>
+        <w:rPr>
+          <w:rFonts w:ascii="Times New Roman" w:hAnsi="Times New Roman" w:cs="Times New Roman"/>
+          <w:sz w:val="24"/>
+          <w:szCs w:val="24"/>
+          <w:lang w:val="en-GB"/>
+        </w:rPr>
+        <w:t>aplikacija</w:t>
+      </w:r>
+      <w:proofErr w:type="spellEnd"/>
+      <w:r>
+        <w:rPr>
+          <w:rFonts w:ascii="Times New Roman" w:hAnsi="Times New Roman" w:cs="Times New Roman"/>
+          <w:sz w:val="24"/>
+          <w:szCs w:val="24"/>
+          <w:lang w:val="en-GB"/>
+        </w:rPr>
+        <w:t xml:space="preserve"> </w:t>
+      </w:r>
+      <w:proofErr w:type="spellStart"/>
+      <w:r>
+        <w:rPr>
+          <w:rFonts w:ascii="Times New Roman" w:hAnsi="Times New Roman" w:cs="Times New Roman"/>
+          <w:sz w:val="24"/>
+          <w:szCs w:val="24"/>
+          <w:lang w:val="en-GB"/>
+        </w:rPr>
+        <w:t>TaskIT</w:t>
+      </w:r>
+      <w:proofErr w:type="spellEnd"/>
+      <w:r>
+        <w:rPr>
+          <w:rFonts w:ascii="Times New Roman" w:hAnsi="Times New Roman" w:cs="Times New Roman"/>
+          <w:sz w:val="24"/>
+          <w:szCs w:val="24"/>
+          <w:lang w:val="en-GB"/>
+        </w:rPr>
+        <w:t xml:space="preserve"> </w:t>
+      </w:r>
+      <w:proofErr w:type="spellStart"/>
+      <w:r>
+        <w:rPr>
+          <w:rFonts w:ascii="Times New Roman" w:hAnsi="Times New Roman" w:cs="Times New Roman"/>
+          <w:sz w:val="24"/>
+          <w:szCs w:val="24"/>
+          <w:lang w:val="en-GB"/>
+        </w:rPr>
+        <w:t>pruža</w:t>
+      </w:r>
+      <w:proofErr w:type="spellEnd"/>
+      <w:r>
+        <w:rPr>
+          <w:rFonts w:ascii="Times New Roman" w:hAnsi="Times New Roman" w:cs="Times New Roman"/>
+          <w:sz w:val="24"/>
+          <w:szCs w:val="24"/>
+          <w:lang w:val="en-GB"/>
+        </w:rPr>
+        <w:t xml:space="preserve"> </w:t>
+      </w:r>
+      <w:proofErr w:type="spellStart"/>
+      <w:r>
+        <w:rPr>
+          <w:rFonts w:ascii="Times New Roman" w:hAnsi="Times New Roman" w:cs="Times New Roman"/>
+          <w:sz w:val="24"/>
+          <w:szCs w:val="24"/>
+          <w:lang w:val="en-GB"/>
+        </w:rPr>
+        <w:t>efikasnu</w:t>
+      </w:r>
+      <w:proofErr w:type="spellEnd"/>
+      <w:r>
+        <w:rPr>
+          <w:rFonts w:ascii="Times New Roman" w:hAnsi="Times New Roman" w:cs="Times New Roman"/>
+          <w:sz w:val="24"/>
+          <w:szCs w:val="24"/>
+          <w:lang w:val="en-GB"/>
+        </w:rPr>
+        <w:t xml:space="preserve"> </w:t>
+      </w:r>
+      <w:proofErr w:type="spellStart"/>
+      <w:r>
+        <w:rPr>
+          <w:rFonts w:ascii="Times New Roman" w:hAnsi="Times New Roman" w:cs="Times New Roman"/>
+          <w:sz w:val="24"/>
+          <w:szCs w:val="24"/>
+          <w:lang w:val="en-GB"/>
+        </w:rPr>
+        <w:t>i</w:t>
+      </w:r>
+      <w:proofErr w:type="spellEnd"/>
+      <w:r>
+        <w:rPr>
+          <w:rFonts w:ascii="Times New Roman" w:hAnsi="Times New Roman" w:cs="Times New Roman"/>
+          <w:sz w:val="24"/>
+          <w:szCs w:val="24"/>
+          <w:lang w:val="en-GB"/>
+        </w:rPr>
+        <w:t xml:space="preserve"> </w:t>
+      </w:r>
+      <w:proofErr w:type="spellStart"/>
+      <w:r>
+        <w:rPr>
+          <w:rFonts w:ascii="Times New Roman" w:hAnsi="Times New Roman" w:cs="Times New Roman"/>
+          <w:sz w:val="24"/>
+          <w:szCs w:val="24"/>
+          <w:lang w:val="en-GB"/>
+        </w:rPr>
+        <w:t>skalabilnu</w:t>
+      </w:r>
+      <w:proofErr w:type="spellEnd"/>
+      <w:r>
+        <w:rPr>
+          <w:rFonts w:ascii="Times New Roman" w:hAnsi="Times New Roman" w:cs="Times New Roman"/>
+          <w:sz w:val="24"/>
+          <w:szCs w:val="24"/>
+          <w:lang w:val="en-GB"/>
+        </w:rPr>
+        <w:t xml:space="preserve"> </w:t>
+      </w:r>
+      <w:proofErr w:type="spellStart"/>
+      <w:r>
+        <w:rPr>
+          <w:rFonts w:ascii="Times New Roman" w:hAnsi="Times New Roman" w:cs="Times New Roman"/>
+          <w:sz w:val="24"/>
+          <w:szCs w:val="24"/>
+          <w:lang w:val="en-GB"/>
+        </w:rPr>
+        <w:t>komunikaciju</w:t>
+      </w:r>
+      <w:proofErr w:type="spellEnd"/>
+      <w:r>
+        <w:rPr>
+          <w:rFonts w:ascii="Times New Roman" w:hAnsi="Times New Roman" w:cs="Times New Roman"/>
+          <w:sz w:val="24"/>
+          <w:szCs w:val="24"/>
+          <w:lang w:val="en-GB"/>
+        </w:rPr>
+        <w:t xml:space="preserve"> </w:t>
+      </w:r>
+      <w:proofErr w:type="spellStart"/>
+      <w:r>
+        <w:rPr>
+          <w:rFonts w:ascii="Times New Roman" w:hAnsi="Times New Roman" w:cs="Times New Roman"/>
+          <w:sz w:val="24"/>
+          <w:szCs w:val="24"/>
+          <w:lang w:val="en-GB"/>
+        </w:rPr>
+        <w:t>između</w:t>
+      </w:r>
+      <w:proofErr w:type="spellEnd"/>
+      <w:r>
+        <w:rPr>
+          <w:rFonts w:ascii="Times New Roman" w:hAnsi="Times New Roman" w:cs="Times New Roman"/>
+          <w:sz w:val="24"/>
+          <w:szCs w:val="24"/>
+          <w:lang w:val="en-GB"/>
+        </w:rPr>
+        <w:t xml:space="preserve"> </w:t>
+      </w:r>
+      <w:proofErr w:type="spellStart"/>
+      <w:r>
+        <w:rPr>
+          <w:rFonts w:ascii="Times New Roman" w:hAnsi="Times New Roman" w:cs="Times New Roman"/>
+          <w:sz w:val="24"/>
+          <w:szCs w:val="24"/>
+          <w:lang w:val="en-GB"/>
+        </w:rPr>
+        <w:t>servera</w:t>
+      </w:r>
+      <w:proofErr w:type="spellEnd"/>
+      <w:r>
+        <w:rPr>
+          <w:rFonts w:ascii="Times New Roman" w:hAnsi="Times New Roman" w:cs="Times New Roman"/>
+          <w:sz w:val="24"/>
+          <w:szCs w:val="24"/>
+          <w:lang w:val="en-GB"/>
+        </w:rPr>
+        <w:t xml:space="preserve"> </w:t>
+      </w:r>
+      <w:proofErr w:type="spellStart"/>
+      <w:r>
+        <w:rPr>
+          <w:rFonts w:ascii="Times New Roman" w:hAnsi="Times New Roman" w:cs="Times New Roman"/>
+          <w:sz w:val="24"/>
+          <w:szCs w:val="24"/>
+          <w:lang w:val="en-GB"/>
+        </w:rPr>
+        <w:t>i</w:t>
+      </w:r>
+      <w:proofErr w:type="spellEnd"/>
+      <w:r>
+        <w:rPr>
+          <w:rFonts w:ascii="Times New Roman" w:hAnsi="Times New Roman" w:cs="Times New Roman"/>
+          <w:sz w:val="24"/>
+          <w:szCs w:val="24"/>
+          <w:lang w:val="en-GB"/>
+        </w:rPr>
+        <w:t xml:space="preserve"> </w:t>
+      </w:r>
+      <w:proofErr w:type="spellStart"/>
+      <w:r>
+        <w:rPr>
+          <w:rFonts w:ascii="Times New Roman" w:hAnsi="Times New Roman" w:cs="Times New Roman"/>
+          <w:sz w:val="24"/>
+          <w:szCs w:val="24"/>
+          <w:lang w:val="en-GB"/>
+        </w:rPr>
+        <w:t>klijenta</w:t>
+      </w:r>
+      <w:proofErr w:type="spellEnd"/>
+      <w:r>
+        <w:rPr>
+          <w:rFonts w:ascii="Times New Roman" w:hAnsi="Times New Roman" w:cs="Times New Roman"/>
+          <w:sz w:val="24"/>
+          <w:szCs w:val="24"/>
+          <w:lang w:val="en-GB"/>
+        </w:rPr>
+        <w:t>.</w:t>
+      </w:r>
+      <w:proofErr w:type="gramEnd"/>
+    </w:p>
+    <w:p>
+      <w:pPr>
+        <w:rPr>
+          <w:lang w:val="en-GB"/>
+        </w:rPr>
+      </w:pPr>
+    </w:p>
+    <w:p>
+      <w:pPr>
+        <w:rPr>
+          <w:lang w:val="en-GB"/>
+        </w:rPr>
+      </w:pPr>
+    </w:p>
+    <w:p>
+      <w:pPr>
+        <w:jc w:val="both"/>
+        <w:rPr>
+          <w:lang w:val="sr-Latn-RS"/>
+        </w:rPr>
+      </w:pPr>
     </w:p>
     <w:sectPr>
       <w:pgSz w:w="12240" w:h="15840"/>
@@ -464,8 +6585,331 @@
 </file>
 
 <file path=word/numbering.xml><?xml version="1.0" encoding="utf-8"?>
-<w:numbering xmlns:wpc="http://schemas.microsoft.com/office/word/2010/wordprocessingCanvas" xmlns:mc="http://schemas.openxmlformats.org/markup-compatibility/2006" xmlns:o="urn:schemas-microsoft-com:office:office" xmlns:r="http://schemas.openxmlformats.org/officeDocument/2006/relationships" xmlns:m="http://schemas.openxmlformats.org/officeDocument/2006/math" xmlns:v="urn:schemas-microsoft-com:vml" xmlns:wp14="http://schemas.microsoft.com/office/word/2010/wordprocessingDrawing" xmlns:wp="http://schemas.openxmlformats.org/drawingml/2006/wordprocessingDrawing" xmlns:w10="urn:schemas-microsoft-com:office:word" xmlns:w="http://schemas.openxmlformats.org/wordprocessingml/2006/main" xmlns:w14="http://schemas.microsoft.com/office/word/2010/wordml" xmlns:w15="http://schemas.microsoft.com/office/word/2012/wordml" xmlns:wpg="http://schemas.microsoft.com/office/word/2010/wordprocessingGroup" xmlns:wpi="http://schemas.microsoft.com/office/word/2010/wordprocessingInk" xmlns:wne="http://schemas.microsoft.com/office/word/2006/wordml" xmlns:wps="http://schemas.microsoft.com/office/word/2010/wordprocessingShape" mc:Ignorable="w14 w15 wp14">
+<w:numbering xmlns:wpc="http://schemas.microsoft.com/office/word/2010/wordprocessingCanvas" xmlns:mc="http://schemas.openxmlformats.org/markup-compatibility/2006" xmlns:o="urn:schemas-microsoft-com:office:office" xmlns:r="http://schemas.openxmlformats.org/officeDocument/2006/relationships" xmlns:m="http://schemas.openxmlformats.org/officeDocument/2006/math" xmlns:v="urn:schemas-microsoft-com:vml" xmlns:wp14="http://schemas.microsoft.com/office/word/2010/wordprocessingDrawing" xmlns:wp="http://schemas.openxmlformats.org/drawingml/2006/wordprocessingDrawing" xmlns:w10="urn:schemas-microsoft-com:office:word" xmlns:w="http://schemas.openxmlformats.org/wordprocessingml/2006/main" xmlns:w14="http://schemas.microsoft.com/office/word/2010/wordml" xmlns:wpg="http://schemas.microsoft.com/office/word/2010/wordprocessingGroup" xmlns:wpi="http://schemas.microsoft.com/office/word/2010/wordprocessingInk" xmlns:wne="http://schemas.microsoft.com/office/word/2006/wordml" xmlns:wps="http://schemas.microsoft.com/office/word/2010/wordprocessingShape" mc:Ignorable="w14 wp14">
   <w:abstractNum w:abstractNumId="0">
+    <w:nsid w:val="0F8C1BF5"/>
+    <w:multiLevelType w:val="hybridMultilevel"/>
+    <w:tmpl w:val="FC48D93C"/>
+    <w:lvl w:ilvl="0" w:tplc="0409000F">
+      <w:start w:val="1"/>
+      <w:numFmt w:val="decimal"/>
+      <w:lvlText w:val="%1."/>
+      <w:lvlJc w:val="left"/>
+      <w:pPr>
+        <w:ind w:left="720" w:hanging="360"/>
+      </w:pPr>
+      <w:rPr>
+        <w:rFonts w:hint="default"/>
+      </w:rPr>
+    </w:lvl>
+    <w:lvl w:ilvl="1" w:tplc="04090019" w:tentative="1">
+      <w:start w:val="1"/>
+      <w:numFmt w:val="lowerLetter"/>
+      <w:lvlText w:val="%2."/>
+      <w:lvlJc w:val="left"/>
+      <w:pPr>
+        <w:ind w:left="1440" w:hanging="360"/>
+      </w:pPr>
+    </w:lvl>
+    <w:lvl w:ilvl="2" w:tplc="0409001B" w:tentative="1">
+      <w:start w:val="1"/>
+      <w:numFmt w:val="lowerRoman"/>
+      <w:lvlText w:val="%3."/>
+      <w:lvlJc w:val="right"/>
+      <w:pPr>
+        <w:ind w:left="2160" w:hanging="180"/>
+      </w:pPr>
+    </w:lvl>
+    <w:lvl w:ilvl="3" w:tplc="0409000F" w:tentative="1">
+      <w:start w:val="1"/>
+      <w:numFmt w:val="decimal"/>
+      <w:lvlText w:val="%4."/>
+      <w:lvlJc w:val="left"/>
+      <w:pPr>
+        <w:ind w:left="2880" w:hanging="360"/>
+      </w:pPr>
+    </w:lvl>
+    <w:lvl w:ilvl="4" w:tplc="04090019" w:tentative="1">
+      <w:start w:val="1"/>
+      <w:numFmt w:val="lowerLetter"/>
+      <w:lvlText w:val="%5."/>
+      <w:lvlJc w:val="left"/>
+      <w:pPr>
+        <w:ind w:left="3600" w:hanging="360"/>
+      </w:pPr>
+    </w:lvl>
+    <w:lvl w:ilvl="5" w:tplc="0409001B" w:tentative="1">
+      <w:start w:val="1"/>
+      <w:numFmt w:val="lowerRoman"/>
+      <w:lvlText w:val="%6."/>
+      <w:lvlJc w:val="right"/>
+      <w:pPr>
+        <w:ind w:left="4320" w:hanging="180"/>
+      </w:pPr>
+    </w:lvl>
+    <w:lvl w:ilvl="6" w:tplc="0409000F" w:tentative="1">
+      <w:start w:val="1"/>
+      <w:numFmt w:val="decimal"/>
+      <w:lvlText w:val="%7."/>
+      <w:lvlJc w:val="left"/>
+      <w:pPr>
+        <w:ind w:left="5040" w:hanging="360"/>
+      </w:pPr>
+    </w:lvl>
+    <w:lvl w:ilvl="7" w:tplc="04090019" w:tentative="1">
+      <w:start w:val="1"/>
+      <w:numFmt w:val="lowerLetter"/>
+      <w:lvlText w:val="%8."/>
+      <w:lvlJc w:val="left"/>
+      <w:pPr>
+        <w:ind w:left="5760" w:hanging="360"/>
+      </w:pPr>
+    </w:lvl>
+    <w:lvl w:ilvl="8" w:tplc="0409001B" w:tentative="1">
+      <w:start w:val="1"/>
+      <w:numFmt w:val="lowerRoman"/>
+      <w:lvlText w:val="%9."/>
+      <w:lvlJc w:val="right"/>
+      <w:pPr>
+        <w:ind w:left="6480" w:hanging="180"/>
+      </w:pPr>
+    </w:lvl>
+  </w:abstractNum>
+  <w:abstractNum w:abstractNumId="1">
+    <w:nsid w:val="5AA52E19"/>
+    <w:multiLevelType w:val="multilevel"/>
+    <w:tmpl w:val="97D44EE0"/>
+    <w:lvl w:ilvl="0">
+      <w:start w:val="1"/>
+      <w:numFmt w:val="decimal"/>
+      <w:lvlText w:val="%1."/>
+      <w:lvlJc w:val="left"/>
+      <w:pPr>
+        <w:ind w:left="720" w:hanging="360"/>
+      </w:pPr>
+      <w:rPr>
+        <w:rFonts w:hint="default"/>
+      </w:rPr>
+    </w:lvl>
+    <w:lvl w:ilvl="1">
+      <w:start w:val="1"/>
+      <w:numFmt w:val="decimal"/>
+      <w:isLgl/>
+      <w:lvlText w:val="%1.%2."/>
+      <w:lvlJc w:val="left"/>
+      <w:pPr>
+        <w:ind w:left="720" w:hanging="360"/>
+      </w:pPr>
+      <w:rPr>
+        <w:rFonts w:hint="default"/>
+      </w:rPr>
+    </w:lvl>
+    <w:lvl w:ilvl="2">
+      <w:start w:val="1"/>
+      <w:numFmt w:val="decimal"/>
+      <w:isLgl/>
+      <w:lvlText w:val="%1.%2.%3."/>
+      <w:lvlJc w:val="left"/>
+      <w:pPr>
+        <w:ind w:left="1080" w:hanging="720"/>
+      </w:pPr>
+      <w:rPr>
+        <w:rFonts w:hint="default"/>
+      </w:rPr>
+    </w:lvl>
+    <w:lvl w:ilvl="3">
+      <w:start w:val="1"/>
+      <w:numFmt w:val="decimal"/>
+      <w:isLgl/>
+      <w:lvlText w:val="%1.%2.%3.%4."/>
+      <w:lvlJc w:val="left"/>
+      <w:pPr>
+        <w:ind w:left="1080" w:hanging="720"/>
+      </w:pPr>
+      <w:rPr>
+        <w:rFonts w:hint="default"/>
+      </w:rPr>
+    </w:lvl>
+    <w:lvl w:ilvl="4">
+      <w:start w:val="1"/>
+      <w:numFmt w:val="decimal"/>
+      <w:isLgl/>
+      <w:lvlText w:val="%1.%2.%3.%4.%5."/>
+      <w:lvlJc w:val="left"/>
+      <w:pPr>
+        <w:ind w:left="1440" w:hanging="1080"/>
+      </w:pPr>
+      <w:rPr>
+        <w:rFonts w:hint="default"/>
+      </w:rPr>
+    </w:lvl>
+    <w:lvl w:ilvl="5">
+      <w:start w:val="1"/>
+      <w:numFmt w:val="decimal"/>
+      <w:isLgl/>
+      <w:lvlText w:val="%1.%2.%3.%4.%5.%6."/>
+      <w:lvlJc w:val="left"/>
+      <w:pPr>
+        <w:ind w:left="1440" w:hanging="1080"/>
+      </w:pPr>
+      <w:rPr>
+        <w:rFonts w:hint="default"/>
+      </w:rPr>
+    </w:lvl>
+    <w:lvl w:ilvl="6">
+      <w:start w:val="1"/>
+      <w:numFmt w:val="decimal"/>
+      <w:isLgl/>
+      <w:lvlText w:val="%1.%2.%3.%4.%5.%6.%7."/>
+      <w:lvlJc w:val="left"/>
+      <w:pPr>
+        <w:ind w:left="1800" w:hanging="1440"/>
+      </w:pPr>
+      <w:rPr>
+        <w:rFonts w:hint="default"/>
+      </w:rPr>
+    </w:lvl>
+    <w:lvl w:ilvl="7">
+      <w:start w:val="1"/>
+      <w:numFmt w:val="decimal"/>
+      <w:isLgl/>
+      <w:lvlText w:val="%1.%2.%3.%4.%5.%6.%7.%8."/>
+      <w:lvlJc w:val="left"/>
+      <w:pPr>
+        <w:ind w:left="1800" w:hanging="1440"/>
+      </w:pPr>
+      <w:rPr>
+        <w:rFonts w:hint="default"/>
+      </w:rPr>
+    </w:lvl>
+    <w:lvl w:ilvl="8">
+      <w:start w:val="1"/>
+      <w:numFmt w:val="decimal"/>
+      <w:isLgl/>
+      <w:lvlText w:val="%1.%2.%3.%4.%5.%6.%7.%8.%9."/>
+      <w:lvlJc w:val="left"/>
+      <w:pPr>
+        <w:ind w:left="2160" w:hanging="1800"/>
+      </w:pPr>
+      <w:rPr>
+        <w:rFonts w:hint="default"/>
+      </w:rPr>
+    </w:lvl>
+  </w:abstractNum>
+  <w:abstractNum w:abstractNumId="2">
+    <w:nsid w:val="7A002D9E"/>
+    <w:multiLevelType w:val="hybridMultilevel"/>
+    <w:tmpl w:val="2B7EDF62"/>
+    <w:lvl w:ilvl="0" w:tplc="1CBA5F02">
+      <w:start w:val="2"/>
+      <w:numFmt w:val="bullet"/>
+      <w:lvlText w:val="-"/>
+      <w:lvlJc w:val="left"/>
+      <w:pPr>
+        <w:ind w:left="1080" w:hanging="360"/>
+      </w:pPr>
+      <w:rPr>
+        <w:rFonts w:ascii="Times New Roman" w:eastAsiaTheme="minorHAnsi" w:hAnsi="Times New Roman" w:cs="Times New Roman" w:hint="default"/>
+      </w:rPr>
+    </w:lvl>
+    <w:lvl w:ilvl="1" w:tplc="04090003" w:tentative="1">
+      <w:start w:val="1"/>
+      <w:numFmt w:val="bullet"/>
+      <w:lvlText w:val="o"/>
+      <w:lvlJc w:val="left"/>
+      <w:pPr>
+        <w:ind w:left="1800" w:hanging="360"/>
+      </w:pPr>
+      <w:rPr>
+        <w:rFonts w:ascii="Courier New" w:hAnsi="Courier New" w:cs="Courier New" w:hint="default"/>
+      </w:rPr>
+    </w:lvl>
+    <w:lvl w:ilvl="2" w:tplc="04090005" w:tentative="1">
+      <w:start w:val="1"/>
+      <w:numFmt w:val="bullet"/>
+      <w:lvlText w:val=""/>
+      <w:lvlJc w:val="left"/>
+      <w:pPr>
+        <w:ind w:left="2520" w:hanging="360"/>
+      </w:pPr>
+      <w:rPr>
+        <w:rFonts w:ascii="Wingdings" w:hAnsi="Wingdings" w:hint="default"/>
+      </w:rPr>
+    </w:lvl>
+    <w:lvl w:ilvl="3" w:tplc="04090001" w:tentative="1">
+      <w:start w:val="1"/>
+      <w:numFmt w:val="bullet"/>
+      <w:lvlText w:val=""/>
+      <w:lvlJc w:val="left"/>
+      <w:pPr>
+        <w:ind w:left="3240" w:hanging="360"/>
+      </w:pPr>
+      <w:rPr>
+        <w:rFonts w:ascii="Symbol" w:hAnsi="Symbol" w:hint="default"/>
+      </w:rPr>
+    </w:lvl>
+    <w:lvl w:ilvl="4" w:tplc="04090003" w:tentative="1">
+      <w:start w:val="1"/>
+      <w:numFmt w:val="bullet"/>
+      <w:lvlText w:val="o"/>
+      <w:lvlJc w:val="left"/>
+      <w:pPr>
+        <w:ind w:left="3960" w:hanging="360"/>
+      </w:pPr>
+      <w:rPr>
+        <w:rFonts w:ascii="Courier New" w:hAnsi="Courier New" w:cs="Courier New" w:hint="default"/>
+      </w:rPr>
+    </w:lvl>
+    <w:lvl w:ilvl="5" w:tplc="04090005" w:tentative="1">
+      <w:start w:val="1"/>
+      <w:numFmt w:val="bullet"/>
+      <w:lvlText w:val=""/>
+      <w:lvlJc w:val="left"/>
+      <w:pPr>
+        <w:ind w:left="4680" w:hanging="360"/>
+      </w:pPr>
+      <w:rPr>
+        <w:rFonts w:ascii="Wingdings" w:hAnsi="Wingdings" w:hint="default"/>
+      </w:rPr>
+    </w:lvl>
+    <w:lvl w:ilvl="6" w:tplc="04090001" w:tentative="1">
+      <w:start w:val="1"/>
+      <w:numFmt w:val="bullet"/>
+      <w:lvlText w:val=""/>
+      <w:lvlJc w:val="left"/>
+      <w:pPr>
+        <w:ind w:left="5400" w:hanging="360"/>
+      </w:pPr>
+      <w:rPr>
+        <w:rFonts w:ascii="Symbol" w:hAnsi="Symbol" w:hint="default"/>
+      </w:rPr>
+    </w:lvl>
+    <w:lvl w:ilvl="7" w:tplc="04090003" w:tentative="1">
+      <w:start w:val="1"/>
+      <w:numFmt w:val="bullet"/>
+      <w:lvlText w:val="o"/>
+      <w:lvlJc w:val="left"/>
+      <w:pPr>
+        <w:ind w:left="6120" w:hanging="360"/>
+      </w:pPr>
+      <w:rPr>
+        <w:rFonts w:ascii="Courier New" w:hAnsi="Courier New" w:cs="Courier New" w:hint="default"/>
+      </w:rPr>
+    </w:lvl>
+    <w:lvl w:ilvl="8" w:tplc="04090005" w:tentative="1">
+      <w:start w:val="1"/>
+      <w:numFmt w:val="bullet"/>
+      <w:lvlText w:val=""/>
+      <w:lvlJc w:val="left"/>
+      <w:pPr>
+        <w:ind w:left="6840" w:hanging="360"/>
+      </w:pPr>
+      <w:rPr>
+        <w:rFonts w:ascii="Wingdings" w:hAnsi="Wingdings" w:hint="default"/>
+      </w:rPr>
+    </w:lvl>
+  </w:abstractNum>
+  <w:abstractNum w:abstractNumId="3">
     <w:nsid w:val="7E386C1D"/>
     <w:multiLevelType w:val="hybridMultilevel"/>
     <w:tmpl w:val="A866C986"/>
@@ -552,13 +6996,22 @@
     </w:lvl>
   </w:abstractNum>
   <w:num w:numId="1">
+    <w:abstractNumId w:val="3"/>
+  </w:num>
+  <w:num w:numId="2">
+    <w:abstractNumId w:val="1"/>
+  </w:num>
+  <w:num w:numId="3">
+    <w:abstractNumId w:val="2"/>
+  </w:num>
+  <w:num w:numId="4">
     <w:abstractNumId w:val="0"/>
   </w:num>
 </w:numbering>
 </file>
 
 <file path=word/styles.xml><?xml version="1.0" encoding="utf-8"?>
-<w:styles xmlns:mc="http://schemas.openxmlformats.org/markup-compatibility/2006" xmlns:r="http://schemas.openxmlformats.org/officeDocument/2006/relationships" xmlns:w="http://schemas.openxmlformats.org/wordprocessingml/2006/main" xmlns:w14="http://schemas.microsoft.com/office/word/2010/wordml" xmlns:w15="http://schemas.microsoft.com/office/word/2012/wordml" mc:Ignorable="w14 w15">
+<w:styles xmlns:mc="http://schemas.openxmlformats.org/markup-compatibility/2006" xmlns:r="http://schemas.openxmlformats.org/officeDocument/2006/relationships" xmlns:w="http://schemas.openxmlformats.org/wordprocessingml/2006/main" xmlns:w14="http://schemas.microsoft.com/office/word/2010/wordml" mc:Ignorable="w14">
   <w:docDefaults>
     <w:rPrDefault>
       <w:rPr>
@@ -574,382 +7027,171 @@
       </w:pPr>
     </w:pPrDefault>
   </w:docDefaults>
-  <w:latentStyles w:defLockedState="0" w:defUIPriority="99" w:defSemiHidden="0" w:defUnhideWhenUsed="0" w:defQFormat="0" w:count="371">
-    <w:lsdException w:name="Normal" w:uiPriority="0" w:qFormat="1"/>
-    <w:lsdException w:name="heading 1" w:uiPriority="9" w:qFormat="1"/>
-    <w:lsdException w:name="heading 2" w:semiHidden="1" w:uiPriority="9" w:unhideWhenUsed="1" w:qFormat="1"/>
-    <w:lsdException w:name="heading 3" w:semiHidden="1" w:uiPriority="9" w:unhideWhenUsed="1" w:qFormat="1"/>
-    <w:lsdException w:name="heading 4" w:semiHidden="1" w:uiPriority="9" w:unhideWhenUsed="1" w:qFormat="1"/>
-    <w:lsdException w:name="heading 5" w:semiHidden="1" w:uiPriority="9" w:unhideWhenUsed="1" w:qFormat="1"/>
-    <w:lsdException w:name="heading 6" w:semiHidden="1" w:uiPriority="9" w:unhideWhenUsed="1" w:qFormat="1"/>
-    <w:lsdException w:name="heading 7" w:semiHidden="1" w:uiPriority="9" w:unhideWhenUsed="1" w:qFormat="1"/>
-    <w:lsdException w:name="heading 8" w:semiHidden="1" w:uiPriority="9" w:unhideWhenUsed="1" w:qFormat="1"/>
-    <w:lsdException w:name="heading 9" w:semiHidden="1" w:uiPriority="9" w:unhideWhenUsed="1" w:qFormat="1"/>
-    <w:lsdException w:name="index 1" w:semiHidden="1" w:unhideWhenUsed="1"/>
-    <w:lsdException w:name="index 2" w:semiHidden="1" w:unhideWhenUsed="1"/>
-    <w:lsdException w:name="index 3" w:semiHidden="1" w:unhideWhenUsed="1"/>
-    <w:lsdException w:name="index 4" w:semiHidden="1" w:unhideWhenUsed="1"/>
-    <w:lsdException w:name="index 5" w:semiHidden="1" w:unhideWhenUsed="1"/>
-    <w:lsdException w:name="index 6" w:semiHidden="1" w:unhideWhenUsed="1"/>
-    <w:lsdException w:name="index 7" w:semiHidden="1" w:unhideWhenUsed="1"/>
-    <w:lsdException w:name="index 8" w:semiHidden="1" w:unhideWhenUsed="1"/>
-    <w:lsdException w:name="index 9" w:semiHidden="1" w:unhideWhenUsed="1"/>
-    <w:lsdException w:name="toc 1" w:semiHidden="1" w:uiPriority="39" w:unhideWhenUsed="1"/>
-    <w:lsdException w:name="toc 2" w:semiHidden="1" w:uiPriority="39" w:unhideWhenUsed="1"/>
-    <w:lsdException w:name="toc 3" w:semiHidden="1" w:uiPriority="39" w:unhideWhenUsed="1"/>
-    <w:lsdException w:name="toc 4" w:semiHidden="1" w:uiPriority="39" w:unhideWhenUsed="1"/>
-    <w:lsdException w:name="toc 5" w:semiHidden="1" w:uiPriority="39" w:unhideWhenUsed="1"/>
-    <w:lsdException w:name="toc 6" w:semiHidden="1" w:uiPriority="39" w:unhideWhenUsed="1"/>
-    <w:lsdException w:name="toc 7" w:semiHidden="1" w:uiPriority="39" w:unhideWhenUsed="1"/>
-    <w:lsdException w:name="toc 8" w:semiHidden="1" w:uiPriority="39" w:unhideWhenUsed="1"/>
-    <w:lsdException w:name="toc 9" w:semiHidden="1" w:uiPriority="39" w:unhideWhenUsed="1"/>
-    <w:lsdException w:name="Normal Indent" w:semiHidden="1" w:unhideWhenUsed="1"/>
-    <w:lsdException w:name="footnote text" w:semiHidden="1" w:unhideWhenUsed="1"/>
-    <w:lsdException w:name="annotation text" w:semiHidden="1" w:unhideWhenUsed="1"/>
-    <w:lsdException w:name="header" w:semiHidden="1" w:unhideWhenUsed="1"/>
-    <w:lsdException w:name="footer" w:semiHidden="1" w:unhideWhenUsed="1"/>
-    <w:lsdException w:name="index heading" w:semiHidden="1" w:unhideWhenUsed="1"/>
-    <w:lsdException w:name="caption" w:semiHidden="1" w:uiPriority="35" w:unhideWhenUsed="1" w:qFormat="1"/>
-    <w:lsdException w:name="table of figures" w:semiHidden="1" w:unhideWhenUsed="1"/>
-    <w:lsdException w:name="envelope address" w:semiHidden="1" w:unhideWhenUsed="1"/>
-    <w:lsdException w:name="envelope return" w:semiHidden="1" w:unhideWhenUsed="1"/>
-    <w:lsdException w:name="footnote reference" w:semiHidden="1" w:unhideWhenUsed="1"/>
-    <w:lsdException w:name="annotation reference" w:semiHidden="1" w:unhideWhenUsed="1"/>
-    <w:lsdException w:name="line number" w:semiHidden="1" w:unhideWhenUsed="1"/>
-    <w:lsdException w:name="page number" w:semiHidden="1" w:unhideWhenUsed="1"/>
-    <w:lsdException w:name="endnote reference" w:semiHidden="1" w:unhideWhenUsed="1"/>
-    <w:lsdException w:name="endnote text" w:semiHidden="1" w:unhideWhenUsed="1"/>
-    <w:lsdException w:name="table of authorities" w:semiHidden="1" w:unhideWhenUsed="1"/>
-    <w:lsdException w:name="macro" w:semiHidden="1" w:unhideWhenUsed="1"/>
-    <w:lsdException w:name="toa heading" w:semiHidden="1" w:unhideWhenUsed="1"/>
-    <w:lsdException w:name="List" w:semiHidden="1" w:unhideWhenUsed="1"/>
-    <w:lsdException w:name="List Bullet" w:semiHidden="1" w:unhideWhenUsed="1"/>
-    <w:lsdException w:name="List Number" w:semiHidden="1" w:unhideWhenUsed="1"/>
-    <w:lsdException w:name="List 2" w:semiHidden="1" w:unhideWhenUsed="1"/>
-    <w:lsdException w:name="List 3" w:semiHidden="1" w:unhideWhenUsed="1"/>
-    <w:lsdException w:name="List 4" w:semiHidden="1" w:unhideWhenUsed="1"/>
-    <w:lsdException w:name="List 5" w:semiHidden="1" w:unhideWhenUsed="1"/>
-    <w:lsdException w:name="List Bullet 2" w:semiHidden="1" w:unhideWhenUsed="1"/>
-    <w:lsdException w:name="List Bullet 3" w:semiHidden="1" w:unhideWhenUsed="1"/>
-    <w:lsdException w:name="List Bullet 4" w:semiHidden="1" w:unhideWhenUsed="1"/>
-    <w:lsdException w:name="List Bullet 5" w:semiHidden="1" w:unhideWhenUsed="1"/>
-    <w:lsdException w:name="List Number 2" w:semiHidden="1" w:unhideWhenUsed="1"/>
-    <w:lsdException w:name="List Number 3" w:semiHidden="1" w:unhideWhenUsed="1"/>
-    <w:lsdException w:name="List Number 4" w:semiHidden="1" w:unhideWhenUsed="1"/>
-    <w:lsdException w:name="List Number 5" w:semiHidden="1" w:unhideWhenUsed="1"/>
-    <w:lsdException w:name="Title" w:uiPriority="10" w:qFormat="1"/>
-    <w:lsdException w:name="Closing" w:semiHidden="1" w:unhideWhenUsed="1"/>
-    <w:lsdException w:name="Signature" w:semiHidden="1" w:unhideWhenUsed="1"/>
-    <w:lsdException w:name="Default Paragraph Font" w:semiHidden="1" w:uiPriority="1" w:unhideWhenUsed="1"/>
-    <w:lsdException w:name="Body Text" w:semiHidden="1" w:unhideWhenUsed="1"/>
-    <w:lsdException w:name="Body Text Indent" w:semiHidden="1" w:unhideWhenUsed="1"/>
-    <w:lsdException w:name="List Continue" w:semiHidden="1" w:unhideWhenUsed="1"/>
-    <w:lsdException w:name="List Continue 2" w:semiHidden="1" w:unhideWhenUsed="1"/>
-    <w:lsdException w:name="List Continue 3" w:semiHidden="1" w:unhideWhenUsed="1"/>
-    <w:lsdException w:name="List Continue 4" w:semiHidden="1" w:unhideWhenUsed="1"/>
-    <w:lsdException w:name="List Continue 5" w:semiHidden="1" w:unhideWhenUsed="1"/>
-    <w:lsdException w:name="Message Header" w:semiHidden="1" w:unhideWhenUsed="1"/>
-    <w:lsdException w:name="Subtitle" w:uiPriority="11" w:qFormat="1"/>
-    <w:lsdException w:name="Salutation" w:semiHidden="1" w:unhideWhenUsed="1"/>
-    <w:lsdException w:name="Date" w:semiHidden="1" w:unhideWhenUsed="1"/>
-    <w:lsdException w:name="Body Text First Indent" w:semiHidden="1" w:unhideWhenUsed="1"/>
-    <w:lsdException w:name="Body Text First Indent 2" w:semiHidden="1" w:unhideWhenUsed="1"/>
-    <w:lsdException w:name="Note Heading" w:semiHidden="1" w:unhideWhenUsed="1"/>
-    <w:lsdException w:name="Body Text 2" w:semiHidden="1" w:unhideWhenUsed="1"/>
-    <w:lsdException w:name="Body Text 3" w:semiHidden="1" w:unhideWhenUsed="1"/>
-    <w:lsdException w:name="Body Text Indent 2" w:semiHidden="1" w:unhideWhenUsed="1"/>
-    <w:lsdException w:name="Body Text Indent 3" w:semiHidden="1" w:unhideWhenUsed="1"/>
-    <w:lsdException w:name="Block Text" w:semiHidden="1" w:unhideWhenUsed="1"/>
-    <w:lsdException w:name="Hyperlink" w:semiHidden="1" w:unhideWhenUsed="1"/>
-    <w:lsdException w:name="FollowedHyperlink" w:semiHidden="1" w:unhideWhenUsed="1"/>
-    <w:lsdException w:name="Strong" w:uiPriority="22" w:qFormat="1"/>
-    <w:lsdException w:name="Emphasis" w:uiPriority="20" w:qFormat="1"/>
-    <w:lsdException w:name="Document Map" w:semiHidden="1" w:unhideWhenUsed="1"/>
-    <w:lsdException w:name="Plain Text" w:semiHidden="1" w:unhideWhenUsed="1"/>
-    <w:lsdException w:name="E-mail Signature" w:semiHidden="1" w:unhideWhenUsed="1"/>
-    <w:lsdException w:name="HTML Top of Form" w:semiHidden="1" w:unhideWhenUsed="1"/>
-    <w:lsdException w:name="HTML Bottom of Form" w:semiHidden="1" w:unhideWhenUsed="1"/>
-    <w:lsdException w:name="Normal (Web)" w:semiHidden="1" w:unhideWhenUsed="1"/>
-    <w:lsdException w:name="HTML Acronym" w:semiHidden="1" w:unhideWhenUsed="1"/>
-    <w:lsdException w:name="HTML Address" w:semiHidden="1" w:unhideWhenUsed="1"/>
-    <w:lsdException w:name="HTML Cite" w:semiHidden="1" w:unhideWhenUsed="1"/>
-    <w:lsdException w:name="HTML Code" w:semiHidden="1" w:unhideWhenUsed="1"/>
-    <w:lsdException w:name="HTML Definition" w:semiHidden="1" w:unhideWhenUsed="1"/>
-    <w:lsdException w:name="HTML Keyboard" w:semiHidden="1" w:unhideWhenUsed="1"/>
-    <w:lsdException w:name="HTML Preformatted" w:semiHidden="1" w:unhideWhenUsed="1"/>
-    <w:lsdException w:name="HTML Sample" w:semiHidden="1" w:unhideWhenUsed="1"/>
-    <w:lsdException w:name="HTML Typewriter" w:semiHidden="1" w:unhideWhenUsed="1"/>
-    <w:lsdException w:name="HTML Variable" w:semiHidden="1" w:unhideWhenUsed="1"/>
-    <w:lsdException w:name="Normal Table" w:semiHidden="1" w:unhideWhenUsed="1"/>
-    <w:lsdException w:name="annotation subject" w:semiHidden="1" w:unhideWhenUsed="1"/>
-    <w:lsdException w:name="No List" w:semiHidden="1" w:unhideWhenUsed="1"/>
-    <w:lsdException w:name="Outline List 1" w:semiHidden="1" w:unhideWhenUsed="1"/>
-    <w:lsdException w:name="Outline List 2" w:semiHidden="1" w:unhideWhenUsed="1"/>
-    <w:lsdException w:name="Outline List 3" w:semiHidden="1" w:unhideWhenUsed="1"/>
-    <w:lsdException w:name="Table Simple 1" w:semiHidden="1" w:unhideWhenUsed="1"/>
-    <w:lsdException w:name="Table Simple 2" w:semiHidden="1" w:unhideWhenUsed="1"/>
-    <w:lsdException w:name="Table Simple 3" w:semiHidden="1" w:unhideWhenUsed="1"/>
-    <w:lsdException w:name="Table Classic 1" w:semiHidden="1" w:unhideWhenUsed="1"/>
-    <w:lsdException w:name="Table Classic 2" w:semiHidden="1" w:unhideWhenUsed="1"/>
-    <w:lsdException w:name="Table Classic 3" w:semiHidden="1" w:unhideWhenUsed="1"/>
-    <w:lsdException w:name="Table Classic 4" w:semiHidden="1" w:unhideWhenUsed="1"/>
-    <w:lsdException w:name="Table Colorful 1" w:semiHidden="1" w:unhideWhenUsed="1"/>
-    <w:lsdException w:name="Table Colorful 2" w:semiHidden="1" w:unhideWhenUsed="1"/>
-    <w:lsdException w:name="Table Colorful 3" w:semiHidden="1" w:unhideWhenUsed="1"/>
-    <w:lsdException w:name="Table Columns 1" w:semiHidden="1" w:unhideWhenUsed="1"/>
-    <w:lsdException w:name="Table Columns 2" w:semiHidden="1" w:unhideWhenUsed="1"/>
-    <w:lsdException w:name="Table Columns 3" w:semiHidden="1" w:unhideWhenUsed="1"/>
-    <w:lsdException w:name="Table Columns 4" w:semiHidden="1" w:unhideWhenUsed="1"/>
-    <w:lsdException w:name="Table Columns 5" w:semiHidden="1" w:unhideWhenUsed="1"/>
-    <w:lsdException w:name="Table Grid 1" w:semiHidden="1" w:unhideWhenUsed="1"/>
-    <w:lsdException w:name="Table Grid 2" w:semiHidden="1" w:unhideWhenUsed="1"/>
-    <w:lsdException w:name="Table Grid 3" w:semiHidden="1" w:unhideWhenUsed="1"/>
-    <w:lsdException w:name="Table Grid 4" w:semiHidden="1" w:unhideWhenUsed="1"/>
-    <w:lsdException w:name="Table Grid 5" w:semiHidden="1" w:unhideWhenUsed="1"/>
-    <w:lsdException w:name="Table Grid 6" w:semiHidden="1" w:unhideWhenUsed="1"/>
-    <w:lsdException w:name="Table Grid 7" w:semiHidden="1" w:unhideWhenUsed="1"/>
-    <w:lsdException w:name="Table Grid 8" w:semiHidden="1" w:unhideWhenUsed="1"/>
-    <w:lsdException w:name="Table List 1" w:semiHidden="1" w:unhideWhenUsed="1"/>
-    <w:lsdException w:name="Table List 2" w:semiHidden="1" w:unhideWhenUsed="1"/>
-    <w:lsdException w:name="Table List 3" w:semiHidden="1" w:unhideWhenUsed="1"/>
-    <w:lsdException w:name="Table List 4" w:semiHidden="1" w:unhideWhenUsed="1"/>
-    <w:lsdException w:name="Table List 5" w:semiHidden="1" w:unhideWhenUsed="1"/>
-    <w:lsdException w:name="Table List 6" w:semiHidden="1" w:unhideWhenUsed="1"/>
-    <w:lsdException w:name="Table List 7" w:semiHidden="1" w:unhideWhenUsed="1"/>
-    <w:lsdException w:name="Table List 8" w:semiHidden="1" w:unhideWhenUsed="1"/>
-    <w:lsdException w:name="Table 3D effects 1" w:semiHidden="1" w:unhideWhenUsed="1"/>
-    <w:lsdException w:name="Table 3D effects 2" w:semiHidden="1" w:unhideWhenUsed="1"/>
-    <w:lsdException w:name="Table 3D effects 3" w:semiHidden="1" w:unhideWhenUsed="1"/>
-    <w:lsdException w:name="Table Contemporary" w:semiHidden="1" w:unhideWhenUsed="1"/>
-    <w:lsdException w:name="Table Elegant" w:semiHidden="1" w:unhideWhenUsed="1"/>
-    <w:lsdException w:name="Table Professional" w:semiHidden="1" w:unhideWhenUsed="1"/>
-    <w:lsdException w:name="Table Subtle 1" w:semiHidden="1" w:unhideWhenUsed="1"/>
-    <w:lsdException w:name="Table Subtle 2" w:semiHidden="1" w:unhideWhenUsed="1"/>
-    <w:lsdException w:name="Table Web 1" w:semiHidden="1" w:unhideWhenUsed="1"/>
-    <w:lsdException w:name="Table Web 2" w:semiHidden="1" w:unhideWhenUsed="1"/>
-    <w:lsdException w:name="Table Web 3" w:semiHidden="1" w:unhideWhenUsed="1"/>
-    <w:lsdException w:name="Balloon Text" w:semiHidden="1" w:unhideWhenUsed="1"/>
-    <w:lsdException w:name="Table Grid" w:uiPriority="39"/>
-    <w:lsdException w:name="Table Theme" w:semiHidden="1" w:unhideWhenUsed="1"/>
-    <w:lsdException w:name="Placeholder Text" w:semiHidden="1"/>
-    <w:lsdException w:name="No Spacing" w:uiPriority="1" w:qFormat="1"/>
-    <w:lsdException w:name="Light Shading" w:uiPriority="60"/>
-    <w:lsdException w:name="Light List" w:uiPriority="61"/>
-    <w:lsdException w:name="Light Grid" w:uiPriority="62"/>
-    <w:lsdException w:name="Medium Shading 1" w:uiPriority="63"/>
-    <w:lsdException w:name="Medium Shading 2" w:uiPriority="64"/>
-    <w:lsdException w:name="Medium List 1" w:uiPriority="65"/>
-    <w:lsdException w:name="Medium List 2" w:uiPriority="66"/>
-    <w:lsdException w:name="Medium Grid 1" w:uiPriority="67"/>
-    <w:lsdException w:name="Medium Grid 2" w:uiPriority="68"/>
-    <w:lsdException w:name="Medium Grid 3" w:uiPriority="69"/>
-    <w:lsdException w:name="Dark List" w:uiPriority="70"/>
-    <w:lsdException w:name="Colorful Shading" w:uiPriority="71"/>
-    <w:lsdException w:name="Colorful List" w:uiPriority="72"/>
-    <w:lsdException w:name="Colorful Grid" w:uiPriority="73"/>
-    <w:lsdException w:name="Light Shading Accent 1" w:uiPriority="60"/>
-    <w:lsdException w:name="Light List Accent 1" w:uiPriority="61"/>
-    <w:lsdException w:name="Light Grid Accent 1" w:uiPriority="62"/>
-    <w:lsdException w:name="Medium Shading 1 Accent 1" w:uiPriority="63"/>
-    <w:lsdException w:name="Medium Shading 2 Accent 1" w:uiPriority="64"/>
-    <w:lsdException w:name="Medium List 1 Accent 1" w:uiPriority="65"/>
-    <w:lsdException w:name="Revision" w:semiHidden="1"/>
-    <w:lsdException w:name="List Paragraph" w:uiPriority="34" w:qFormat="1"/>
-    <w:lsdException w:name="Quote" w:uiPriority="29" w:qFormat="1"/>
-    <w:lsdException w:name="Intense Quote" w:uiPriority="30" w:qFormat="1"/>
-    <w:lsdException w:name="Medium List 2 Accent 1" w:uiPriority="66"/>
-    <w:lsdException w:name="Medium Grid 1 Accent 1" w:uiPriority="67"/>
-    <w:lsdException w:name="Medium Grid 2 Accent 1" w:uiPriority="68"/>
-    <w:lsdException w:name="Medium Grid 3 Accent 1" w:uiPriority="69"/>
-    <w:lsdException w:name="Dark List Accent 1" w:uiPriority="70"/>
-    <w:lsdException w:name="Colorful Shading Accent 1" w:uiPriority="71"/>
-    <w:lsdException w:name="Colorful List Accent 1" w:uiPriority="72"/>
-    <w:lsdException w:name="Colorful Grid Accent 1" w:uiPriority="73"/>
-    <w:lsdException w:name="Light Shading Accent 2" w:uiPriority="60"/>
-    <w:lsdException w:name="Light List Accent 2" w:uiPriority="61"/>
-    <w:lsdException w:name="Light Grid Accent 2" w:uiPriority="62"/>
-    <w:lsdException w:name="Medium Shading 1 Accent 2" w:uiPriority="63"/>
-    <w:lsdException w:name="Medium Shading 2 Accent 2" w:uiPriority="64"/>
-    <w:lsdException w:name="Medium List 1 Accent 2" w:uiPriority="65"/>
-    <w:lsdException w:name="Medium List 2 Accent 2" w:uiPriority="66"/>
-    <w:lsdException w:name="Medium Grid 1 Accent 2" w:uiPriority="67"/>
-    <w:lsdException w:name="Medium Grid 2 Accent 2" w:uiPriority="68"/>
-    <w:lsdException w:name="Medium Grid 3 Accent 2" w:uiPriority="69"/>
-    <w:lsdException w:name="Dark List Accent 2" w:uiPriority="70"/>
-    <w:lsdException w:name="Colorful Shading Accent 2" w:uiPriority="71"/>
-    <w:lsdException w:name="Colorful List Accent 2" w:uiPriority="72"/>
-    <w:lsdException w:name="Colorful Grid Accent 2" w:uiPriority="73"/>
-    <w:lsdException w:name="Light Shading Accent 3" w:uiPriority="60"/>
-    <w:lsdException w:name="Light List Accent 3" w:uiPriority="61"/>
-    <w:lsdException w:name="Light Grid Accent 3" w:uiPriority="62"/>
-    <w:lsdException w:name="Medium Shading 1 Accent 3" w:uiPriority="63"/>
-    <w:lsdException w:name="Medium Shading 2 Accent 3" w:uiPriority="64"/>
-    <w:lsdException w:name="Medium List 1 Accent 3" w:uiPriority="65"/>
-    <w:lsdException w:name="Medium List 2 Accent 3" w:uiPriority="66"/>
-    <w:lsdException w:name="Medium Grid 1 Accent 3" w:uiPriority="67"/>
-    <w:lsdException w:name="Medium Grid 2 Accent 3" w:uiPriority="68"/>
-    <w:lsdException w:name="Medium Grid 3 Accent 3" w:uiPriority="69"/>
-    <w:lsdException w:name="Dark List Accent 3" w:uiPriority="70"/>
-    <w:lsdException w:name="Colorful Shading Accent 3" w:uiPriority="71"/>
-    <w:lsdException w:name="Colorful List Accent 3" w:uiPriority="72"/>
-    <w:lsdException w:name="Colorful Grid Accent 3" w:uiPriority="73"/>
-    <w:lsdException w:name="Light Shading Accent 4" w:uiPriority="60"/>
-    <w:lsdException w:name="Light List Accent 4" w:uiPriority="61"/>
-    <w:lsdException w:name="Light Grid Accent 4" w:uiPriority="62"/>
-    <w:lsdException w:name="Medium Shading 1 Accent 4" w:uiPriority="63"/>
-    <w:lsdException w:name="Medium Shading 2 Accent 4" w:uiPriority="64"/>
-    <w:lsdException w:name="Medium List 1 Accent 4" w:uiPriority="65"/>
-    <w:lsdException w:name="Medium List 2 Accent 4" w:uiPriority="66"/>
-    <w:lsdException w:name="Medium Grid 1 Accent 4" w:uiPriority="67"/>
-    <w:lsdException w:name="Medium Grid 2 Accent 4" w:uiPriority="68"/>
-    <w:lsdException w:name="Medium Grid 3 Accent 4" w:uiPriority="69"/>
-    <w:lsdException w:name="Dark List Accent 4" w:uiPriority="70"/>
-    <w:lsdException w:name="Colorful Shading Accent 4" w:uiPriority="71"/>
-    <w:lsdException w:name="Colorful List Accent 4" w:uiPriority="72"/>
-    <w:lsdException w:name="Colorful Grid Accent 4" w:uiPriority="73"/>
-    <w:lsdException w:name="Light Shading Accent 5" w:uiPriority="60"/>
-    <w:lsdException w:name="Light List Accent 5" w:uiPriority="61"/>
-    <w:lsdException w:name="Light Grid Accent 5" w:uiPriority="62"/>
-    <w:lsdException w:name="Medium Shading 1 Accent 5" w:uiPriority="63"/>
-    <w:lsdException w:name="Medium Shading 2 Accent 5" w:uiPriority="64"/>
-    <w:lsdException w:name="Medium List 1 Accent 5" w:uiPriority="65"/>
-    <w:lsdException w:name="Medium List 2 Accent 5" w:uiPriority="66"/>
-    <w:lsdException w:name="Medium Grid 1 Accent 5" w:uiPriority="67"/>
-    <w:lsdException w:name="Medium Grid 2 Accent 5" w:uiPriority="68"/>
-    <w:lsdException w:name="Medium Grid 3 Accent 5" w:uiPriority="69"/>
-    <w:lsdException w:name="Dark List Accent 5" w:uiPriority="70"/>
-    <w:lsdException w:name="Colorful Shading Accent 5" w:uiPriority="71"/>
-    <w:lsdException w:name="Colorful List Accent 5" w:uiPriority="72"/>
-    <w:lsdException w:name="Colorful Grid Accent 5" w:uiPriority="73"/>
-    <w:lsdException w:name="Light Shading Accent 6" w:uiPriority="60"/>
-    <w:lsdException w:name="Light List Accent 6" w:uiPriority="61"/>
-    <w:lsdException w:name="Light Grid Accent 6" w:uiPriority="62"/>
-    <w:lsdException w:name="Medium Shading 1 Accent 6" w:uiPriority="63"/>
-    <w:lsdException w:name="Medium Shading 2 Accent 6" w:uiPriority="64"/>
-    <w:lsdException w:name="Medium List 1 Accent 6" w:uiPriority="65"/>
-    <w:lsdException w:name="Medium List 2 Accent 6" w:uiPriority="66"/>
-    <w:lsdException w:name="Medium Grid 1 Accent 6" w:uiPriority="67"/>
-    <w:lsdException w:name="Medium Grid 2 Accent 6" w:uiPriority="68"/>
-    <w:lsdException w:name="Medium Grid 3 Accent 6" w:uiPriority="69"/>
-    <w:lsdException w:name="Dark List Accent 6" w:uiPriority="70"/>
-    <w:lsdException w:name="Colorful Shading Accent 6" w:uiPriority="71"/>
-    <w:lsdException w:name="Colorful List Accent 6" w:uiPriority="72"/>
-    <w:lsdException w:name="Colorful Grid Accent 6" w:uiPriority="73"/>
-    <w:lsdException w:name="Subtle Emphasis" w:uiPriority="19" w:qFormat="1"/>
-    <w:lsdException w:name="Intense Emphasis" w:uiPriority="21" w:qFormat="1"/>
-    <w:lsdException w:name="Subtle Reference" w:uiPriority="31" w:qFormat="1"/>
-    <w:lsdException w:name="Intense Reference" w:uiPriority="32" w:qFormat="1"/>
-    <w:lsdException w:name="Book Title" w:uiPriority="33" w:qFormat="1"/>
-    <w:lsdException w:name="Bibliography" w:semiHidden="1" w:uiPriority="37" w:unhideWhenUsed="1"/>
-    <w:lsdException w:name="TOC Heading" w:semiHidden="1" w:uiPriority="39" w:unhideWhenUsed="1" w:qFormat="1"/>
-    <w:lsdException w:name="Plain Table 1" w:uiPriority="41"/>
-    <w:lsdException w:name="Plain Table 2" w:uiPriority="42"/>
-    <w:lsdException w:name="Plain Table 3" w:uiPriority="43"/>
-    <w:lsdException w:name="Plain Table 4" w:uiPriority="44"/>
-    <w:lsdException w:name="Plain Table 5" w:uiPriority="45"/>
-    <w:lsdException w:name="Grid Table Light" w:uiPriority="40"/>
-    <w:lsdException w:name="Grid Table 1 Light" w:uiPriority="46"/>
-    <w:lsdException w:name="Grid Table 2" w:uiPriority="47"/>
-    <w:lsdException w:name="Grid Table 3" w:uiPriority="48"/>
-    <w:lsdException w:name="Grid Table 4" w:uiPriority="49"/>
-    <w:lsdException w:name="Grid Table 5 Dark" w:uiPriority="50"/>
-    <w:lsdException w:name="Grid Table 6 Colorful" w:uiPriority="51"/>
-    <w:lsdException w:name="Grid Table 7 Colorful" w:uiPriority="52"/>
-    <w:lsdException w:name="Grid Table 1 Light Accent 1" w:uiPriority="46"/>
-    <w:lsdException w:name="Grid Table 2 Accent 1" w:uiPriority="47"/>
-    <w:lsdException w:name="Grid Table 3 Accent 1" w:uiPriority="48"/>
-    <w:lsdException w:name="Grid Table 4 Accent 1" w:uiPriority="49"/>
-    <w:lsdException w:name="Grid Table 5 Dark Accent 1" w:uiPriority="50"/>
-    <w:lsdException w:name="Grid Table 6 Colorful Accent 1" w:uiPriority="51"/>
-    <w:lsdException w:name="Grid Table 7 Colorful Accent 1" w:uiPriority="52"/>
-    <w:lsdException w:name="Grid Table 1 Light Accent 2" w:uiPriority="46"/>
-    <w:lsdException w:name="Grid Table 2 Accent 2" w:uiPriority="47"/>
-    <w:lsdException w:name="Grid Table 3 Accent 2" w:uiPriority="48"/>
-    <w:lsdException w:name="Grid Table 4 Accent 2" w:uiPriority="49"/>
-    <w:lsdException w:name="Grid Table 5 Dark Accent 2" w:uiPriority="50"/>
-    <w:lsdException w:name="Grid Table 6 Colorful Accent 2" w:uiPriority="51"/>
-    <w:lsdException w:name="Grid Table 7 Colorful Accent 2" w:uiPriority="52"/>
-    <w:lsdException w:name="Grid Table 1 Light Accent 3" w:uiPriority="46"/>
-    <w:lsdException w:name="Grid Table 2 Accent 3" w:uiPriority="47"/>
-    <w:lsdException w:name="Grid Table 3 Accent 3" w:uiPriority="48"/>
-    <w:lsdException w:name="Grid Table 4 Accent 3" w:uiPriority="49"/>
-    <w:lsdException w:name="Grid Table 5 Dark Accent 3" w:uiPriority="50"/>
-    <w:lsdException w:name="Grid Table 6 Colorful Accent 3" w:uiPriority="51"/>
-    <w:lsdException w:name="Grid Table 7 Colorful Accent 3" w:uiPriority="52"/>
-    <w:lsdException w:name="Grid Table 1 Light Accent 4" w:uiPriority="46"/>
-    <w:lsdException w:name="Grid Table 2 Accent 4" w:uiPriority="47"/>
-    <w:lsdException w:name="Grid Table 3 Accent 4" w:uiPriority="48"/>
-    <w:lsdException w:name="Grid Table 4 Accent 4" w:uiPriority="49"/>
-    <w:lsdException w:name="Grid Table 5 Dark Accent 4" w:uiPriority="50"/>
-    <w:lsdException w:name="Grid Table 6 Colorful Accent 4" w:uiPriority="51"/>
-    <w:lsdException w:name="Grid Table 7 Colorful Accent 4" w:uiPriority="52"/>
-    <w:lsdException w:name="Grid Table 1 Light Accent 5" w:uiPriority="46"/>
-    <w:lsdException w:name="Grid Table 2 Accent 5" w:uiPriority="47"/>
-    <w:lsdException w:name="Grid Table 3 Accent 5" w:uiPriority="48"/>
-    <w:lsdException w:name="Grid Table 4 Accent 5" w:uiPriority="49"/>
-    <w:lsdException w:name="Grid Table 5 Dark Accent 5" w:uiPriority="50"/>
-    <w:lsdException w:name="Grid Table 6 Colorful Accent 5" w:uiPriority="51"/>
-    <w:lsdException w:name="Grid Table 7 Colorful Accent 5" w:uiPriority="52"/>
-    <w:lsdException w:name="Grid Table 1 Light Accent 6" w:uiPriority="46"/>
-    <w:lsdException w:name="Grid Table 2 Accent 6" w:uiPriority="47"/>
-    <w:lsdException w:name="Grid Table 3 Accent 6" w:uiPriority="48"/>
-    <w:lsdException w:name="Grid Table 4 Accent 6" w:uiPriority="49"/>
-    <w:lsdException w:name="Grid Table 5 Dark Accent 6" w:uiPriority="50"/>
-    <w:lsdException w:name="Grid Table 6 Colorful Accent 6" w:uiPriority="51"/>
-    <w:lsdException w:name="Grid Table 7 Colorful Accent 6" w:uiPriority="52"/>
-    <w:lsdException w:name="List Table 1 Light" w:uiPriority="46"/>
-    <w:lsdException w:name="List Table 2" w:uiPriority="47"/>
-    <w:lsdException w:name="List Table 3" w:uiPriority="48"/>
-    <w:lsdException w:name="List Table 4" w:uiPriority="49"/>
-    <w:lsdException w:name="List Table 5 Dark" w:uiPriority="50"/>
-    <w:lsdException w:name="List Table 6 Colorful" w:uiPriority="51"/>
-    <w:lsdException w:name="List Table 7 Colorful" w:uiPriority="52"/>
-    <w:lsdException w:name="List Table 1 Light Accent 1" w:uiPriority="46"/>
-    <w:lsdException w:name="List Table 2 Accent 1" w:uiPriority="47"/>
-    <w:lsdException w:name="List Table 3 Accent 1" w:uiPriority="48"/>
-    <w:lsdException w:name="List Table 4 Accent 1" w:uiPriority="49"/>
-    <w:lsdException w:name="List Table 5 Dark Accent 1" w:uiPriority="50"/>
-    <w:lsdException w:name="List Table 6 Colorful Accent 1" w:uiPriority="51"/>
-    <w:lsdException w:name="List Table 7 Colorful Accent 1" w:uiPriority="52"/>
-    <w:lsdException w:name="List Table 1 Light Accent 2" w:uiPriority="46"/>
-    <w:lsdException w:name="List Table 2 Accent 2" w:uiPriority="47"/>
-    <w:lsdException w:name="List Table 3 Accent 2" w:uiPriority="48"/>
-    <w:lsdException w:name="List Table 4 Accent 2" w:uiPriority="49"/>
-    <w:lsdException w:name="List Table 5 Dark Accent 2" w:uiPriority="50"/>
-    <w:lsdException w:name="List Table 6 Colorful Accent 2" w:uiPriority="51"/>
-    <w:lsdException w:name="List Table 7 Colorful Accent 2" w:uiPriority="52"/>
-    <w:lsdException w:name="List Table 1 Light Accent 3" w:uiPriority="46"/>
-    <w:lsdException w:name="List Table 2 Accent 3" w:uiPriority="47"/>
-    <w:lsdException w:name="List Table 3 Accent 3" w:uiPriority="48"/>
-    <w:lsdException w:name="List Table 4 Accent 3" w:uiPriority="49"/>
-    <w:lsdException w:name="List Table 5 Dark Accent 3" w:uiPriority="50"/>
-    <w:lsdException w:name="List Table 6 Colorful Accent 3" w:uiPriority="51"/>
-    <w:lsdException w:name="List Table 7 Colorful Accent 3" w:uiPriority="52"/>
-    <w:lsdException w:name="List Table 1 Light Accent 4" w:uiPriority="46"/>
-    <w:lsdException w:name="List Table 2 Accent 4" w:uiPriority="47"/>
-    <w:lsdException w:name="List Table 3 Accent 4" w:uiPriority="48"/>
-    <w:lsdException w:name="List Table 4 Accent 4" w:uiPriority="49"/>
-    <w:lsdException w:name="List Table 5 Dark Accent 4" w:uiPriority="50"/>
-    <w:lsdException w:name="List Table 6 Colorful Accent 4" w:uiPriority="51"/>
-    <w:lsdException w:name="List Table 7 Colorful Accent 4" w:uiPriority="52"/>
-    <w:lsdException w:name="List Table 1 Light Accent 5" w:uiPriority="46"/>
-    <w:lsdException w:name="List Table 2 Accent 5" w:uiPriority="47"/>
-    <w:lsdException w:name="List Table 3 Accent 5" w:uiPriority="48"/>
-    <w:lsdException w:name="List Table 4 Accent 5" w:uiPriority="49"/>
-    <w:lsdException w:name="List Table 5 Dark Accent 5" w:uiPriority="50"/>
-    <w:lsdException w:name="List Table 6 Colorful Accent 5" w:uiPriority="51"/>
-    <w:lsdException w:name="List Table 7 Colorful Accent 5" w:uiPriority="52"/>
-    <w:lsdException w:name="List Table 1 Light Accent 6" w:uiPriority="46"/>
-    <w:lsdException w:name="List Table 2 Accent 6" w:uiPriority="47"/>
-    <w:lsdException w:name="List Table 3 Accent 6" w:uiPriority="48"/>
-    <w:lsdException w:name="List Table 4 Accent 6" w:uiPriority="49"/>
-    <w:lsdException w:name="List Table 5 Dark Accent 6" w:uiPriority="50"/>
-    <w:lsdException w:name="List Table 6 Colorful Accent 6" w:uiPriority="51"/>
-    <w:lsdException w:name="List Table 7 Colorful Accent 6" w:uiPriority="52"/>
+  <w:latentStyles w:defLockedState="0" w:defUIPriority="99" w:defSemiHidden="1" w:defUnhideWhenUsed="1" w:defQFormat="0" w:count="267">
+    <w:lsdException w:name="Normal" w:semiHidden="0" w:uiPriority="0" w:unhideWhenUsed="0" w:qFormat="1"/>
+    <w:lsdException w:name="heading 1" w:semiHidden="0" w:uiPriority="9" w:unhideWhenUsed="0" w:qFormat="1"/>
+    <w:lsdException w:name="heading 2" w:uiPriority="9" w:qFormat="1"/>
+    <w:lsdException w:name="heading 3" w:uiPriority="9" w:qFormat="1"/>
+    <w:lsdException w:name="heading 4" w:uiPriority="9" w:qFormat="1"/>
+    <w:lsdException w:name="heading 5" w:uiPriority="9" w:qFormat="1"/>
+    <w:lsdException w:name="heading 6" w:uiPriority="9" w:qFormat="1"/>
+    <w:lsdException w:name="heading 7" w:uiPriority="9" w:qFormat="1"/>
+    <w:lsdException w:name="heading 8" w:uiPriority="9" w:qFormat="1"/>
+    <w:lsdException w:name="heading 9" w:uiPriority="9" w:qFormat="1"/>
+    <w:lsdException w:name="toc 1" w:uiPriority="39"/>
+    <w:lsdException w:name="toc 2" w:uiPriority="39"/>
+    <w:lsdException w:name="toc 3" w:uiPriority="39"/>
+    <w:lsdException w:name="toc 4" w:uiPriority="39"/>
+    <w:lsdException w:name="toc 5" w:uiPriority="39"/>
+    <w:lsdException w:name="toc 6" w:uiPriority="39"/>
+    <w:lsdException w:name="toc 7" w:uiPriority="39"/>
+    <w:lsdException w:name="toc 8" w:uiPriority="39"/>
+    <w:lsdException w:name="toc 9" w:uiPriority="39"/>
+    <w:lsdException w:name="caption" w:uiPriority="35" w:qFormat="1"/>
+    <w:lsdException w:name="Title" w:semiHidden="0" w:uiPriority="10" w:unhideWhenUsed="0" w:qFormat="1"/>
+    <w:lsdException w:name="Default Paragraph Font" w:uiPriority="1"/>
+    <w:lsdException w:name="Subtitle" w:semiHidden="0" w:uiPriority="11" w:unhideWhenUsed="0" w:qFormat="1"/>
+    <w:lsdException w:name="Strong" w:semiHidden="0" w:uiPriority="22" w:unhideWhenUsed="0" w:qFormat="1"/>
+    <w:lsdException w:name="Emphasis" w:semiHidden="0" w:uiPriority="20" w:unhideWhenUsed="0" w:qFormat="1"/>
+    <w:lsdException w:name="Table Grid" w:semiHidden="0" w:uiPriority="39" w:unhideWhenUsed="0"/>
+    <w:lsdException w:name="Placeholder Text" w:unhideWhenUsed="0"/>
+    <w:lsdException w:name="No Spacing" w:semiHidden="0" w:uiPriority="1" w:unhideWhenUsed="0" w:qFormat="1"/>
+    <w:lsdException w:name="Light Shading" w:semiHidden="0" w:uiPriority="60" w:unhideWhenUsed="0"/>
+    <w:lsdException w:name="Light List" w:semiHidden="0" w:uiPriority="61" w:unhideWhenUsed="0"/>
+    <w:lsdException w:name="Light Grid" w:semiHidden="0" w:uiPriority="62" w:unhideWhenUsed="0"/>
+    <w:lsdException w:name="Medium Shading 1" w:semiHidden="0" w:uiPriority="63" w:unhideWhenUsed="0"/>
+    <w:lsdException w:name="Medium Shading 2" w:semiHidden="0" w:uiPriority="64" w:unhideWhenUsed="0"/>
+    <w:lsdException w:name="Medium List 1" w:semiHidden="0" w:uiPriority="65" w:unhideWhenUsed="0"/>
+    <w:lsdException w:name="Medium List 2" w:semiHidden="0" w:uiPriority="66" w:unhideWhenUsed="0"/>
+    <w:lsdException w:name="Medium Grid 1" w:semiHidden="0" w:uiPriority="67" w:unhideWhenUsed="0"/>
+    <w:lsdException w:name="Medium Grid 2" w:semiHidden="0" w:uiPriority="68" w:unhideWhenUsed="0"/>
+    <w:lsdException w:name="Medium Grid 3" w:semiHidden="0" w:uiPriority="69" w:unhideWhenUsed="0"/>
+    <w:lsdException w:name="Dark List" w:semiHidden="0" w:uiPriority="70" w:unhideWhenUsed="0"/>
+    <w:lsdException w:name="Colorful Shading" w:semiHidden="0" w:uiPriority="71" w:unhideWhenUsed="0"/>
+    <w:lsdException w:name="Colorful List" w:semiHidden="0" w:uiPriority="72" w:unhideWhenUsed="0"/>
+    <w:lsdException w:name="Colorful Grid" w:semiHidden="0" w:uiPriority="73" w:unhideWhenUsed="0"/>
+    <w:lsdException w:name="Light Shading Accent 1" w:semiHidden="0" w:uiPriority="60" w:unhideWhenUsed="0"/>
+    <w:lsdException w:name="Light List Accent 1" w:semiHidden="0" w:uiPriority="61" w:unhideWhenUsed="0"/>
+    <w:lsdException w:name="Light Grid Accent 1" w:semiHidden="0" w:uiPriority="62" w:unhideWhenUsed="0"/>
+    <w:lsdException w:name="Medium Shading 1 Accent 1" w:semiHidden="0" w:uiPriority="63" w:unhideWhenUsed="0"/>
+    <w:lsdException w:name="Medium Shading 2 Accent 1" w:semiHidden="0" w:uiPriority="64" w:unhideWhenUsed="0"/>
+    <w:lsdException w:name="Medium List 1 Accent 1" w:semiHidden="0" w:uiPriority="65" w:unhideWhenUsed="0"/>
+    <w:lsdException w:name="Revision" w:unhideWhenUsed="0"/>
+    <w:lsdException w:name="List Paragraph" w:semiHidden="0" w:uiPriority="34" w:unhideWhenUsed="0" w:qFormat="1"/>
+    <w:lsdException w:name="Quote" w:semiHidden="0" w:uiPriority="29" w:unhideWhenUsed="0" w:qFormat="1"/>
+    <w:lsdException w:name="Intense Quote" w:semiHidden="0" w:uiPriority="30" w:unhideWhenUsed="0" w:qFormat="1"/>
+    <w:lsdException w:name="Medium List 2 Accent 1" w:semiHidden="0" w:uiPriority="66" w:unhideWhenUsed="0"/>
+    <w:lsdException w:name="Medium Grid 1 Accent 1" w:semiHidden="0" w:uiPriority="67" w:unhideWhenUsed="0"/>
+    <w:lsdException w:name="Medium Grid 2 Accent 1" w:semiHidden="0" w:uiPriority="68" w:unhideWhenUsed="0"/>
+    <w:lsdException w:name="Medium Grid 3 Accent 1" w:semiHidden="0" w:uiPriority="69" w:unhideWhenUsed="0"/>
+    <w:lsdException w:name="Dark List Accent 1" w:semiHidden="0" w:uiPriority="70" w:unhideWhenUsed="0"/>
+    <w:lsdException w:name="Colorful Shading Accent 1" w:semiHidden="0" w:uiPriority="71" w:unhideWhenUsed="0"/>
+    <w:lsdException w:name="Colorful List Accent 1" w:semiHidden="0" w:uiPriority="72" w:unhideWhenUsed="0"/>
+    <w:lsdException w:name="Colorful Grid Accent 1" w:semiHidden="0" w:uiPriority="73" w:unhideWhenUsed="0"/>
+    <w:lsdException w:name="Light Shading Accent 2" w:semiHidden="0" w:uiPriority="60" w:unhideWhenUsed="0"/>
+    <w:lsdException w:name="Light List Accent 2" w:semiHidden="0" w:uiPriority="61" w:unhideWhenUsed="0"/>
+    <w:lsdException w:name="Light Grid Accent 2" w:semiHidden="0" w:uiPriority="62" w:unhideWhenUsed="0"/>
+    <w:lsdException w:name="Medium Shading 1 Accent 2" w:semiHidden="0" w:uiPriority="63" w:unhideWhenUsed="0"/>
+    <w:lsdException w:name="Medium Shading 2 Accent 2" w:semiHidden="0" w:uiPriority="64" w:unhideWhenUsed="0"/>
+    <w:lsdException w:name="Medium List 1 Accent 2" w:semiHidden="0" w:uiPriority="65" w:unhideWhenUsed="0"/>
+    <w:lsdException w:name="Medium List 2 Accent 2" w:semiHidden="0" w:uiPriority="66" w:unhideWhenUsed="0"/>
+    <w:lsdException w:name="Medium Grid 1 Accent 2" w:semiHidden="0" w:uiPriority="67" w:unhideWhenUsed="0"/>
+    <w:lsdException w:name="Medium Grid 2 Accent 2" w:semiHidden="0" w:uiPriority="68" w:unhideWhenUsed="0"/>
+    <w:lsdException w:name="Medium Grid 3 Accent 2" w:semiHidden="0" w:uiPriority="69" w:unhideWhenUsed="0"/>
+    <w:lsdException w:name="Dark List Accent 2" w:semiHidden="0" w:uiPriority="70" w:unhideWhenUsed="0"/>
+    <w:lsdException w:name="Colorful Shading Accent 2" w:semiHidden="0" w:uiPriority="71" w:unhideWhenUsed="0"/>
+    <w:lsdException w:name="Colorful List Accent 2" w:semiHidden="0" w:uiPriority="72" w:unhideWhenUsed="0"/>
+    <w:lsdException w:name="Colorful Grid Accent 2" w:semiHidden="0" w:uiPriority="73" w:unhideWhenUsed="0"/>
+    <w:lsdException w:name="Light Shading Accent 3" w:semiHidden="0" w:uiPriority="60" w:unhideWhenUsed="0"/>
+    <w:lsdException w:name="Light List Accent 3" w:semiHidden="0" w:uiPriority="61" w:unhideWhenUsed="0"/>
+    <w:lsdException w:name="Light Grid Accent 3" w:semiHidden="0" w:uiPriority="62" w:unhideWhenUsed="0"/>
+    <w:lsdException w:name="Medium Shading 1 Accent 3" w:semiHidden="0" w:uiPriority="63" w:unhideWhenUsed="0"/>
+    <w:lsdException w:name="Medium Shading 2 Accent 3" w:semiHidden="0" w:uiPriority="64" w:unhideWhenUsed="0"/>
+    <w:lsdException w:name="Medium List 1 Accent 3" w:semiHidden="0" w:uiPriority="65" w:unhideWhenUsed="0"/>
+    <w:lsdException w:name="Medium List 2 Accent 3" w:semiHidden="0" w:uiPriority="66" w:unhideWhenUsed="0"/>
+    <w:lsdException w:name="Medium Grid 1 Accent 3" w:semiHidden="0" w:uiPriority="67" w:unhideWhenUsed="0"/>
+    <w:lsdException w:name="Medium Grid 2 Accent 3" w:semiHidden="0" w:uiPriority="68" w:unhideWhenUsed="0"/>
+    <w:lsdException w:name="Medium Grid 3 Accent 3" w:semiHidden="0" w:uiPriority="69" w:unhideWhenUsed="0"/>
+    <w:lsdException w:name="Dark List Accent 3" w:semiHidden="0" w:uiPriority="70" w:unhideWhenUsed="0"/>
+    <w:lsdException w:name="Colorful Shading Accent 3" w:semiHidden="0" w:uiPriority="71" w:unhideWhenUsed="0"/>
+    <w:lsdException w:name="Colorful List Accent 3" w:semiHidden="0" w:uiPriority="72" w:unhideWhenUsed="0"/>
+    <w:lsdException w:name="Colorful Grid Accent 3" w:semiHidden="0" w:uiPriority="73" w:unhideWhenUsed="0"/>
+    <w:lsdException w:name="Light Shading Accent 4" w:semiHidden="0" w:uiPriority="60" w:unhideWhenUsed="0"/>
+    <w:lsdException w:name="Light List Accent 4" w:semiHidden="0" w:uiPriority="61" w:unhideWhenUsed="0"/>
+    <w:lsdException w:name="Light Grid Accent 4" w:semiHidden="0" w:uiPriority="62" w:unhideWhenUsed="0"/>
+    <w:lsdException w:name="Medium Shading 1 Accent 4" w:semiHidden="0" w:uiPriority="63" w:unhideWhenUsed="0"/>
+    <w:lsdException w:name="Medium Shading 2 Accent 4" w:semiHidden="0" w:uiPriority="64" w:unhideWhenUsed="0"/>
+    <w:lsdException w:name="Medium List 1 Accent 4" w:semiHidden="0" w:uiPriority="65" w:unhideWhenUsed="0"/>
+    <w:lsdException w:name="Medium List 2 Accent 4" w:semiHidden="0" w:uiPriority="66" w:unhideWhenUsed="0"/>
+    <w:lsdException w:name="Medium Grid 1 Accent 4" w:semiHidden="0" w:uiPriority="67" w:unhideWhenUsed="0"/>
+    <w:lsdException w:name="Medium Grid 2 Accent 4" w:semiHidden="0" w:uiPriority="68" w:unhideWhenUsed="0"/>
+    <w:lsdException w:name="Medium Grid 3 Accent 4" w:semiHidden="0" w:uiPriority="69" w:unhideWhenUsed="0"/>
+    <w:lsdException w:name="Dark List Accent 4" w:semiHidden="0" w:uiPriority="70" w:unhideWhenUsed="0"/>
+    <w:lsdException w:name="Colorful Shading Accent 4" w:semiHidden="0" w:uiPriority="71" w:unhideWhenUsed="0"/>
+    <w:lsdException w:name="Colorful List Accent 4" w:semiHidden="0" w:uiPriority="72" w:unhideWhenUsed="0"/>
+    <w:lsdException w:name="Colorful Grid Accent 4" w:semiHidden="0" w:uiPriority="73" w:unhideWhenUsed="0"/>
+    <w:lsdException w:name="Light Shading Accent 5" w:semiHidden="0" w:uiPriority="60" w:unhideWhenUsed="0"/>
+    <w:lsdException w:name="Light List Accent 5" w:semiHidden="0" w:uiPriority="61" w:unhideWhenUsed="0"/>
+    <w:lsdException w:name="Light Grid Accent 5" w:semiHidden="0" w:uiPriority="62" w:unhideWhenUsed="0"/>
+    <w:lsdException w:name="Medium Shading 1 Accent 5" w:semiHidden="0" w:uiPriority="63" w:unhideWhenUsed="0"/>
+    <w:lsdException w:name="Medium Shading 2 Accent 5" w:semiHidden="0" w:uiPriority="64" w:unhideWhenUsed="0"/>
+    <w:lsdException w:name="Medium List 1 Accent 5" w:semiHidden="0" w:uiPriority="65" w:unhideWhenUsed="0"/>
+    <w:lsdException w:name="Medium List 2 Accent 5" w:semiHidden="0" w:uiPriority="66" w:unhideWhenUsed="0"/>
+    <w:lsdException w:name="Medium Grid 1 Accent 5" w:semiHidden="0" w:uiPriority="67" w:unhideWhenUsed="0"/>
+    <w:lsdException w:name="Medium Grid 2 Accent 5" w:semiHidden="0" w:uiPriority="68" w:unhideWhenUsed="0"/>
+    <w:lsdException w:name="Medium Grid 3 Accent 5" w:semiHidden="0" w:uiPriority="69" w:unhideWhenUsed="0"/>
+    <w:lsdException w:name="Dark List Accent 5" w:semiHidden="0" w:uiPriority="70" w:unhideWhenUsed="0"/>
+    <w:lsdException w:name="Colorful Shading Accent 5" w:semiHidden="0" w:uiPriority="71" w:unhideWhenUsed="0"/>
+    <w:lsdException w:name="Colorful List Accent 5" w:semiHidden="0" w:uiPriority="72" w:unhideWhenUsed="0"/>
+    <w:lsdException w:name="Colorful Grid Accent 5" w:semiHidden="0" w:uiPriority="73" w:unhideWhenUsed="0"/>
+    <w:lsdException w:name="Light Shading Accent 6" w:semiHidden="0" w:uiPriority="60" w:unhideWhenUsed="0"/>
+    <w:lsdException w:name="Light List Accent 6" w:semiHidden="0" w:uiPriority="61" w:unhideWhenUsed="0"/>
+    <w:lsdException w:name="Light Grid Accent 6" w:semiHidden="0" w:uiPriority="62" w:unhideWhenUsed="0"/>
+    <w:lsdException w:name="Medium Shading 1 Accent 6" w:semiHidden="0" w:uiPriority="63" w:unhideWhenUsed="0"/>
+    <w:lsdException w:name="Medium Shading 2 Accent 6" w:semiHidden="0" w:uiPriority="64" w:unhideWhenUsed="0"/>
+    <w:lsdException w:name="Medium List 1 Accent 6" w:semiHidden="0" w:uiPriority="65" w:unhideWhenUsed="0"/>
+    <w:lsdException w:name="Medium List 2 Accent 6" w:semiHidden="0" w:uiPriority="66" w:unhideWhenUsed="0"/>
+    <w:lsdException w:name="Medium Grid 1 Accent 6" w:semiHidden="0" w:uiPriority="67" w:unhideWhenUsed="0"/>
+    <w:lsdException w:name="Medium Grid 2 Accent 6" w:semiHidden="0" w:uiPriority="68" w:unhideWhenUsed="0"/>
+    <w:lsdException w:name="Medium Grid 3 Accent 6" w:semiHidden="0" w:uiPriority="69" w:unhideWhenUsed="0"/>
+    <w:lsdException w:name="Dark List Accent 6" w:semiHidden="0" w:uiPriority="70" w:unhideWhenUsed="0"/>
+    <w:lsdException w:name="Colorful Shading Accent 6" w:semiHidden="0" w:uiPriority="71" w:unhideWhenUsed="0"/>
+    <w:lsdException w:name="Colorful List Accent 6" w:semiHidden="0" w:uiPriority="72" w:unhideWhenUsed="0"/>
+    <w:lsdException w:name="Colorful Grid Accent 6" w:semiHidden="0" w:uiPriority="73" w:unhideWhenUsed="0"/>
+    <w:lsdException w:name="Subtle Emphasis" w:semiHidden="0" w:uiPriority="19" w:unhideWhenUsed="0" w:qFormat="1"/>
+    <w:lsdException w:name="Intense Emphasis" w:semiHidden="0" w:uiPriority="21" w:unhideWhenUsed="0" w:qFormat="1"/>
+    <w:lsdException w:name="Subtle Reference" w:semiHidden="0" w:uiPriority="31" w:unhideWhenUsed="0" w:qFormat="1"/>
+    <w:lsdException w:name="Intense Reference" w:semiHidden="0" w:uiPriority="32" w:unhideWhenUsed="0" w:qFormat="1"/>
+    <w:lsdException w:name="Book Title" w:semiHidden="0" w:uiPriority="33" w:unhideWhenUsed="0" w:qFormat="1"/>
+    <w:lsdException w:name="Bibliography" w:uiPriority="37"/>
+    <w:lsdException w:name="TOC Heading" w:uiPriority="39" w:qFormat="1"/>
   </w:latentStyles>
   <w:style w:type="paragraph" w:default="1" w:styleId="Normal">
     <w:name w:val="Normal"/>
     <w:qFormat/>
+  </w:style>
+  <w:style w:type="paragraph" w:styleId="Heading1">
+    <w:name w:val="heading 1"/>
+    <w:basedOn w:val="Normal"/>
+    <w:next w:val="Normal"/>
+    <w:link w:val="Heading1Char"/>
+    <w:uiPriority w:val="9"/>
+    <w:qFormat/>
+    <w:rsid w:val="002A4B98"/>
+    <w:pPr>
+      <w:keepNext/>
+      <w:keepLines/>
+      <w:spacing w:before="480" w:after="0"/>
+      <w:outlineLvl w:val="0"/>
+    </w:pPr>
+    <w:rPr>
+      <w:rFonts w:asciiTheme="majorHAnsi" w:eastAsiaTheme="majorEastAsia" w:hAnsiTheme="majorHAnsi" w:cstheme="majorBidi"/>
+      <w:b/>
+      <w:bCs/>
+      <w:color w:val="2E74B5" w:themeColor="accent1" w:themeShade="BF"/>
+      <w:sz w:val="28"/>
+      <w:szCs w:val="28"/>
+    </w:rPr>
   </w:style>
   <w:style w:type="character" w:default="1" w:styleId="DefaultParagraphFont">
     <w:name w:val="Default Paragraph Font"/>
@@ -988,6 +7230,260 @@
       <w:ind w:left="720"/>
       <w:contextualSpacing/>
     </w:pPr>
+  </w:style>
+  <w:style w:type="character" w:customStyle="1" w:styleId="Heading1Char">
+    <w:name w:val="Heading 1 Char"/>
+    <w:basedOn w:val="DefaultParagraphFont"/>
+    <w:link w:val="Heading1"/>
+    <w:uiPriority w:val="9"/>
+    <w:rsid w:val="002A4B98"/>
+    <w:rPr>
+      <w:rFonts w:asciiTheme="majorHAnsi" w:eastAsiaTheme="majorEastAsia" w:hAnsiTheme="majorHAnsi" w:cstheme="majorBidi"/>
+      <w:b/>
+      <w:bCs/>
+      <w:color w:val="2E74B5" w:themeColor="accent1" w:themeShade="BF"/>
+      <w:sz w:val="28"/>
+      <w:szCs w:val="28"/>
+    </w:rPr>
+  </w:style>
+</w:styles>
+</file>
+
+<file path=word/stylesWithEffects.xml><?xml version="1.0" encoding="utf-8"?>
+<w:styles xmlns:wpc="http://schemas.microsoft.com/office/word/2010/wordprocessingCanvas" xmlns:mc="http://schemas.openxmlformats.org/markup-compatibility/2006" xmlns:o="urn:schemas-microsoft-com:office:office" xmlns:r="http://schemas.openxmlformats.org/officeDocument/2006/relationships" xmlns:m="http://schemas.openxmlformats.org/officeDocument/2006/math" xmlns:v="urn:schemas-microsoft-com:vml" xmlns:wp14="http://schemas.microsoft.com/office/word/2010/wordprocessingDrawing" xmlns:wp="http://schemas.openxmlformats.org/drawingml/2006/wordprocessingDrawing" xmlns:w10="urn:schemas-microsoft-com:office:word" xmlns:w="http://schemas.openxmlformats.org/wordprocessingml/2006/main" xmlns:w14="http://schemas.microsoft.com/office/word/2010/wordml" xmlns:wpg="http://schemas.microsoft.com/office/word/2010/wordprocessingGroup" xmlns:wpi="http://schemas.microsoft.com/office/word/2010/wordprocessingInk" xmlns:wne="http://schemas.microsoft.com/office/word/2006/wordml" xmlns:wps="http://schemas.microsoft.com/office/word/2010/wordprocessingShape" mc:Ignorable="w14 wp14">
+  <w:docDefaults>
+    <w:rPrDefault>
+      <w:rPr>
+        <w:rFonts w:asciiTheme="minorHAnsi" w:eastAsiaTheme="minorHAnsi" w:hAnsiTheme="minorHAnsi" w:cstheme="minorBidi"/>
+        <w:sz w:val="22"/>
+        <w:szCs w:val="22"/>
+        <w:lang w:val="en-US" w:eastAsia="en-US" w:bidi="ar-SA"/>
+      </w:rPr>
+    </w:rPrDefault>
+    <w:pPrDefault>
+      <w:pPr>
+        <w:spacing w:after="160" w:line="259" w:lineRule="auto"/>
+      </w:pPr>
+    </w:pPrDefault>
+  </w:docDefaults>
+  <w:latentStyles w:defLockedState="0" w:defUIPriority="99" w:defSemiHidden="1" w:defUnhideWhenUsed="1" w:defQFormat="0" w:count="267">
+    <w:lsdException w:name="Normal" w:semiHidden="0" w:uiPriority="0" w:unhideWhenUsed="0" w:qFormat="1"/>
+    <w:lsdException w:name="heading 1" w:semiHidden="0" w:uiPriority="9" w:unhideWhenUsed="0" w:qFormat="1"/>
+    <w:lsdException w:name="heading 2" w:uiPriority="9" w:qFormat="1"/>
+    <w:lsdException w:name="heading 3" w:uiPriority="9" w:qFormat="1"/>
+    <w:lsdException w:name="heading 4" w:uiPriority="9" w:qFormat="1"/>
+    <w:lsdException w:name="heading 5" w:uiPriority="9" w:qFormat="1"/>
+    <w:lsdException w:name="heading 6" w:uiPriority="9" w:qFormat="1"/>
+    <w:lsdException w:name="heading 7" w:uiPriority="9" w:qFormat="1"/>
+    <w:lsdException w:name="heading 8" w:uiPriority="9" w:qFormat="1"/>
+    <w:lsdException w:name="heading 9" w:uiPriority="9" w:qFormat="1"/>
+    <w:lsdException w:name="toc 1" w:uiPriority="39"/>
+    <w:lsdException w:name="toc 2" w:uiPriority="39"/>
+    <w:lsdException w:name="toc 3" w:uiPriority="39"/>
+    <w:lsdException w:name="toc 4" w:uiPriority="39"/>
+    <w:lsdException w:name="toc 5" w:uiPriority="39"/>
+    <w:lsdException w:name="toc 6" w:uiPriority="39"/>
+    <w:lsdException w:name="toc 7" w:uiPriority="39"/>
+    <w:lsdException w:name="toc 8" w:uiPriority="39"/>
+    <w:lsdException w:name="toc 9" w:uiPriority="39"/>
+    <w:lsdException w:name="caption" w:uiPriority="35" w:qFormat="1"/>
+    <w:lsdException w:name="Title" w:semiHidden="0" w:uiPriority="10" w:unhideWhenUsed="0" w:qFormat="1"/>
+    <w:lsdException w:name="Default Paragraph Font" w:uiPriority="1"/>
+    <w:lsdException w:name="Subtitle" w:semiHidden="0" w:uiPriority="11" w:unhideWhenUsed="0" w:qFormat="1"/>
+    <w:lsdException w:name="Strong" w:semiHidden="0" w:uiPriority="22" w:unhideWhenUsed="0" w:qFormat="1"/>
+    <w:lsdException w:name="Emphasis" w:semiHidden="0" w:uiPriority="20" w:unhideWhenUsed="0" w:qFormat="1"/>
+    <w:lsdException w:name="Table Grid" w:semiHidden="0" w:uiPriority="39" w:unhideWhenUsed="0"/>
+    <w:lsdException w:name="Placeholder Text" w:unhideWhenUsed="0"/>
+    <w:lsdException w:name="No Spacing" w:semiHidden="0" w:uiPriority="1" w:unhideWhenUsed="0" w:qFormat="1"/>
+    <w:lsdException w:name="Light Shading" w:semiHidden="0" w:uiPriority="60" w:unhideWhenUsed="0"/>
+    <w:lsdException w:name="Light List" w:semiHidden="0" w:uiPriority="61" w:unhideWhenUsed="0"/>
+    <w:lsdException w:name="Light Grid" w:semiHidden="0" w:uiPriority="62" w:unhideWhenUsed="0"/>
+    <w:lsdException w:name="Medium Shading 1" w:semiHidden="0" w:uiPriority="63" w:unhideWhenUsed="0"/>
+    <w:lsdException w:name="Medium Shading 2" w:semiHidden="0" w:uiPriority="64" w:unhideWhenUsed="0"/>
+    <w:lsdException w:name="Medium List 1" w:semiHidden="0" w:uiPriority="65" w:unhideWhenUsed="0"/>
+    <w:lsdException w:name="Medium List 2" w:semiHidden="0" w:uiPriority="66" w:unhideWhenUsed="0"/>
+    <w:lsdException w:name="Medium Grid 1" w:semiHidden="0" w:uiPriority="67" w:unhideWhenUsed="0"/>
+    <w:lsdException w:name="Medium Grid 2" w:semiHidden="0" w:uiPriority="68" w:unhideWhenUsed="0"/>
+    <w:lsdException w:name="Medium Grid 3" w:semiHidden="0" w:uiPriority="69" w:unhideWhenUsed="0"/>
+    <w:lsdException w:name="Dark List" w:semiHidden="0" w:uiPriority="70" w:unhideWhenUsed="0"/>
+    <w:lsdException w:name="Colorful Shading" w:semiHidden="0" w:uiPriority="71" w:unhideWhenUsed="0"/>
+    <w:lsdException w:name="Colorful List" w:semiHidden="0" w:uiPriority="72" w:unhideWhenUsed="0"/>
+    <w:lsdException w:name="Colorful Grid" w:semiHidden="0" w:uiPriority="73" w:unhideWhenUsed="0"/>
+    <w:lsdException w:name="Light Shading Accent 1" w:semiHidden="0" w:uiPriority="60" w:unhideWhenUsed="0"/>
+    <w:lsdException w:name="Light List Accent 1" w:semiHidden="0" w:uiPriority="61" w:unhideWhenUsed="0"/>
+    <w:lsdException w:name="Light Grid Accent 1" w:semiHidden="0" w:uiPriority="62" w:unhideWhenUsed="0"/>
+    <w:lsdException w:name="Medium Shading 1 Accent 1" w:semiHidden="0" w:uiPriority="63" w:unhideWhenUsed="0"/>
+    <w:lsdException w:name="Medium Shading 2 Accent 1" w:semiHidden="0" w:uiPriority="64" w:unhideWhenUsed="0"/>
+    <w:lsdException w:name="Medium List 1 Accent 1" w:semiHidden="0" w:uiPriority="65" w:unhideWhenUsed="0"/>
+    <w:lsdException w:name="Revision" w:unhideWhenUsed="0"/>
+    <w:lsdException w:name="List Paragraph" w:semiHidden="0" w:uiPriority="34" w:unhideWhenUsed="0" w:qFormat="1"/>
+    <w:lsdException w:name="Quote" w:semiHidden="0" w:uiPriority="29" w:unhideWhenUsed="0" w:qFormat="1"/>
+    <w:lsdException w:name="Intense Quote" w:semiHidden="0" w:uiPriority="30" w:unhideWhenUsed="0" w:qFormat="1"/>
+    <w:lsdException w:name="Medium List 2 Accent 1" w:semiHidden="0" w:uiPriority="66" w:unhideWhenUsed="0"/>
+    <w:lsdException w:name="Medium Grid 1 Accent 1" w:semiHidden="0" w:uiPriority="67" w:unhideWhenUsed="0"/>
+    <w:lsdException w:name="Medium Grid 2 Accent 1" w:semiHidden="0" w:uiPriority="68" w:unhideWhenUsed="0"/>
+    <w:lsdException w:name="Medium Grid 3 Accent 1" w:semiHidden="0" w:uiPriority="69" w:unhideWhenUsed="0"/>
+    <w:lsdException w:name="Dark List Accent 1" w:semiHidden="0" w:uiPriority="70" w:unhideWhenUsed="0"/>
+    <w:lsdException w:name="Colorful Shading Accent 1" w:semiHidden="0" w:uiPriority="71" w:unhideWhenUsed="0"/>
+    <w:lsdException w:name="Colorful List Accent 1" w:semiHidden="0" w:uiPriority="72" w:unhideWhenUsed="0"/>
+    <w:lsdException w:name="Colorful Grid Accent 1" w:semiHidden="0" w:uiPriority="73" w:unhideWhenUsed="0"/>
+    <w:lsdException w:name="Light Shading Accent 2" w:semiHidden="0" w:uiPriority="60" w:unhideWhenUsed="0"/>
+    <w:lsdException w:name="Light List Accent 2" w:semiHidden="0" w:uiPriority="61" w:unhideWhenUsed="0"/>
+    <w:lsdException w:name="Light Grid Accent 2" w:semiHidden="0" w:uiPriority="62" w:unhideWhenUsed="0"/>
+    <w:lsdException w:name="Medium Shading 1 Accent 2" w:semiHidden="0" w:uiPriority="63" w:unhideWhenUsed="0"/>
+    <w:lsdException w:name="Medium Shading 2 Accent 2" w:semiHidden="0" w:uiPriority="64" w:unhideWhenUsed="0"/>
+    <w:lsdException w:name="Medium List 1 Accent 2" w:semiHidden="0" w:uiPriority="65" w:unhideWhenUsed="0"/>
+    <w:lsdException w:name="Medium List 2 Accent 2" w:semiHidden="0" w:uiPriority="66" w:unhideWhenUsed="0"/>
+    <w:lsdException w:name="Medium Grid 1 Accent 2" w:semiHidden="0" w:uiPriority="67" w:unhideWhenUsed="0"/>
+    <w:lsdException w:name="Medium Grid 2 Accent 2" w:semiHidden="0" w:uiPriority="68" w:unhideWhenUsed="0"/>
+    <w:lsdException w:name="Medium Grid 3 Accent 2" w:semiHidden="0" w:uiPriority="69" w:unhideWhenUsed="0"/>
+    <w:lsdException w:name="Dark List Accent 2" w:semiHidden="0" w:uiPriority="70" w:unhideWhenUsed="0"/>
+    <w:lsdException w:name="Colorful Shading Accent 2" w:semiHidden="0" w:uiPriority="71" w:unhideWhenUsed="0"/>
+    <w:lsdException w:name="Colorful List Accent 2" w:semiHidden="0" w:uiPriority="72" w:unhideWhenUsed="0"/>
+    <w:lsdException w:name="Colorful Grid Accent 2" w:semiHidden="0" w:uiPriority="73" w:unhideWhenUsed="0"/>
+    <w:lsdException w:name="Light Shading Accent 3" w:semiHidden="0" w:uiPriority="60" w:unhideWhenUsed="0"/>
+    <w:lsdException w:name="Light List Accent 3" w:semiHidden="0" w:uiPriority="61" w:unhideWhenUsed="0"/>
+    <w:lsdException w:name="Light Grid Accent 3" w:semiHidden="0" w:uiPriority="62" w:unhideWhenUsed="0"/>
+    <w:lsdException w:name="Medium Shading 1 Accent 3" w:semiHidden="0" w:uiPriority="63" w:unhideWhenUsed="0"/>
+    <w:lsdException w:name="Medium Shading 2 Accent 3" w:semiHidden="0" w:uiPriority="64" w:unhideWhenUsed="0"/>
+    <w:lsdException w:name="Medium List 1 Accent 3" w:semiHidden="0" w:uiPriority="65" w:unhideWhenUsed="0"/>
+    <w:lsdException w:name="Medium List 2 Accent 3" w:semiHidden="0" w:uiPriority="66" w:unhideWhenUsed="0"/>
+    <w:lsdException w:name="Medium Grid 1 Accent 3" w:semiHidden="0" w:uiPriority="67" w:unhideWhenUsed="0"/>
+    <w:lsdException w:name="Medium Grid 2 Accent 3" w:semiHidden="0" w:uiPriority="68" w:unhideWhenUsed="0"/>
+    <w:lsdException w:name="Medium Grid 3 Accent 3" w:semiHidden="0" w:uiPriority="69" w:unhideWhenUsed="0"/>
+    <w:lsdException w:name="Dark List Accent 3" w:semiHidden="0" w:uiPriority="70" w:unhideWhenUsed="0"/>
+    <w:lsdException w:name="Colorful Shading Accent 3" w:semiHidden="0" w:uiPriority="71" w:unhideWhenUsed="0"/>
+    <w:lsdException w:name="Colorful List Accent 3" w:semiHidden="0" w:uiPriority="72" w:unhideWhenUsed="0"/>
+    <w:lsdException w:name="Colorful Grid Accent 3" w:semiHidden="0" w:uiPriority="73" w:unhideWhenUsed="0"/>
+    <w:lsdException w:name="Light Shading Accent 4" w:semiHidden="0" w:uiPriority="60" w:unhideWhenUsed="0"/>
+    <w:lsdException w:name="Light List Accent 4" w:semiHidden="0" w:uiPriority="61" w:unhideWhenUsed="0"/>
+    <w:lsdException w:name="Light Grid Accent 4" w:semiHidden="0" w:uiPriority="62" w:unhideWhenUsed="0"/>
+    <w:lsdException w:name="Medium Shading 1 Accent 4" w:semiHidden="0" w:uiPriority="63" w:unhideWhenUsed="0"/>
+    <w:lsdException w:name="Medium Shading 2 Accent 4" w:semiHidden="0" w:uiPriority="64" w:unhideWhenUsed="0"/>
+    <w:lsdException w:name="Medium List 1 Accent 4" w:semiHidden="0" w:uiPriority="65" w:unhideWhenUsed="0"/>
+    <w:lsdException w:name="Medium List 2 Accent 4" w:semiHidden="0" w:uiPriority="66" w:unhideWhenUsed="0"/>
+    <w:lsdException w:name="Medium Grid 1 Accent 4" w:semiHidden="0" w:uiPriority="67" w:unhideWhenUsed="0"/>
+    <w:lsdException w:name="Medium Grid 2 Accent 4" w:semiHidden="0" w:uiPriority="68" w:unhideWhenUsed="0"/>
+    <w:lsdException w:name="Medium Grid 3 Accent 4" w:semiHidden="0" w:uiPriority="69" w:unhideWhenUsed="0"/>
+    <w:lsdException w:name="Dark List Accent 4" w:semiHidden="0" w:uiPriority="70" w:unhideWhenUsed="0"/>
+    <w:lsdException w:name="Colorful Shading Accent 4" w:semiHidden="0" w:uiPriority="71" w:unhideWhenUsed="0"/>
+    <w:lsdException w:name="Colorful List Accent 4" w:semiHidden="0" w:uiPriority="72" w:unhideWhenUsed="0"/>
+    <w:lsdException w:name="Colorful Grid Accent 4" w:semiHidden="0" w:uiPriority="73" w:unhideWhenUsed="0"/>
+    <w:lsdException w:name="Light Shading Accent 5" w:semiHidden="0" w:uiPriority="60" w:unhideWhenUsed="0"/>
+    <w:lsdException w:name="Light List Accent 5" w:semiHidden="0" w:uiPriority="61" w:unhideWhenUsed="0"/>
+    <w:lsdException w:name="Light Grid Accent 5" w:semiHidden="0" w:uiPriority="62" w:unhideWhenUsed="0"/>
+    <w:lsdException w:name="Medium Shading 1 Accent 5" w:semiHidden="0" w:uiPriority="63" w:unhideWhenUsed="0"/>
+    <w:lsdException w:name="Medium Shading 2 Accent 5" w:semiHidden="0" w:uiPriority="64" w:unhideWhenUsed="0"/>
+    <w:lsdException w:name="Medium List 1 Accent 5" w:semiHidden="0" w:uiPriority="65" w:unhideWhenUsed="0"/>
+    <w:lsdException w:name="Medium List 2 Accent 5" w:semiHidden="0" w:uiPriority="66" w:unhideWhenUsed="0"/>
+    <w:lsdException w:name="Medium Grid 1 Accent 5" w:semiHidden="0" w:uiPriority="67" w:unhideWhenUsed="0"/>
+    <w:lsdException w:name="Medium Grid 2 Accent 5" w:semiHidden="0" w:uiPriority="68" w:unhideWhenUsed="0"/>
+    <w:lsdException w:name="Medium Grid 3 Accent 5" w:semiHidden="0" w:uiPriority="69" w:unhideWhenUsed="0"/>
+    <w:lsdException w:name="Dark List Accent 5" w:semiHidden="0" w:uiPriority="70" w:unhideWhenUsed="0"/>
+    <w:lsdException w:name="Colorful Shading Accent 5" w:semiHidden="0" w:uiPriority="71" w:unhideWhenUsed="0"/>
+    <w:lsdException w:name="Colorful List Accent 5" w:semiHidden="0" w:uiPriority="72" w:unhideWhenUsed="0"/>
+    <w:lsdException w:name="Colorful Grid Accent 5" w:semiHidden="0" w:uiPriority="73" w:unhideWhenUsed="0"/>
+    <w:lsdException w:name="Light Shading Accent 6" w:semiHidden="0" w:uiPriority="60" w:unhideWhenUsed="0"/>
+    <w:lsdException w:name="Light List Accent 6" w:semiHidden="0" w:uiPriority="61" w:unhideWhenUsed="0"/>
+    <w:lsdException w:name="Light Grid Accent 6" w:semiHidden="0" w:uiPriority="62" w:unhideWhenUsed="0"/>
+    <w:lsdException w:name="Medium Shading 1 Accent 6" w:semiHidden="0" w:uiPriority="63" w:unhideWhenUsed="0"/>
+    <w:lsdException w:name="Medium Shading 2 Accent 6" w:semiHidden="0" w:uiPriority="64" w:unhideWhenUsed="0"/>
+    <w:lsdException w:name="Medium List 1 Accent 6" w:semiHidden="0" w:uiPriority="65" w:unhideWhenUsed="0"/>
+    <w:lsdException w:name="Medium List 2 Accent 6" w:semiHidden="0" w:uiPriority="66" w:unhideWhenUsed="0"/>
+    <w:lsdException w:name="Medium Grid 1 Accent 6" w:semiHidden="0" w:uiPriority="67" w:unhideWhenUsed="0"/>
+    <w:lsdException w:name="Medium Grid 2 Accent 6" w:semiHidden="0" w:uiPriority="68" w:unhideWhenUsed="0"/>
+    <w:lsdException w:name="Medium Grid 3 Accent 6" w:semiHidden="0" w:uiPriority="69" w:unhideWhenUsed="0"/>
+    <w:lsdException w:name="Dark List Accent 6" w:semiHidden="0" w:uiPriority="70" w:unhideWhenUsed="0"/>
+    <w:lsdException w:name="Colorful Shading Accent 6" w:semiHidden="0" w:uiPriority="71" w:unhideWhenUsed="0"/>
+    <w:lsdException w:name="Colorful List Accent 6" w:semiHidden="0" w:uiPriority="72" w:unhideWhenUsed="0"/>
+    <w:lsdException w:name="Colorful Grid Accent 6" w:semiHidden="0" w:uiPriority="73" w:unhideWhenUsed="0"/>
+    <w:lsdException w:name="Subtle Emphasis" w:semiHidden="0" w:uiPriority="19" w:unhideWhenUsed="0" w:qFormat="1"/>
+    <w:lsdException w:name="Intense Emphasis" w:semiHidden="0" w:uiPriority="21" w:unhideWhenUsed="0" w:qFormat="1"/>
+    <w:lsdException w:name="Subtle Reference" w:semiHidden="0" w:uiPriority="31" w:unhideWhenUsed="0" w:qFormat="1"/>
+    <w:lsdException w:name="Intense Reference" w:semiHidden="0" w:uiPriority="32" w:unhideWhenUsed="0" w:qFormat="1"/>
+    <w:lsdException w:name="Book Title" w:semiHidden="0" w:uiPriority="33" w:unhideWhenUsed="0" w:qFormat="1"/>
+    <w:lsdException w:name="Bibliography" w:uiPriority="37"/>
+    <w:lsdException w:name="TOC Heading" w:uiPriority="39" w:qFormat="1"/>
+  </w:latentStyles>
+  <w:style w:type="paragraph" w:default="1" w:styleId="Normal">
+    <w:name w:val="Normal"/>
+    <w:qFormat/>
+  </w:style>
+  <w:style w:type="paragraph" w:styleId="Heading1">
+    <w:name w:val="heading 1"/>
+    <w:basedOn w:val="Normal"/>
+    <w:next w:val="Normal"/>
+    <w:link w:val="Heading1Char"/>
+    <w:uiPriority w:val="9"/>
+    <w:qFormat/>
+    <w:rsid w:val="002A4B98"/>
+    <w:pPr>
+      <w:keepNext/>
+      <w:keepLines/>
+      <w:spacing w:before="480" w:after="0"/>
+      <w:outlineLvl w:val="0"/>
+    </w:pPr>
+    <w:rPr>
+      <w:rFonts w:asciiTheme="majorHAnsi" w:eastAsiaTheme="majorEastAsia" w:hAnsiTheme="majorHAnsi" w:cstheme="majorBidi"/>
+      <w:b/>
+      <w:bCs/>
+      <w:color w:val="2E74B5" w:themeColor="accent1" w:themeShade="BF"/>
+      <w:sz w:val="28"/>
+      <w:szCs w:val="28"/>
+    </w:rPr>
+  </w:style>
+  <w:style w:type="character" w:default="1" w:styleId="DefaultParagraphFont">
+    <w:name w:val="Default Paragraph Font"/>
+    <w:uiPriority w:val="1"/>
+    <w:semiHidden/>
+    <w:unhideWhenUsed/>
+  </w:style>
+  <w:style w:type="table" w:default="1" w:styleId="TableNormal">
+    <w:name w:val="Normal Table"/>
+    <w:uiPriority w:val="99"/>
+    <w:semiHidden/>
+    <w:unhideWhenUsed/>
+    <w:tblPr>
+      <w:tblInd w:w="0" w:type="dxa"/>
+      <w:tblCellMar>
+        <w:top w:w="0" w:type="dxa"/>
+        <w:left w:w="108" w:type="dxa"/>
+        <w:bottom w:w="0" w:type="dxa"/>
+        <w:right w:w="108" w:type="dxa"/>
+      </w:tblCellMar>
+    </w:tblPr>
+  </w:style>
+  <w:style w:type="numbering" w:default="1" w:styleId="NoList">
+    <w:name w:val="No List"/>
+    <w:uiPriority w:val="99"/>
+    <w:semiHidden/>
+    <w:unhideWhenUsed/>
+  </w:style>
+  <w:style w:type="paragraph" w:styleId="ListParagraph">
+    <w:name w:val="List Paragraph"/>
+    <w:basedOn w:val="Normal"/>
+    <w:uiPriority w:val="34"/>
+    <w:qFormat/>
+    <w:rsid w:val="00CA6FAC"/>
+    <w:pPr>
+      <w:ind w:left="720"/>
+      <w:contextualSpacing/>
+    </w:pPr>
+  </w:style>
+  <w:style w:type="character" w:customStyle="1" w:styleId="Heading1Char">
+    <w:name w:val="Heading 1 Char"/>
+    <w:basedOn w:val="DefaultParagraphFont"/>
+    <w:link w:val="Heading1"/>
+    <w:uiPriority w:val="9"/>
+    <w:rsid w:val="002A4B98"/>
+    <w:rPr>
+      <w:rFonts w:asciiTheme="majorHAnsi" w:eastAsiaTheme="majorEastAsia" w:hAnsiTheme="majorHAnsi" w:cstheme="majorBidi"/>
+      <w:b/>
+      <w:bCs/>
+      <w:color w:val="2E74B5" w:themeColor="accent1" w:themeShade="BF"/>
+      <w:sz w:val="28"/>
+      <w:szCs w:val="28"/>
+    </w:rPr>
   </w:style>
 </w:styles>
 </file>
@@ -1035,7 +7531,7 @@
     </a:clrScheme>
     <a:fontScheme name="Office">
       <a:majorFont>
-        <a:latin typeface="Calibri Light" panose="020F0302020204030204"/>
+        <a:latin typeface="Calibri Light"/>
         <a:ea typeface=""/>
         <a:cs typeface=""/>
         <a:font script="Jpan" typeface="ＭＳ ゴシック"/>
@@ -1070,7 +7566,7 @@
         <a:font script="Geor" typeface="Sylfaen"/>
       </a:majorFont>
       <a:minorFont>
-        <a:latin typeface="Calibri" panose="020F0502020204030204"/>
+        <a:latin typeface="Calibri"/>
         <a:ea typeface=""/>
         <a:cs typeface=""/>
         <a:font script="Jpan" typeface="ＭＳ 明朝"/>
@@ -1247,7 +7743,7 @@
   <a:extraClrSchemeLst/>
   <a:extLst>
     <a:ext uri="{05A4C25C-085E-4340-85A3-A5531E510DB2}">
-      <thm15:themeFamily xmlns:thm15="http://schemas.microsoft.com/office/thememl/2012/main" name="Office Theme" id="{62F939B6-93AF-4DB8-9C6B-D6C7DFDC589F}" vid="{4A3C46E8-61CC-4603-A589-7422A47A8E4A}"/>
+      <thm15:themeFamily xmlns:thm15="http://schemas.microsoft.com/office/thememl/2012/main" xmlns="" name="Office Theme" id="{62F939B6-93AF-4DB8-9C6B-D6C7DFDC589F}" vid="{4A3C46E8-61CC-4603-A589-7422A47A8E4A}"/>
     </a:ext>
   </a:extLst>
 </a:theme>
